--- a/석사학위논문_영문.docx
+++ b/석사학위논문_영문.docx
@@ -387,7 +387,6 @@
                 <w:sz w:val="40"/>
                 <w:shd w:val="clear" w:color="000000" w:fill="auto"/>
               </w:rPr>
-              <w:lastRenderedPageBreak/>
               <w:t>Domain Adaptation of Lightweight Vision-Language Models for Medical Visual Question Answering: QLoRA Fine-Tuning with Autonomous Hyperparameter Optimization</w:t>
             </w:r>
           </w:p>
@@ -700,7 +699,6 @@
                 <w:w w:val="97"/>
                 <w:sz w:val="36"/>
               </w:rPr>
-              <w:lastRenderedPageBreak/>
               <w:t>Hwang, Tae Wook</w:t>
             </w:r>
           </w:p>
@@ -2067,7 +2065,6 @@
           <w:w w:val="97"/>
           <w:sz w:val="32"/>
         </w:rPr>
-        <w:lastRenderedPageBreak/>
         <w:t>TABLE OF CONTENTS</w:t>
       </w:r>
     </w:p>
@@ -2112,7 +2109,7 @@
         </w:rPr>
         <w:fldChar w:fldCharType="separate"/>
       </w:r>
-      <w:hyperlink w:anchor="_Toc239075872" w:history="1">
+      <w:hyperlink w:anchor="_Toc240824330" w:history="1">
         <w:r>
           <w:rPr>
             <w:rStyle w:val="afff6"/>
@@ -2142,7 +2139,7 @@
             <w:noProof/>
             <w:webHidden/>
           </w:rPr>
-          <w:instrText xml:space="preserve"> PAGEREF _Toc239075872 \h </w:instrText>
+          <w:instrText xml:space="preserve"> PAGEREF _Toc240824330 \h </w:instrText>
         </w:r>
         <w:r>
           <w:rPr>
@@ -2189,7 +2186,7 @@
           <w14:ligatures w14:val="standardContextual"/>
         </w:rPr>
       </w:pPr>
-      <w:hyperlink w:anchor="_Toc239075873" w:history="1">
+      <w:hyperlink w:anchor="_Toc240824331" w:history="1">
         <w:r>
           <w:rPr>
             <w:rStyle w:val="afff6"/>
@@ -2219,7 +2216,7 @@
             <w:noProof/>
             <w:webHidden/>
           </w:rPr>
-          <w:instrText xml:space="preserve"> PAGEREF _Toc239075873 \h </w:instrText>
+          <w:instrText xml:space="preserve"> PAGEREF _Toc240824331 \h </w:instrText>
         </w:r>
         <w:r>
           <w:rPr>
@@ -2266,7 +2263,7 @@
           <w14:ligatures w14:val="standardContextual"/>
         </w:rPr>
       </w:pPr>
-      <w:hyperlink w:anchor="_Toc239075874" w:history="1">
+      <w:hyperlink w:anchor="_Toc240824332" w:history="1">
         <w:r>
           <w:rPr>
             <w:rStyle w:val="afff6"/>
@@ -2296,7 +2293,7 @@
             <w:noProof/>
             <w:webHidden/>
           </w:rPr>
-          <w:instrText xml:space="preserve"> PAGEREF _Toc239075874 \h </w:instrText>
+          <w:instrText xml:space="preserve"> PAGEREF _Toc240824332 \h </w:instrText>
         </w:r>
         <w:r>
           <w:rPr>
@@ -2343,7 +2340,7 @@
           <w14:ligatures w14:val="standardContextual"/>
         </w:rPr>
       </w:pPr>
-      <w:hyperlink w:anchor="_Toc239075875" w:history="1">
+      <w:hyperlink w:anchor="_Toc240824333" w:history="1">
         <w:r>
           <w:rPr>
             <w:rStyle w:val="afff6"/>
@@ -2373,7 +2370,7 @@
             <w:noProof/>
             <w:webHidden/>
           </w:rPr>
-          <w:instrText xml:space="preserve"> PAGEREF _Toc239075875 \h </w:instrText>
+          <w:instrText xml:space="preserve"> PAGEREF _Toc240824333 \h </w:instrText>
         </w:r>
         <w:r>
           <w:rPr>
@@ -2420,7 +2417,7 @@
           <w14:ligatures w14:val="standardContextual"/>
         </w:rPr>
       </w:pPr>
-      <w:hyperlink w:anchor="_Toc239075876" w:history="1">
+      <w:hyperlink w:anchor="_Toc240824334" w:history="1">
         <w:r>
           <w:rPr>
             <w:rStyle w:val="afff6"/>
@@ -2450,7 +2447,7 @@
             <w:noProof/>
             <w:webHidden/>
           </w:rPr>
-          <w:instrText xml:space="preserve"> PAGEREF _Toc239075876 \h </w:instrText>
+          <w:instrText xml:space="preserve"> PAGEREF _Toc240824334 \h </w:instrText>
         </w:r>
         <w:r>
           <w:rPr>
@@ -2496,7 +2493,7 @@
           <w14:ligatures w14:val="standardContextual"/>
         </w:rPr>
       </w:pPr>
-      <w:hyperlink w:anchor="_Toc239075877" w:history="1">
+      <w:hyperlink w:anchor="_Toc240824335" w:history="1">
         <w:r>
           <w:rPr>
             <w:rStyle w:val="afff6"/>
@@ -2526,7 +2523,7 @@
             <w:noProof/>
             <w:webHidden/>
           </w:rPr>
-          <w:instrText xml:space="preserve"> PAGEREF _Toc239075877 \h </w:instrText>
+          <w:instrText xml:space="preserve"> PAGEREF _Toc240824335 \h </w:instrText>
         </w:r>
         <w:r>
           <w:rPr>
@@ -2573,7 +2570,7 @@
           <w14:ligatures w14:val="standardContextual"/>
         </w:rPr>
       </w:pPr>
-      <w:hyperlink w:anchor="_Toc239075878" w:history="1">
+      <w:hyperlink w:anchor="_Toc240824336" w:history="1">
         <w:r>
           <w:rPr>
             <w:rStyle w:val="afff6"/>
@@ -2603,7 +2600,7 @@
             <w:noProof/>
             <w:webHidden/>
           </w:rPr>
-          <w:instrText xml:space="preserve"> PAGEREF _Toc239075878 \h </w:instrText>
+          <w:instrText xml:space="preserve"> PAGEREF _Toc240824336 \h </w:instrText>
         </w:r>
         <w:r>
           <w:rPr>
@@ -2650,7 +2647,7 @@
           <w14:ligatures w14:val="standardContextual"/>
         </w:rPr>
       </w:pPr>
-      <w:hyperlink w:anchor="_Toc239075879" w:history="1">
+      <w:hyperlink w:anchor="_Toc240824337" w:history="1">
         <w:r>
           <w:rPr>
             <w:rStyle w:val="afff6"/>
@@ -2680,7 +2677,7 @@
             <w:noProof/>
             <w:webHidden/>
           </w:rPr>
-          <w:instrText xml:space="preserve"> PAGEREF _Toc239075879 \h </w:instrText>
+          <w:instrText xml:space="preserve"> PAGEREF _Toc240824337 \h </w:instrText>
         </w:r>
         <w:r>
           <w:rPr>
@@ -2727,7 +2724,7 @@
           <w14:ligatures w14:val="standardContextual"/>
         </w:rPr>
       </w:pPr>
-      <w:hyperlink w:anchor="_Toc239075880" w:history="1">
+      <w:hyperlink w:anchor="_Toc240824338" w:history="1">
         <w:r>
           <w:rPr>
             <w:rStyle w:val="afff6"/>
@@ -2757,7 +2754,7 @@
             <w:noProof/>
             <w:webHidden/>
           </w:rPr>
-          <w:instrText xml:space="preserve"> PAGEREF _Toc239075880 \h </w:instrText>
+          <w:instrText xml:space="preserve"> PAGEREF _Toc240824338 \h </w:instrText>
         </w:r>
         <w:r>
           <w:rPr>
@@ -2804,7 +2801,7 @@
           <w14:ligatures w14:val="standardContextual"/>
         </w:rPr>
       </w:pPr>
-      <w:hyperlink w:anchor="_Toc239075881" w:history="1">
+      <w:hyperlink w:anchor="_Toc240824339" w:history="1">
         <w:r>
           <w:rPr>
             <w:rStyle w:val="afff6"/>
@@ -2834,7 +2831,7 @@
             <w:noProof/>
             <w:webHidden/>
           </w:rPr>
-          <w:instrText xml:space="preserve"> PAGEREF _Toc239075881 \h </w:instrText>
+          <w:instrText xml:space="preserve"> PAGEREF _Toc240824339 \h </w:instrText>
         </w:r>
         <w:r>
           <w:rPr>
@@ -2881,7 +2878,7 @@
           <w14:ligatures w14:val="standardContextual"/>
         </w:rPr>
       </w:pPr>
-      <w:hyperlink w:anchor="_Toc239075882" w:history="1">
+      <w:hyperlink w:anchor="_Toc240824340" w:history="1">
         <w:r>
           <w:rPr>
             <w:rStyle w:val="afff6"/>
@@ -2911,7 +2908,7 @@
             <w:noProof/>
             <w:webHidden/>
           </w:rPr>
-          <w:instrText xml:space="preserve"> PAGEREF _Toc239075882 \h </w:instrText>
+          <w:instrText xml:space="preserve"> PAGEREF _Toc240824340 \h </w:instrText>
         </w:r>
         <w:r>
           <w:rPr>
@@ -2958,7 +2955,7 @@
           <w14:ligatures w14:val="standardContextual"/>
         </w:rPr>
       </w:pPr>
-      <w:hyperlink w:anchor="_Toc239075883" w:history="1">
+      <w:hyperlink w:anchor="_Toc240824341" w:history="1">
         <w:r>
           <w:rPr>
             <w:rStyle w:val="afff6"/>
@@ -2988,7 +2985,7 @@
             <w:noProof/>
             <w:webHidden/>
           </w:rPr>
-          <w:instrText xml:space="preserve"> PAGEREF _Toc239075883 \h </w:instrText>
+          <w:instrText xml:space="preserve"> PAGEREF _Toc240824341 \h </w:instrText>
         </w:r>
         <w:r>
           <w:rPr>
@@ -3035,7 +3032,7 @@
           <w14:ligatures w14:val="standardContextual"/>
         </w:rPr>
       </w:pPr>
-      <w:hyperlink w:anchor="_Toc239075884" w:history="1">
+      <w:hyperlink w:anchor="_Toc240824342" w:history="1">
         <w:r>
           <w:rPr>
             <w:rStyle w:val="afff6"/>
@@ -3065,7 +3062,7 @@
             <w:noProof/>
             <w:webHidden/>
           </w:rPr>
-          <w:instrText xml:space="preserve"> PAGEREF _Toc239075884 \h </w:instrText>
+          <w:instrText xml:space="preserve"> PAGEREF _Toc240824342 \h </w:instrText>
         </w:r>
         <w:r>
           <w:rPr>
@@ -3112,7 +3109,7 @@
           <w14:ligatures w14:val="standardContextual"/>
         </w:rPr>
       </w:pPr>
-      <w:hyperlink w:anchor="_Toc239075885" w:history="1">
+      <w:hyperlink w:anchor="_Toc240824343" w:history="1">
         <w:r>
           <w:rPr>
             <w:rStyle w:val="afff6"/>
@@ -3142,7 +3139,7 @@
             <w:noProof/>
             <w:webHidden/>
           </w:rPr>
-          <w:instrText xml:space="preserve"> PAGEREF _Toc239075885 \h </w:instrText>
+          <w:instrText xml:space="preserve"> PAGEREF _Toc240824343 \h </w:instrText>
         </w:r>
         <w:r>
           <w:rPr>
@@ -3189,7 +3186,7 @@
           <w14:ligatures w14:val="standardContextual"/>
         </w:rPr>
       </w:pPr>
-      <w:hyperlink w:anchor="_Toc239075886" w:history="1">
+      <w:hyperlink w:anchor="_Toc240824344" w:history="1">
         <w:r>
           <w:rPr>
             <w:rStyle w:val="afff6"/>
@@ -3219,7 +3216,7 @@
             <w:noProof/>
             <w:webHidden/>
           </w:rPr>
-          <w:instrText xml:space="preserve"> PAGEREF _Toc239075886 \h </w:instrText>
+          <w:instrText xml:space="preserve"> PAGEREF _Toc240824344 \h </w:instrText>
         </w:r>
         <w:r>
           <w:rPr>
@@ -3266,7 +3263,7 @@
           <w14:ligatures w14:val="standardContextual"/>
         </w:rPr>
       </w:pPr>
-      <w:hyperlink w:anchor="_Toc239075887" w:history="1">
+      <w:hyperlink w:anchor="_Toc240824345" w:history="1">
         <w:r>
           <w:rPr>
             <w:rStyle w:val="afff6"/>
@@ -3296,7 +3293,7 @@
             <w:noProof/>
             <w:webHidden/>
           </w:rPr>
-          <w:instrText xml:space="preserve"> PAGEREF _Toc239075887 \h </w:instrText>
+          <w:instrText xml:space="preserve"> PAGEREF _Toc240824345 \h </w:instrText>
         </w:r>
         <w:r>
           <w:rPr>
@@ -3343,7 +3340,7 @@
           <w14:ligatures w14:val="standardContextual"/>
         </w:rPr>
       </w:pPr>
-      <w:hyperlink w:anchor="_Toc239075888" w:history="1">
+      <w:hyperlink w:anchor="_Toc240824346" w:history="1">
         <w:r>
           <w:rPr>
             <w:rStyle w:val="afff6"/>
@@ -3373,7 +3370,7 @@
             <w:noProof/>
             <w:webHidden/>
           </w:rPr>
-          <w:instrText xml:space="preserve"> PAGEREF _Toc239075888 \h </w:instrText>
+          <w:instrText xml:space="preserve"> PAGEREF _Toc240824346 \h </w:instrText>
         </w:r>
         <w:r>
           <w:rPr>
@@ -3420,7 +3417,7 @@
           <w14:ligatures w14:val="standardContextual"/>
         </w:rPr>
       </w:pPr>
-      <w:hyperlink w:anchor="_Toc239075889" w:history="1">
+      <w:hyperlink w:anchor="_Toc240824347" w:history="1">
         <w:r>
           <w:rPr>
             <w:rStyle w:val="afff6"/>
@@ -3450,7 +3447,7 @@
             <w:noProof/>
             <w:webHidden/>
           </w:rPr>
-          <w:instrText xml:space="preserve"> PAGEREF _Toc239075889 \h </w:instrText>
+          <w:instrText xml:space="preserve"> PAGEREF _Toc240824347 \h </w:instrText>
         </w:r>
         <w:r>
           <w:rPr>
@@ -3497,7 +3494,7 @@
           <w14:ligatures w14:val="standardContextual"/>
         </w:rPr>
       </w:pPr>
-      <w:hyperlink w:anchor="_Toc239075890" w:history="1">
+      <w:hyperlink w:anchor="_Toc240824348" w:history="1">
         <w:r>
           <w:rPr>
             <w:rStyle w:val="afff6"/>
@@ -3527,7 +3524,7 @@
             <w:noProof/>
             <w:webHidden/>
           </w:rPr>
-          <w:instrText xml:space="preserve"> PAGEREF _Toc239075890 \h </w:instrText>
+          <w:instrText xml:space="preserve"> PAGEREF _Toc240824348 \h </w:instrText>
         </w:r>
         <w:r>
           <w:rPr>
@@ -3574,7 +3571,7 @@
           <w14:ligatures w14:val="standardContextual"/>
         </w:rPr>
       </w:pPr>
-      <w:hyperlink w:anchor="_Toc239075891" w:history="1">
+      <w:hyperlink w:anchor="_Toc240824349" w:history="1">
         <w:r>
           <w:rPr>
             <w:rStyle w:val="afff6"/>
@@ -3604,7 +3601,7 @@
             <w:noProof/>
             <w:webHidden/>
           </w:rPr>
-          <w:instrText xml:space="preserve"> PAGEREF _Toc239075891 \h </w:instrText>
+          <w:instrText xml:space="preserve"> PAGEREF _Toc240824349 \h </w:instrText>
         </w:r>
         <w:r>
           <w:rPr>
@@ -3651,7 +3648,7 @@
           <w14:ligatures w14:val="standardContextual"/>
         </w:rPr>
       </w:pPr>
-      <w:hyperlink w:anchor="_Toc239075892" w:history="1">
+      <w:hyperlink w:anchor="_Toc240824350" w:history="1">
         <w:r>
           <w:rPr>
             <w:rStyle w:val="afff6"/>
@@ -3681,7 +3678,7 @@
             <w:noProof/>
             <w:webHidden/>
           </w:rPr>
-          <w:instrText xml:space="preserve"> PAGEREF _Toc239075892 \h </w:instrText>
+          <w:instrText xml:space="preserve"> PAGEREF _Toc240824350 \h </w:instrText>
         </w:r>
         <w:r>
           <w:rPr>
@@ -3727,7 +3724,7 @@
           <w14:ligatures w14:val="standardContextual"/>
         </w:rPr>
       </w:pPr>
-      <w:hyperlink w:anchor="_Toc239075893" w:history="1">
+      <w:hyperlink w:anchor="_Toc240824351" w:history="1">
         <w:r>
           <w:rPr>
             <w:rStyle w:val="afff6"/>
@@ -3757,7 +3754,7 @@
             <w:noProof/>
             <w:webHidden/>
           </w:rPr>
-          <w:instrText xml:space="preserve"> PAGEREF _Toc239075893 \h </w:instrText>
+          <w:instrText xml:space="preserve"> PAGEREF _Toc240824351 \h </w:instrText>
         </w:r>
         <w:r>
           <w:rPr>
@@ -3804,7 +3801,7 @@
           <w14:ligatures w14:val="standardContextual"/>
         </w:rPr>
       </w:pPr>
-      <w:hyperlink w:anchor="_Toc239075894" w:history="1">
+      <w:hyperlink w:anchor="_Toc240824352" w:history="1">
         <w:r>
           <w:rPr>
             <w:rStyle w:val="afff6"/>
@@ -3834,7 +3831,7 @@
             <w:noProof/>
             <w:webHidden/>
           </w:rPr>
-          <w:instrText xml:space="preserve"> PAGEREF _Toc239075894 \h </w:instrText>
+          <w:instrText xml:space="preserve"> PAGEREF _Toc240824352 \h </w:instrText>
         </w:r>
         <w:r>
           <w:rPr>
@@ -3881,7 +3878,7 @@
           <w14:ligatures w14:val="standardContextual"/>
         </w:rPr>
       </w:pPr>
-      <w:hyperlink w:anchor="_Toc239075895" w:history="1">
+      <w:hyperlink w:anchor="_Toc240824353" w:history="1">
         <w:r>
           <w:rPr>
             <w:rStyle w:val="afff6"/>
@@ -3911,7 +3908,7 @@
             <w:noProof/>
             <w:webHidden/>
           </w:rPr>
-          <w:instrText xml:space="preserve"> PAGEREF _Toc239075895 \h </w:instrText>
+          <w:instrText xml:space="preserve"> PAGEREF _Toc240824353 \h </w:instrText>
         </w:r>
         <w:r>
           <w:rPr>
@@ -3958,7 +3955,7 @@
           <w14:ligatures w14:val="standardContextual"/>
         </w:rPr>
       </w:pPr>
-      <w:hyperlink w:anchor="_Toc239075896" w:history="1">
+      <w:hyperlink w:anchor="_Toc240824354" w:history="1">
         <w:r>
           <w:rPr>
             <w:rStyle w:val="afff6"/>
@@ -3988,7 +3985,7 @@
             <w:noProof/>
             <w:webHidden/>
           </w:rPr>
-          <w:instrText xml:space="preserve"> PAGEREF _Toc239075896 \h </w:instrText>
+          <w:instrText xml:space="preserve"> PAGEREF _Toc240824354 \h </w:instrText>
         </w:r>
         <w:r>
           <w:rPr>
@@ -4035,7 +4032,7 @@
           <w14:ligatures w14:val="standardContextual"/>
         </w:rPr>
       </w:pPr>
-      <w:hyperlink w:anchor="_Toc239075897" w:history="1">
+      <w:hyperlink w:anchor="_Toc240824355" w:history="1">
         <w:r>
           <w:rPr>
             <w:rStyle w:val="afff6"/>
@@ -4065,7 +4062,7 @@
             <w:noProof/>
             <w:webHidden/>
           </w:rPr>
-          <w:instrText xml:space="preserve"> PAGEREF _Toc239075897 \h </w:instrText>
+          <w:instrText xml:space="preserve"> PAGEREF _Toc240824355 \h </w:instrText>
         </w:r>
         <w:r>
           <w:rPr>
@@ -4112,7 +4109,7 @@
           <w14:ligatures w14:val="standardContextual"/>
         </w:rPr>
       </w:pPr>
-      <w:hyperlink w:anchor="_Toc239075898" w:history="1">
+      <w:hyperlink w:anchor="_Toc240824356" w:history="1">
         <w:r>
           <w:rPr>
             <w:rStyle w:val="afff6"/>
@@ -4142,7 +4139,7 @@
             <w:noProof/>
             <w:webHidden/>
           </w:rPr>
-          <w:instrText xml:space="preserve"> PAGEREF _Toc239075898 \h </w:instrText>
+          <w:instrText xml:space="preserve"> PAGEREF _Toc240824356 \h </w:instrText>
         </w:r>
         <w:r>
           <w:rPr>
@@ -4189,7 +4186,7 @@
           <w14:ligatures w14:val="standardContextual"/>
         </w:rPr>
       </w:pPr>
-      <w:hyperlink w:anchor="_Toc239075899" w:history="1">
+      <w:hyperlink w:anchor="_Toc240824357" w:history="1">
         <w:r>
           <w:rPr>
             <w:rStyle w:val="afff6"/>
@@ -4219,7 +4216,7 @@
             <w:noProof/>
             <w:webHidden/>
           </w:rPr>
-          <w:instrText xml:space="preserve"> PAGEREF _Toc239075899 \h </w:instrText>
+          <w:instrText xml:space="preserve"> PAGEREF _Toc240824357 \h </w:instrText>
         </w:r>
         <w:r>
           <w:rPr>
@@ -4239,7 +4236,7 @@
             <w:noProof/>
             <w:webHidden/>
           </w:rPr>
-          <w:t>20</w:t>
+          <w:t>21</w:t>
         </w:r>
         <w:r>
           <w:rPr>
@@ -4266,7 +4263,7 @@
           <w14:ligatures w14:val="standardContextual"/>
         </w:rPr>
       </w:pPr>
-      <w:hyperlink w:anchor="_Toc239075900" w:history="1">
+      <w:hyperlink w:anchor="_Toc240824358" w:history="1">
         <w:r>
           <w:rPr>
             <w:rStyle w:val="afff6"/>
@@ -4296,7 +4293,7 @@
             <w:noProof/>
             <w:webHidden/>
           </w:rPr>
-          <w:instrText xml:space="preserve"> PAGEREF _Toc239075900 \h </w:instrText>
+          <w:instrText xml:space="preserve"> PAGEREF _Toc240824358 \h </w:instrText>
         </w:r>
         <w:r>
           <w:rPr>
@@ -4343,7 +4340,7 @@
           <w14:ligatures w14:val="standardContextual"/>
         </w:rPr>
       </w:pPr>
-      <w:hyperlink w:anchor="_Toc239075901" w:history="1">
+      <w:hyperlink w:anchor="_Toc240824359" w:history="1">
         <w:r>
           <w:rPr>
             <w:rStyle w:val="afff6"/>
@@ -4373,7 +4370,7 @@
             <w:noProof/>
             <w:webHidden/>
           </w:rPr>
-          <w:instrText xml:space="preserve"> PAGEREF _Toc239075901 \h </w:instrText>
+          <w:instrText xml:space="preserve"> PAGEREF _Toc240824359 \h </w:instrText>
         </w:r>
         <w:r>
           <w:rPr>
@@ -4420,7 +4417,7 @@
           <w14:ligatures w14:val="standardContextual"/>
         </w:rPr>
       </w:pPr>
-      <w:hyperlink w:anchor="_Toc239075902" w:history="1">
+      <w:hyperlink w:anchor="_Toc240824360" w:history="1">
         <w:r>
           <w:rPr>
             <w:rStyle w:val="afff6"/>
@@ -4450,7 +4447,7 @@
             <w:noProof/>
             <w:webHidden/>
           </w:rPr>
-          <w:instrText xml:space="preserve"> PAGEREF _Toc239075902 \h </w:instrText>
+          <w:instrText xml:space="preserve"> PAGEREF _Toc240824360 \h </w:instrText>
         </w:r>
         <w:r>
           <w:rPr>
@@ -4497,7 +4494,7 @@
           <w14:ligatures w14:val="standardContextual"/>
         </w:rPr>
       </w:pPr>
-      <w:hyperlink w:anchor="_Toc239075903" w:history="1">
+      <w:hyperlink w:anchor="_Toc240824361" w:history="1">
         <w:r>
           <w:rPr>
             <w:rStyle w:val="afff6"/>
@@ -4527,7 +4524,7 @@
             <w:noProof/>
             <w:webHidden/>
           </w:rPr>
-          <w:instrText xml:space="preserve"> PAGEREF _Toc239075903 \h </w:instrText>
+          <w:instrText xml:space="preserve"> PAGEREF _Toc240824361 \h </w:instrText>
         </w:r>
         <w:r>
           <w:rPr>
@@ -4574,7 +4571,7 @@
           <w14:ligatures w14:val="standardContextual"/>
         </w:rPr>
       </w:pPr>
-      <w:hyperlink w:anchor="_Toc239075904" w:history="1">
+      <w:hyperlink w:anchor="_Toc240824362" w:history="1">
         <w:r>
           <w:rPr>
             <w:rStyle w:val="afff6"/>
@@ -4604,7 +4601,7 @@
             <w:noProof/>
             <w:webHidden/>
           </w:rPr>
-          <w:instrText xml:space="preserve"> PAGEREF _Toc239075904 \h </w:instrText>
+          <w:instrText xml:space="preserve"> PAGEREF _Toc240824362 \h </w:instrText>
         </w:r>
         <w:r>
           <w:rPr>
@@ -4651,7 +4648,7 @@
           <w14:ligatures w14:val="standardContextual"/>
         </w:rPr>
       </w:pPr>
-      <w:hyperlink w:anchor="_Toc239075905" w:history="1">
+      <w:hyperlink w:anchor="_Toc240824363" w:history="1">
         <w:r>
           <w:rPr>
             <w:rStyle w:val="afff6"/>
@@ -4681,7 +4678,7 @@
             <w:noProof/>
             <w:webHidden/>
           </w:rPr>
-          <w:instrText xml:space="preserve"> PAGEREF _Toc239075905 \h </w:instrText>
+          <w:instrText xml:space="preserve"> PAGEREF _Toc240824363 \h </w:instrText>
         </w:r>
         <w:r>
           <w:rPr>
@@ -4728,7 +4725,7 @@
           <w14:ligatures w14:val="standardContextual"/>
         </w:rPr>
       </w:pPr>
-      <w:hyperlink w:anchor="_Toc239075906" w:history="1">
+      <w:hyperlink w:anchor="_Toc240824364" w:history="1">
         <w:r>
           <w:rPr>
             <w:rStyle w:val="afff6"/>
@@ -4758,7 +4755,7 @@
             <w:noProof/>
             <w:webHidden/>
           </w:rPr>
-          <w:instrText xml:space="preserve"> PAGEREF _Toc239075906 \h </w:instrText>
+          <w:instrText xml:space="preserve"> PAGEREF _Toc240824364 \h </w:instrText>
         </w:r>
         <w:r>
           <w:rPr>
@@ -4805,7 +4802,7 @@
           <w14:ligatures w14:val="standardContextual"/>
         </w:rPr>
       </w:pPr>
-      <w:hyperlink w:anchor="_Toc239075907" w:history="1">
+      <w:hyperlink w:anchor="_Toc240824365" w:history="1">
         <w:r>
           <w:rPr>
             <w:rStyle w:val="afff6"/>
@@ -4835,7 +4832,7 @@
             <w:noProof/>
             <w:webHidden/>
           </w:rPr>
-          <w:instrText xml:space="preserve"> PAGEREF _Toc239075907 \h </w:instrText>
+          <w:instrText xml:space="preserve"> PAGEREF _Toc240824365 \h </w:instrText>
         </w:r>
         <w:r>
           <w:rPr>
@@ -4882,7 +4879,7 @@
           <w14:ligatures w14:val="standardContextual"/>
         </w:rPr>
       </w:pPr>
-      <w:hyperlink w:anchor="_Toc239075908" w:history="1">
+      <w:hyperlink w:anchor="_Toc240824366" w:history="1">
         <w:r>
           <w:rPr>
             <w:rStyle w:val="afff6"/>
@@ -4912,7 +4909,7 @@
             <w:noProof/>
             <w:webHidden/>
           </w:rPr>
-          <w:instrText xml:space="preserve"> PAGEREF _Toc239075908 \h </w:instrText>
+          <w:instrText xml:space="preserve"> PAGEREF _Toc240824366 \h </w:instrText>
         </w:r>
         <w:r>
           <w:rPr>
@@ -4958,7 +4955,7 @@
           <w14:ligatures w14:val="standardContextual"/>
         </w:rPr>
       </w:pPr>
-      <w:hyperlink w:anchor="_Toc239075909" w:history="1">
+      <w:hyperlink w:anchor="_Toc240824367" w:history="1">
         <w:r>
           <w:rPr>
             <w:rStyle w:val="afff6"/>
@@ -4988,7 +4985,7 @@
             <w:noProof/>
             <w:webHidden/>
           </w:rPr>
-          <w:instrText xml:space="preserve"> PAGEREF _Toc239075909 \h </w:instrText>
+          <w:instrText xml:space="preserve"> PAGEREF _Toc240824367 \h </w:instrText>
         </w:r>
         <w:r>
           <w:rPr>
@@ -5035,7 +5032,7 @@
           <w14:ligatures w14:val="standardContextual"/>
         </w:rPr>
       </w:pPr>
-      <w:hyperlink w:anchor="_Toc239075910" w:history="1">
+      <w:hyperlink w:anchor="_Toc240824368" w:history="1">
         <w:r>
           <w:rPr>
             <w:rStyle w:val="afff6"/>
@@ -5065,7 +5062,7 @@
             <w:noProof/>
             <w:webHidden/>
           </w:rPr>
-          <w:instrText xml:space="preserve"> PAGEREF _Toc239075910 \h </w:instrText>
+          <w:instrText xml:space="preserve"> PAGEREF _Toc240824368 \h </w:instrText>
         </w:r>
         <w:r>
           <w:rPr>
@@ -5112,7 +5109,7 @@
           <w14:ligatures w14:val="standardContextual"/>
         </w:rPr>
       </w:pPr>
-      <w:hyperlink w:anchor="_Toc239075911" w:history="1">
+      <w:hyperlink w:anchor="_Toc240824369" w:history="1">
         <w:r>
           <w:rPr>
             <w:rStyle w:val="afff6"/>
@@ -5142,7 +5139,7 @@
             <w:noProof/>
             <w:webHidden/>
           </w:rPr>
-          <w:instrText xml:space="preserve"> PAGEREF _Toc239075911 \h </w:instrText>
+          <w:instrText xml:space="preserve"> PAGEREF _Toc240824369 \h </w:instrText>
         </w:r>
         <w:r>
           <w:rPr>
@@ -5189,7 +5186,7 @@
           <w14:ligatures w14:val="standardContextual"/>
         </w:rPr>
       </w:pPr>
-      <w:hyperlink w:anchor="_Toc239075912" w:history="1">
+      <w:hyperlink w:anchor="_Toc240824370" w:history="1">
         <w:r>
           <w:rPr>
             <w:rStyle w:val="afff6"/>
@@ -5219,7 +5216,7 @@
             <w:noProof/>
             <w:webHidden/>
           </w:rPr>
-          <w:instrText xml:space="preserve"> PAGEREF _Toc239075912 \h </w:instrText>
+          <w:instrText xml:space="preserve"> PAGEREF _Toc240824370 \h </w:instrText>
         </w:r>
         <w:r>
           <w:rPr>
@@ -5266,7 +5263,7 @@
           <w14:ligatures w14:val="standardContextual"/>
         </w:rPr>
       </w:pPr>
-      <w:hyperlink w:anchor="_Toc239075913" w:history="1">
+      <w:hyperlink w:anchor="_Toc240824371" w:history="1">
         <w:r>
           <w:rPr>
             <w:rStyle w:val="afff6"/>
@@ -5296,7 +5293,7 @@
             <w:noProof/>
             <w:webHidden/>
           </w:rPr>
-          <w:instrText xml:space="preserve"> PAGEREF _Toc239075913 \h </w:instrText>
+          <w:instrText xml:space="preserve"> PAGEREF _Toc240824371 \h </w:instrText>
         </w:r>
         <w:r>
           <w:rPr>
@@ -5343,7 +5340,7 @@
           <w14:ligatures w14:val="standardContextual"/>
         </w:rPr>
       </w:pPr>
-      <w:hyperlink w:anchor="_Toc239075914" w:history="1">
+      <w:hyperlink w:anchor="_Toc240824372" w:history="1">
         <w:r>
           <w:rPr>
             <w:rStyle w:val="afff6"/>
@@ -5373,7 +5370,7 @@
             <w:noProof/>
             <w:webHidden/>
           </w:rPr>
-          <w:instrText xml:space="preserve"> PAGEREF _Toc239075914 \h </w:instrText>
+          <w:instrText xml:space="preserve"> PAGEREF _Toc240824372 \h </w:instrText>
         </w:r>
         <w:r>
           <w:rPr>
@@ -5420,7 +5417,7 @@
           <w14:ligatures w14:val="standardContextual"/>
         </w:rPr>
       </w:pPr>
-      <w:hyperlink w:anchor="_Toc239075915" w:history="1">
+      <w:hyperlink w:anchor="_Toc240824373" w:history="1">
         <w:r>
           <w:rPr>
             <w:rStyle w:val="afff6"/>
@@ -5450,7 +5447,7 @@
             <w:noProof/>
             <w:webHidden/>
           </w:rPr>
-          <w:instrText xml:space="preserve"> PAGEREF _Toc239075915 \h </w:instrText>
+          <w:instrText xml:space="preserve"> PAGEREF _Toc240824373 \h </w:instrText>
         </w:r>
         <w:r>
           <w:rPr>
@@ -5497,7 +5494,7 @@
           <w14:ligatures w14:val="standardContextual"/>
         </w:rPr>
       </w:pPr>
-      <w:hyperlink w:anchor="_Toc239075916" w:history="1">
+      <w:hyperlink w:anchor="_Toc240824374" w:history="1">
         <w:r>
           <w:rPr>
             <w:rStyle w:val="afff6"/>
@@ -5527,7 +5524,7 @@
             <w:noProof/>
             <w:webHidden/>
           </w:rPr>
-          <w:instrText xml:space="preserve"> PAGEREF _Toc239075916 \h </w:instrText>
+          <w:instrText xml:space="preserve"> PAGEREF _Toc240824374 \h </w:instrText>
         </w:r>
         <w:r>
           <w:rPr>
@@ -5574,7 +5571,7 @@
           <w14:ligatures w14:val="standardContextual"/>
         </w:rPr>
       </w:pPr>
-      <w:hyperlink w:anchor="_Toc239075917" w:history="1">
+      <w:hyperlink w:anchor="_Toc240824375" w:history="1">
         <w:r>
           <w:rPr>
             <w:rStyle w:val="afff6"/>
@@ -5604,7 +5601,7 @@
             <w:noProof/>
             <w:webHidden/>
           </w:rPr>
-          <w:instrText xml:space="preserve"> PAGEREF _Toc239075917 \h </w:instrText>
+          <w:instrText xml:space="preserve"> PAGEREF _Toc240824375 \h </w:instrText>
         </w:r>
         <w:r>
           <w:rPr>
@@ -5651,7 +5648,7 @@
           <w14:ligatures w14:val="standardContextual"/>
         </w:rPr>
       </w:pPr>
-      <w:hyperlink w:anchor="_Toc239075918" w:history="1">
+      <w:hyperlink w:anchor="_Toc240824376" w:history="1">
         <w:r>
           <w:rPr>
             <w:rStyle w:val="afff6"/>
@@ -5681,7 +5678,7 @@
             <w:noProof/>
             <w:webHidden/>
           </w:rPr>
-          <w:instrText xml:space="preserve"> PAGEREF _Toc239075918 \h </w:instrText>
+          <w:instrText xml:space="preserve"> PAGEREF _Toc240824376 \h </w:instrText>
         </w:r>
         <w:r>
           <w:rPr>
@@ -5728,7 +5725,7 @@
           <w14:ligatures w14:val="standardContextual"/>
         </w:rPr>
       </w:pPr>
-      <w:hyperlink w:anchor="_Toc239075919" w:history="1">
+      <w:hyperlink w:anchor="_Toc240824377" w:history="1">
         <w:r>
           <w:rPr>
             <w:rStyle w:val="afff6"/>
@@ -5758,7 +5755,7 @@
             <w:noProof/>
             <w:webHidden/>
           </w:rPr>
-          <w:instrText xml:space="preserve"> PAGEREF _Toc239075919 \h </w:instrText>
+          <w:instrText xml:space="preserve"> PAGEREF _Toc240824377 \h </w:instrText>
         </w:r>
         <w:r>
           <w:rPr>
@@ -5805,7 +5802,7 @@
           <w14:ligatures w14:val="standardContextual"/>
         </w:rPr>
       </w:pPr>
-      <w:hyperlink w:anchor="_Toc239075920" w:history="1">
+      <w:hyperlink w:anchor="_Toc240824378" w:history="1">
         <w:r>
           <w:rPr>
             <w:rStyle w:val="afff6"/>
@@ -5835,7 +5832,7 @@
             <w:noProof/>
             <w:webHidden/>
           </w:rPr>
-          <w:instrText xml:space="preserve"> PAGEREF _Toc239075920 \h </w:instrText>
+          <w:instrText xml:space="preserve"> PAGEREF _Toc240824378 \h </w:instrText>
         </w:r>
         <w:r>
           <w:rPr>
@@ -5882,7 +5879,7 @@
           <w14:ligatures w14:val="standardContextual"/>
         </w:rPr>
       </w:pPr>
-      <w:hyperlink w:anchor="_Toc239075921" w:history="1">
+      <w:hyperlink w:anchor="_Toc240824379" w:history="1">
         <w:r>
           <w:rPr>
             <w:rStyle w:val="afff6"/>
@@ -5912,7 +5909,7 @@
             <w:noProof/>
             <w:webHidden/>
           </w:rPr>
-          <w:instrText xml:space="preserve"> PAGEREF _Toc239075921 \h </w:instrText>
+          <w:instrText xml:space="preserve"> PAGEREF _Toc240824379 \h </w:instrText>
         </w:r>
         <w:r>
           <w:rPr>
@@ -5959,7 +5956,7 @@
           <w14:ligatures w14:val="standardContextual"/>
         </w:rPr>
       </w:pPr>
-      <w:hyperlink w:anchor="_Toc239075922" w:history="1">
+      <w:hyperlink w:anchor="_Toc240824380" w:history="1">
         <w:r>
           <w:rPr>
             <w:rStyle w:val="afff6"/>
@@ -5989,7 +5986,7 @@
             <w:noProof/>
             <w:webHidden/>
           </w:rPr>
-          <w:instrText xml:space="preserve"> PAGEREF _Toc239075922 \h </w:instrText>
+          <w:instrText xml:space="preserve"> PAGEREF _Toc240824380 \h </w:instrText>
         </w:r>
         <w:r>
           <w:rPr>
@@ -6036,7 +6033,7 @@
           <w14:ligatures w14:val="standardContextual"/>
         </w:rPr>
       </w:pPr>
-      <w:hyperlink w:anchor="_Toc239075923" w:history="1">
+      <w:hyperlink w:anchor="_Toc240824381" w:history="1">
         <w:r>
           <w:rPr>
             <w:rStyle w:val="afff6"/>
@@ -6052,7 +6049,6 @@
             <w:noProof/>
             <w:webHidden/>
           </w:rPr>
-          <w:lastRenderedPageBreak/>
           <w:tab/>
         </w:r>
         <w:r>
@@ -6067,7 +6063,7 @@
             <w:noProof/>
             <w:webHidden/>
           </w:rPr>
-          <w:instrText xml:space="preserve"> PAGEREF _Toc239075923 \h </w:instrText>
+          <w:instrText xml:space="preserve"> PAGEREF _Toc240824381 \h </w:instrText>
         </w:r>
         <w:r>
           <w:rPr>
@@ -6114,7 +6110,7 @@
           <w14:ligatures w14:val="standardContextual"/>
         </w:rPr>
       </w:pPr>
-      <w:hyperlink w:anchor="_Toc239075924" w:history="1">
+      <w:hyperlink w:anchor="_Toc240824382" w:history="1">
         <w:r>
           <w:rPr>
             <w:rStyle w:val="afff6"/>
@@ -6144,7 +6140,7 @@
             <w:noProof/>
             <w:webHidden/>
           </w:rPr>
-          <w:instrText xml:space="preserve"> PAGEREF _Toc239075924 \h </w:instrText>
+          <w:instrText xml:space="preserve"> PAGEREF _Toc240824382 \h </w:instrText>
         </w:r>
         <w:r>
           <w:rPr>
@@ -6191,7 +6187,7 @@
           <w14:ligatures w14:val="standardContextual"/>
         </w:rPr>
       </w:pPr>
-      <w:hyperlink w:anchor="_Toc239075925" w:history="1">
+      <w:hyperlink w:anchor="_Toc240824383" w:history="1">
         <w:r>
           <w:rPr>
             <w:rStyle w:val="afff6"/>
@@ -6221,7 +6217,7 @@
             <w:noProof/>
             <w:webHidden/>
           </w:rPr>
-          <w:instrText xml:space="preserve"> PAGEREF _Toc239075925 \h </w:instrText>
+          <w:instrText xml:space="preserve"> PAGEREF _Toc240824383 \h </w:instrText>
         </w:r>
         <w:r>
           <w:rPr>
@@ -6268,7 +6264,7 @@
           <w14:ligatures w14:val="standardContextual"/>
         </w:rPr>
       </w:pPr>
-      <w:hyperlink w:anchor="_Toc239075926" w:history="1">
+      <w:hyperlink w:anchor="_Toc240824384" w:history="1">
         <w:r>
           <w:rPr>
             <w:rStyle w:val="afff6"/>
@@ -6298,7 +6294,7 @@
             <w:noProof/>
             <w:webHidden/>
           </w:rPr>
-          <w:instrText xml:space="preserve"> PAGEREF _Toc239075926 \h </w:instrText>
+          <w:instrText xml:space="preserve"> PAGEREF _Toc240824384 \h </w:instrText>
         </w:r>
         <w:r>
           <w:rPr>
@@ -6345,7 +6341,7 @@
           <w14:ligatures w14:val="standardContextual"/>
         </w:rPr>
       </w:pPr>
-      <w:hyperlink w:anchor="_Toc239075927" w:history="1">
+      <w:hyperlink w:anchor="_Toc240824385" w:history="1">
         <w:r>
           <w:rPr>
             <w:rStyle w:val="afff6"/>
@@ -6375,7 +6371,7 @@
             <w:noProof/>
             <w:webHidden/>
           </w:rPr>
-          <w:instrText xml:space="preserve"> PAGEREF _Toc239075927 \h </w:instrText>
+          <w:instrText xml:space="preserve"> PAGEREF _Toc240824385 \h </w:instrText>
         </w:r>
         <w:r>
           <w:rPr>
@@ -6422,7 +6418,7 @@
           <w14:ligatures w14:val="standardContextual"/>
         </w:rPr>
       </w:pPr>
-      <w:hyperlink w:anchor="_Toc239075928" w:history="1">
+      <w:hyperlink w:anchor="_Toc240824386" w:history="1">
         <w:r>
           <w:rPr>
             <w:rStyle w:val="afff6"/>
@@ -6452,7 +6448,7 @@
             <w:noProof/>
             <w:webHidden/>
           </w:rPr>
-          <w:instrText xml:space="preserve"> PAGEREF _Toc239075928 \h </w:instrText>
+          <w:instrText xml:space="preserve"> PAGEREF _Toc240824386 \h </w:instrText>
         </w:r>
         <w:r>
           <w:rPr>
@@ -6499,7 +6495,7 @@
           <w14:ligatures w14:val="standardContextual"/>
         </w:rPr>
       </w:pPr>
-      <w:hyperlink w:anchor="_Toc239075929" w:history="1">
+      <w:hyperlink w:anchor="_Toc240824387" w:history="1">
         <w:r>
           <w:rPr>
             <w:rStyle w:val="afff6"/>
@@ -6529,7 +6525,7 @@
             <w:noProof/>
             <w:webHidden/>
           </w:rPr>
-          <w:instrText xml:space="preserve"> PAGEREF _Toc239075929 \h </w:instrText>
+          <w:instrText xml:space="preserve"> PAGEREF _Toc240824387 \h </w:instrText>
         </w:r>
         <w:r>
           <w:rPr>
@@ -6576,7 +6572,7 @@
           <w14:ligatures w14:val="standardContextual"/>
         </w:rPr>
       </w:pPr>
-      <w:hyperlink w:anchor="_Toc239075930" w:history="1">
+      <w:hyperlink w:anchor="_Toc240824388" w:history="1">
         <w:r>
           <w:rPr>
             <w:rStyle w:val="afff6"/>
@@ -6606,7 +6602,7 @@
             <w:noProof/>
             <w:webHidden/>
           </w:rPr>
-          <w:instrText xml:space="preserve"> PAGEREF _Toc239075930 \h </w:instrText>
+          <w:instrText xml:space="preserve"> PAGEREF _Toc240824388 \h </w:instrText>
         </w:r>
         <w:r>
           <w:rPr>
@@ -6653,7 +6649,7 @@
           <w14:ligatures w14:val="standardContextual"/>
         </w:rPr>
       </w:pPr>
-      <w:hyperlink w:anchor="_Toc239075931" w:history="1">
+      <w:hyperlink w:anchor="_Toc240824389" w:history="1">
         <w:r>
           <w:rPr>
             <w:rStyle w:val="afff6"/>
@@ -6683,7 +6679,7 @@
             <w:noProof/>
             <w:webHidden/>
           </w:rPr>
-          <w:instrText xml:space="preserve"> PAGEREF _Toc239075931 \h </w:instrText>
+          <w:instrText xml:space="preserve"> PAGEREF _Toc240824389 \h </w:instrText>
         </w:r>
         <w:r>
           <w:rPr>
@@ -6730,7 +6726,7 @@
           <w14:ligatures w14:val="standardContextual"/>
         </w:rPr>
       </w:pPr>
-      <w:hyperlink w:anchor="_Toc239075932" w:history="1">
+      <w:hyperlink w:anchor="_Toc240824390" w:history="1">
         <w:r>
           <w:rPr>
             <w:rStyle w:val="afff6"/>
@@ -6760,7 +6756,7 @@
             <w:noProof/>
             <w:webHidden/>
           </w:rPr>
-          <w:instrText xml:space="preserve"> PAGEREF _Toc239075932 \h </w:instrText>
+          <w:instrText xml:space="preserve"> PAGEREF _Toc240824390 \h </w:instrText>
         </w:r>
         <w:r>
           <w:rPr>
@@ -6807,7 +6803,7 @@
           <w14:ligatures w14:val="standardContextual"/>
         </w:rPr>
       </w:pPr>
-      <w:hyperlink w:anchor="_Toc239075933" w:history="1">
+      <w:hyperlink w:anchor="_Toc240824391" w:history="1">
         <w:r>
           <w:rPr>
             <w:rStyle w:val="afff6"/>
@@ -6837,7 +6833,7 @@
             <w:noProof/>
             <w:webHidden/>
           </w:rPr>
-          <w:instrText xml:space="preserve"> PAGEREF _Toc239075933 \h </w:instrText>
+          <w:instrText xml:space="preserve"> PAGEREF _Toc240824391 \h </w:instrText>
         </w:r>
         <w:r>
           <w:rPr>
@@ -6884,7 +6880,7 @@
           <w14:ligatures w14:val="standardContextual"/>
         </w:rPr>
       </w:pPr>
-      <w:hyperlink w:anchor="_Toc239075934" w:history="1">
+      <w:hyperlink w:anchor="_Toc240824392" w:history="1">
         <w:r>
           <w:rPr>
             <w:rStyle w:val="afff6"/>
@@ -6914,7 +6910,7 @@
             <w:noProof/>
             <w:webHidden/>
           </w:rPr>
-          <w:instrText xml:space="preserve"> PAGEREF _Toc239075934 \h </w:instrText>
+          <w:instrText xml:space="preserve"> PAGEREF _Toc240824392 \h </w:instrText>
         </w:r>
         <w:r>
           <w:rPr>
@@ -6960,7 +6956,7 @@
           <w14:ligatures w14:val="standardContextual"/>
         </w:rPr>
       </w:pPr>
-      <w:hyperlink w:anchor="_Toc239075935" w:history="1">
+      <w:hyperlink w:anchor="_Toc240824393" w:history="1">
         <w:r>
           <w:rPr>
             <w:rStyle w:val="afff6"/>
@@ -6990,7 +6986,7 @@
             <w:noProof/>
             <w:webHidden/>
           </w:rPr>
-          <w:instrText xml:space="preserve"> PAGEREF _Toc239075935 \h </w:instrText>
+          <w:instrText xml:space="preserve"> PAGEREF _Toc240824393 \h </w:instrText>
         </w:r>
         <w:r>
           <w:rPr>
@@ -7010,7 +7006,7 @@
             <w:noProof/>
             <w:webHidden/>
           </w:rPr>
-          <w:t>73</w:t>
+          <w:t>72</w:t>
         </w:r>
         <w:r>
           <w:rPr>
@@ -7037,7 +7033,7 @@
           <w14:ligatures w14:val="standardContextual"/>
         </w:rPr>
       </w:pPr>
-      <w:hyperlink w:anchor="_Toc239075936" w:history="1">
+      <w:hyperlink w:anchor="_Toc240824394" w:history="1">
         <w:r>
           <w:rPr>
             <w:rStyle w:val="afff6"/>
@@ -7067,7 +7063,7 @@
             <w:noProof/>
             <w:webHidden/>
           </w:rPr>
-          <w:instrText xml:space="preserve"> PAGEREF _Toc239075936 \h </w:instrText>
+          <w:instrText xml:space="preserve"> PAGEREF _Toc240824394 \h </w:instrText>
         </w:r>
         <w:r>
           <w:rPr>
@@ -7087,7 +7083,7 @@
             <w:noProof/>
             <w:webHidden/>
           </w:rPr>
-          <w:t>73</w:t>
+          <w:t>72</w:t>
         </w:r>
         <w:r>
           <w:rPr>
@@ -7114,7 +7110,7 @@
           <w14:ligatures w14:val="standardContextual"/>
         </w:rPr>
       </w:pPr>
-      <w:hyperlink w:anchor="_Toc239075937" w:history="1">
+      <w:hyperlink w:anchor="_Toc240824395" w:history="1">
         <w:r>
           <w:rPr>
             <w:rStyle w:val="afff6"/>
@@ -7144,7 +7140,7 @@
             <w:noProof/>
             <w:webHidden/>
           </w:rPr>
-          <w:instrText xml:space="preserve"> PAGEREF _Toc239075937 \h </w:instrText>
+          <w:instrText xml:space="preserve"> PAGEREF _Toc240824395 \h </w:instrText>
         </w:r>
         <w:r>
           <w:rPr>
@@ -7164,7 +7160,7 @@
             <w:noProof/>
             <w:webHidden/>
           </w:rPr>
-          <w:t>76</w:t>
+          <w:t>75</w:t>
         </w:r>
         <w:r>
           <w:rPr>
@@ -7191,7 +7187,7 @@
           <w14:ligatures w14:val="standardContextual"/>
         </w:rPr>
       </w:pPr>
-      <w:hyperlink w:anchor="_Toc239075938" w:history="1">
+      <w:hyperlink w:anchor="_Toc240824396" w:history="1">
         <w:r>
           <w:rPr>
             <w:rStyle w:val="afff6"/>
@@ -7221,7 +7217,7 @@
             <w:noProof/>
             <w:webHidden/>
           </w:rPr>
-          <w:instrText xml:space="preserve"> PAGEREF _Toc239075938 \h </w:instrText>
+          <w:instrText xml:space="preserve"> PAGEREF _Toc240824396 \h </w:instrText>
         </w:r>
         <w:r>
           <w:rPr>
@@ -7268,7 +7264,7 @@
           <w14:ligatures w14:val="standardContextual"/>
         </w:rPr>
       </w:pPr>
-      <w:hyperlink w:anchor="_Toc239075939" w:history="1">
+      <w:hyperlink w:anchor="_Toc240824397" w:history="1">
         <w:r>
           <w:rPr>
             <w:rStyle w:val="afff6"/>
@@ -7298,7 +7294,7 @@
             <w:noProof/>
             <w:webHidden/>
           </w:rPr>
-          <w:instrText xml:space="preserve"> PAGEREF _Toc239075939 \h </w:instrText>
+          <w:instrText xml:space="preserve"> PAGEREF _Toc240824397 \h </w:instrText>
         </w:r>
         <w:r>
           <w:rPr>
@@ -7318,7 +7314,7 @@
             <w:noProof/>
             <w:webHidden/>
           </w:rPr>
-          <w:t>90</w:t>
+          <w:t>89</w:t>
         </w:r>
         <w:r>
           <w:rPr>
@@ -7344,7 +7340,7 @@
           <w14:ligatures w14:val="standardContextual"/>
         </w:rPr>
       </w:pPr>
-      <w:hyperlink w:anchor="_Toc239075940" w:history="1">
+      <w:hyperlink w:anchor="_Toc240824398" w:history="1">
         <w:r>
           <w:rPr>
             <w:rStyle w:val="afff6"/>
@@ -7374,7 +7370,7 @@
             <w:noProof/>
             <w:webHidden/>
           </w:rPr>
-          <w:instrText xml:space="preserve"> PAGEREF _Toc239075940 \h </w:instrText>
+          <w:instrText xml:space="preserve"> PAGEREF _Toc240824398 \h </w:instrText>
         </w:r>
         <w:r>
           <w:rPr>
@@ -7394,7 +7390,7 @@
             <w:noProof/>
             <w:webHidden/>
           </w:rPr>
-          <w:t>93</w:t>
+          <w:t>92</w:t>
         </w:r>
         <w:r>
           <w:rPr>
@@ -7420,7 +7416,7 @@
           <w14:ligatures w14:val="standardContextual"/>
         </w:rPr>
       </w:pPr>
-      <w:hyperlink w:anchor="_Toc239075941" w:history="1">
+      <w:hyperlink w:anchor="_Toc240824399" w:history="1">
         <w:r>
           <w:rPr>
             <w:rStyle w:val="afff6"/>
@@ -7450,7 +7446,7 @@
             <w:noProof/>
             <w:webHidden/>
           </w:rPr>
-          <w:instrText xml:space="preserve"> PAGEREF _Toc239075941 \h </w:instrText>
+          <w:instrText xml:space="preserve"> PAGEREF _Toc240824399 \h </w:instrText>
         </w:r>
         <w:r>
           <w:rPr>
@@ -7470,7 +7466,7 @@
             <w:noProof/>
             <w:webHidden/>
           </w:rPr>
-          <w:t>97</w:t>
+          <w:t>96</w:t>
         </w:r>
         <w:r>
           <w:rPr>
@@ -7497,7 +7493,7 @@
           <w14:ligatures w14:val="standardContextual"/>
         </w:rPr>
       </w:pPr>
-      <w:hyperlink w:anchor="_Toc239075942" w:history="1">
+      <w:hyperlink w:anchor="_Toc240824400" w:history="1">
         <w:r>
           <w:rPr>
             <w:rStyle w:val="afff6"/>
@@ -7527,7 +7523,7 @@
             <w:noProof/>
             <w:webHidden/>
           </w:rPr>
-          <w:instrText xml:space="preserve"> PAGEREF _Toc239075942 \h </w:instrText>
+          <w:instrText xml:space="preserve"> PAGEREF _Toc240824400 \h </w:instrText>
         </w:r>
         <w:r>
           <w:rPr>
@@ -7547,7 +7543,7 @@
             <w:noProof/>
             <w:webHidden/>
           </w:rPr>
-          <w:t>97</w:t>
+          <w:t>96</w:t>
         </w:r>
         <w:r>
           <w:rPr>
@@ -7574,7 +7570,7 @@
           <w14:ligatures w14:val="standardContextual"/>
         </w:rPr>
       </w:pPr>
-      <w:hyperlink w:anchor="_Toc239075943" w:history="1">
+      <w:hyperlink w:anchor="_Toc240824401" w:history="1">
         <w:r>
           <w:rPr>
             <w:rStyle w:val="afff6"/>
@@ -7604,7 +7600,7 @@
             <w:noProof/>
             <w:webHidden/>
           </w:rPr>
-          <w:instrText xml:space="preserve"> PAGEREF _Toc239075943 \h </w:instrText>
+          <w:instrText xml:space="preserve"> PAGEREF _Toc240824401 \h </w:instrText>
         </w:r>
         <w:r>
           <w:rPr>
@@ -7624,7 +7620,7 @@
             <w:noProof/>
             <w:webHidden/>
           </w:rPr>
-          <w:t>99</w:t>
+          <w:t>98</w:t>
         </w:r>
         <w:r>
           <w:rPr>
@@ -7651,7 +7647,7 @@
           <w14:ligatures w14:val="standardContextual"/>
         </w:rPr>
       </w:pPr>
-      <w:hyperlink w:anchor="_Toc239075944" w:history="1">
+      <w:hyperlink w:anchor="_Toc240824402" w:history="1">
         <w:r>
           <w:rPr>
             <w:rStyle w:val="afff6"/>
@@ -7681,7 +7677,7 @@
             <w:noProof/>
             <w:webHidden/>
           </w:rPr>
-          <w:instrText xml:space="preserve"> PAGEREF _Toc239075944 \h </w:instrText>
+          <w:instrText xml:space="preserve"> PAGEREF _Toc240824402 \h </w:instrText>
         </w:r>
         <w:r>
           <w:rPr>
@@ -7701,7 +7697,7 @@
             <w:noProof/>
             <w:webHidden/>
           </w:rPr>
-          <w:t>100</w:t>
+          <w:t>99</w:t>
         </w:r>
         <w:r>
           <w:rPr>
@@ -7727,7 +7723,7 @@
           <w14:ligatures w14:val="standardContextual"/>
         </w:rPr>
       </w:pPr>
-      <w:hyperlink w:anchor="_Toc239075945" w:history="1">
+      <w:hyperlink w:anchor="_Toc240824403" w:history="1">
         <w:r>
           <w:rPr>
             <w:rStyle w:val="afff6"/>
@@ -7757,7 +7753,7 @@
             <w:noProof/>
             <w:webHidden/>
           </w:rPr>
-          <w:instrText xml:space="preserve"> PAGEREF _Toc239075945 \h </w:instrText>
+          <w:instrText xml:space="preserve"> PAGEREF _Toc240824403 \h </w:instrText>
         </w:r>
         <w:r>
           <w:rPr>
@@ -7777,7 +7773,7 @@
             <w:noProof/>
             <w:webHidden/>
           </w:rPr>
-          <w:t>104</w:t>
+          <w:t>103</w:t>
         </w:r>
         <w:r>
           <w:rPr>
@@ -7804,7 +7800,7 @@
           <w14:ligatures w14:val="standardContextual"/>
         </w:rPr>
       </w:pPr>
-      <w:hyperlink w:anchor="_Toc239075946" w:history="1">
+      <w:hyperlink w:anchor="_Toc240824404" w:history="1">
         <w:r>
           <w:rPr>
             <w:rStyle w:val="afff6"/>
@@ -7834,7 +7830,7 @@
             <w:noProof/>
             <w:webHidden/>
           </w:rPr>
-          <w:instrText xml:space="preserve"> PAGEREF _Toc239075946 \h </w:instrText>
+          <w:instrText xml:space="preserve"> PAGEREF _Toc240824404 \h </w:instrText>
         </w:r>
         <w:r>
           <w:rPr>
@@ -7854,7 +7850,7 @@
             <w:noProof/>
             <w:webHidden/>
           </w:rPr>
-          <w:t>104</w:t>
+          <w:t>103</w:t>
         </w:r>
         <w:r>
           <w:rPr>
@@ -7874,7 +7870,6 @@
           <w:rFonts w:ascii="휴먼명조" w:eastAsia="휴먼명조" w:hAnsi="휴먼명조" w:cs="휴먼명조"/>
           <w:w w:val="97"/>
         </w:rPr>
-        <w:lastRenderedPageBreak/>
         <w:fldChar w:fldCharType="end"/>
       </w:r>
     </w:p>
@@ -7953,7 +7948,7 @@
         </w:rPr>
         <w:fldChar w:fldCharType="separate"/>
       </w:r>
-      <w:hyperlink w:anchor="_Toc239075947" w:history="1">
+      <w:hyperlink w:anchor="_Toc240824405" w:history="1">
         <w:r>
           <w:rPr>
             <w:rStyle w:val="afff6"/>
@@ -7982,7 +7977,7 @@
             <w:noProof/>
             <w:webHidden/>
           </w:rPr>
-          <w:instrText xml:space="preserve"> PAGEREF _Toc239075947 \h </w:instrText>
+          <w:instrText xml:space="preserve"> PAGEREF _Toc240824405 \h </w:instrText>
         </w:r>
         <w:r>
           <w:rPr>
@@ -8028,7 +8023,7 @@
           <w14:ligatures w14:val="standardContextual"/>
         </w:rPr>
       </w:pPr>
-      <w:hyperlink w:anchor="_Toc239075948" w:history="1">
+      <w:hyperlink w:anchor="_Toc240824406" w:history="1">
         <w:r>
           <w:rPr>
             <w:rStyle w:val="afff6"/>
@@ -8057,7 +8052,7 @@
             <w:noProof/>
             <w:webHidden/>
           </w:rPr>
-          <w:instrText xml:space="preserve"> PAGEREF _Toc239075948 \h </w:instrText>
+          <w:instrText xml:space="preserve"> PAGEREF _Toc240824406 \h </w:instrText>
         </w:r>
         <w:r>
           <w:rPr>
@@ -8103,7 +8098,7 @@
           <w14:ligatures w14:val="standardContextual"/>
         </w:rPr>
       </w:pPr>
-      <w:hyperlink w:anchor="_Toc239075949" w:history="1">
+      <w:hyperlink w:anchor="_Toc240824407" w:history="1">
         <w:r>
           <w:rPr>
             <w:rStyle w:val="afff6"/>
@@ -8132,7 +8127,7 @@
             <w:noProof/>
             <w:webHidden/>
           </w:rPr>
-          <w:instrText xml:space="preserve"> PAGEREF _Toc239075949 \h </w:instrText>
+          <w:instrText xml:space="preserve"> PAGEREF _Toc240824407 \h </w:instrText>
         </w:r>
         <w:r>
           <w:rPr>
@@ -8178,7 +8173,7 @@
           <w14:ligatures w14:val="standardContextual"/>
         </w:rPr>
       </w:pPr>
-      <w:hyperlink w:anchor="_Toc239075950" w:history="1">
+      <w:hyperlink w:anchor="_Toc240824408" w:history="1">
         <w:r>
           <w:rPr>
             <w:rStyle w:val="afff6"/>
@@ -8207,7 +8202,7 @@
             <w:noProof/>
             <w:webHidden/>
           </w:rPr>
-          <w:instrText xml:space="preserve"> PAGEREF _Toc239075950 \h </w:instrText>
+          <w:instrText xml:space="preserve"> PAGEREF _Toc240824408 \h </w:instrText>
         </w:r>
         <w:r>
           <w:rPr>
@@ -8253,7 +8248,7 @@
           <w14:ligatures w14:val="standardContextual"/>
         </w:rPr>
       </w:pPr>
-      <w:hyperlink w:anchor="_Toc239075951" w:history="1">
+      <w:hyperlink w:anchor="_Toc240824409" w:history="1">
         <w:r>
           <w:rPr>
             <w:rStyle w:val="afff6"/>
@@ -8282,7 +8277,7 @@
             <w:noProof/>
             <w:webHidden/>
           </w:rPr>
-          <w:instrText xml:space="preserve"> PAGEREF _Toc239075951 \h </w:instrText>
+          <w:instrText xml:space="preserve"> PAGEREF _Toc240824409 \h </w:instrText>
         </w:r>
         <w:r>
           <w:rPr>
@@ -8328,7 +8323,7 @@
           <w14:ligatures w14:val="standardContextual"/>
         </w:rPr>
       </w:pPr>
-      <w:hyperlink w:anchor="_Toc239075952" w:history="1">
+      <w:hyperlink w:anchor="_Toc240824410" w:history="1">
         <w:r>
           <w:rPr>
             <w:rStyle w:val="afff6"/>
@@ -8357,7 +8352,7 @@
             <w:noProof/>
             <w:webHidden/>
           </w:rPr>
-          <w:instrText xml:space="preserve"> PAGEREF _Toc239075952 \h </w:instrText>
+          <w:instrText xml:space="preserve"> PAGEREF _Toc240824410 \h </w:instrText>
         </w:r>
         <w:r>
           <w:rPr>
@@ -8403,7 +8398,7 @@
           <w14:ligatures w14:val="standardContextual"/>
         </w:rPr>
       </w:pPr>
-      <w:hyperlink w:anchor="_Toc239075953" w:history="1">
+      <w:hyperlink w:anchor="_Toc240824411" w:history="1">
         <w:r>
           <w:rPr>
             <w:rStyle w:val="afff6"/>
@@ -8432,7 +8427,7 @@
             <w:noProof/>
             <w:webHidden/>
           </w:rPr>
-          <w:instrText xml:space="preserve"> PAGEREF _Toc239075953 \h </w:instrText>
+          <w:instrText xml:space="preserve"> PAGEREF _Toc240824411 \h </w:instrText>
         </w:r>
         <w:r>
           <w:rPr>
@@ -8478,7 +8473,7 @@
           <w14:ligatures w14:val="standardContextual"/>
         </w:rPr>
       </w:pPr>
-      <w:hyperlink w:anchor="_Toc239075954" w:history="1">
+      <w:hyperlink w:anchor="_Toc240824412" w:history="1">
         <w:r>
           <w:rPr>
             <w:rStyle w:val="afff6"/>
@@ -8507,7 +8502,7 @@
             <w:noProof/>
             <w:webHidden/>
           </w:rPr>
-          <w:instrText xml:space="preserve"> PAGEREF _Toc239075954 \h </w:instrText>
+          <w:instrText xml:space="preserve"> PAGEREF _Toc240824412 \h </w:instrText>
         </w:r>
         <w:r>
           <w:rPr>
@@ -8553,7 +8548,7 @@
           <w14:ligatures w14:val="standardContextual"/>
         </w:rPr>
       </w:pPr>
-      <w:hyperlink w:anchor="_Toc239075955" w:history="1">
+      <w:hyperlink w:anchor="_Toc240824413" w:history="1">
         <w:r>
           <w:rPr>
             <w:rStyle w:val="afff6"/>
@@ -8582,7 +8577,7 @@
             <w:noProof/>
             <w:webHidden/>
           </w:rPr>
-          <w:instrText xml:space="preserve"> PAGEREF _Toc239075955 \h </w:instrText>
+          <w:instrText xml:space="preserve"> PAGEREF _Toc240824413 \h </w:instrText>
         </w:r>
         <w:r>
           <w:rPr>
@@ -8628,7 +8623,7 @@
           <w14:ligatures w14:val="standardContextual"/>
         </w:rPr>
       </w:pPr>
-      <w:hyperlink w:anchor="_Toc239075956" w:history="1">
+      <w:hyperlink w:anchor="_Toc240824414" w:history="1">
         <w:r>
           <w:rPr>
             <w:rStyle w:val="afff6"/>
@@ -8657,7 +8652,7 @@
             <w:noProof/>
             <w:webHidden/>
           </w:rPr>
-          <w:instrText xml:space="preserve"> PAGEREF _Toc239075956 \h </w:instrText>
+          <w:instrText xml:space="preserve"> PAGEREF _Toc240824414 \h </w:instrText>
         </w:r>
         <w:r>
           <w:rPr>
@@ -8703,7 +8698,7 @@
           <w14:ligatures w14:val="standardContextual"/>
         </w:rPr>
       </w:pPr>
-      <w:hyperlink w:anchor="_Toc239075957" w:history="1">
+      <w:hyperlink w:anchor="_Toc240824415" w:history="1">
         <w:r>
           <w:rPr>
             <w:rStyle w:val="afff6"/>
@@ -8732,7 +8727,7 @@
             <w:noProof/>
             <w:webHidden/>
           </w:rPr>
-          <w:instrText xml:space="preserve"> PAGEREF _Toc239075957 \h </w:instrText>
+          <w:instrText xml:space="preserve"> PAGEREF _Toc240824415 \h </w:instrText>
         </w:r>
         <w:r>
           <w:rPr>
@@ -8778,7 +8773,7 @@
           <w14:ligatures w14:val="standardContextual"/>
         </w:rPr>
       </w:pPr>
-      <w:hyperlink w:anchor="_Toc239075958" w:history="1">
+      <w:hyperlink w:anchor="_Toc240824416" w:history="1">
         <w:r>
           <w:rPr>
             <w:rStyle w:val="afff6"/>
@@ -8807,7 +8802,7 @@
             <w:noProof/>
             <w:webHidden/>
           </w:rPr>
-          <w:instrText xml:space="preserve"> PAGEREF _Toc239075958 \h </w:instrText>
+          <w:instrText xml:space="preserve"> PAGEREF _Toc240824416 \h </w:instrText>
         </w:r>
         <w:r>
           <w:rPr>
@@ -8853,7 +8848,7 @@
           <w14:ligatures w14:val="standardContextual"/>
         </w:rPr>
       </w:pPr>
-      <w:hyperlink w:anchor="_Toc239075959" w:history="1">
+      <w:hyperlink w:anchor="_Toc240824417" w:history="1">
         <w:r>
           <w:rPr>
             <w:rStyle w:val="afff6"/>
@@ -8882,7 +8877,7 @@
             <w:noProof/>
             <w:webHidden/>
           </w:rPr>
-          <w:instrText xml:space="preserve"> PAGEREF _Toc239075959 \h </w:instrText>
+          <w:instrText xml:space="preserve"> PAGEREF _Toc240824417 \h </w:instrText>
         </w:r>
         <w:r>
           <w:rPr>
@@ -8928,7 +8923,7 @@
           <w14:ligatures w14:val="standardContextual"/>
         </w:rPr>
       </w:pPr>
-      <w:hyperlink w:anchor="_Toc239075960" w:history="1">
+      <w:hyperlink w:anchor="_Toc240824418" w:history="1">
         <w:r>
           <w:rPr>
             <w:rStyle w:val="afff6"/>
@@ -8957,7 +8952,7 @@
             <w:noProof/>
             <w:webHidden/>
           </w:rPr>
-          <w:instrText xml:space="preserve"> PAGEREF _Toc239075960 \h </w:instrText>
+          <w:instrText xml:space="preserve"> PAGEREF _Toc240824418 \h </w:instrText>
         </w:r>
         <w:r>
           <w:rPr>
@@ -9003,7 +8998,7 @@
           <w14:ligatures w14:val="standardContextual"/>
         </w:rPr>
       </w:pPr>
-      <w:hyperlink w:anchor="_Toc239075961" w:history="1">
+      <w:hyperlink w:anchor="_Toc240824419" w:history="1">
         <w:r>
           <w:rPr>
             <w:rStyle w:val="afff6"/>
@@ -9032,7 +9027,7 @@
             <w:noProof/>
             <w:webHidden/>
           </w:rPr>
-          <w:instrText xml:space="preserve"> PAGEREF _Toc239075961 \h </w:instrText>
+          <w:instrText xml:space="preserve"> PAGEREF _Toc240824419 \h </w:instrText>
         </w:r>
         <w:r>
           <w:rPr>
@@ -9078,7 +9073,7 @@
           <w14:ligatures w14:val="standardContextual"/>
         </w:rPr>
       </w:pPr>
-      <w:hyperlink w:anchor="_Toc239075962" w:history="1">
+      <w:hyperlink w:anchor="_Toc240824420" w:history="1">
         <w:r>
           <w:rPr>
             <w:rStyle w:val="afff6"/>
@@ -9107,7 +9102,7 @@
             <w:noProof/>
             <w:webHidden/>
           </w:rPr>
-          <w:instrText xml:space="preserve"> PAGEREF _Toc239075962 \h </w:instrText>
+          <w:instrText xml:space="preserve"> PAGEREF _Toc240824420 \h </w:instrText>
         </w:r>
         <w:r>
           <w:rPr>
@@ -9153,7 +9148,7 @@
           <w14:ligatures w14:val="standardContextual"/>
         </w:rPr>
       </w:pPr>
-      <w:hyperlink w:anchor="_Toc239075963" w:history="1">
+      <w:hyperlink w:anchor="_Toc240824421" w:history="1">
         <w:r>
           <w:rPr>
             <w:rStyle w:val="afff6"/>
@@ -9182,7 +9177,7 @@
             <w:noProof/>
             <w:webHidden/>
           </w:rPr>
-          <w:instrText xml:space="preserve"> PAGEREF _Toc239075963 \h </w:instrText>
+          <w:instrText xml:space="preserve"> PAGEREF _Toc240824421 \h </w:instrText>
         </w:r>
         <w:r>
           <w:rPr>
@@ -9228,7 +9223,7 @@
           <w14:ligatures w14:val="standardContextual"/>
         </w:rPr>
       </w:pPr>
-      <w:hyperlink w:anchor="_Toc239075964" w:history="1">
+      <w:hyperlink w:anchor="_Toc240824422" w:history="1">
         <w:r>
           <w:rPr>
             <w:rStyle w:val="afff6"/>
@@ -9257,7 +9252,7 @@
             <w:noProof/>
             <w:webHidden/>
           </w:rPr>
-          <w:instrText xml:space="preserve"> PAGEREF _Toc239075964 \h </w:instrText>
+          <w:instrText xml:space="preserve"> PAGEREF _Toc240824422 \h </w:instrText>
         </w:r>
         <w:r>
           <w:rPr>
@@ -9303,7 +9298,7 @@
           <w14:ligatures w14:val="standardContextual"/>
         </w:rPr>
       </w:pPr>
-      <w:hyperlink w:anchor="_Toc239075965" w:history="1">
+      <w:hyperlink w:anchor="_Toc240824423" w:history="1">
         <w:r>
           <w:rPr>
             <w:rStyle w:val="afff6"/>
@@ -9332,7 +9327,7 @@
             <w:noProof/>
             <w:webHidden/>
           </w:rPr>
-          <w:instrText xml:space="preserve"> PAGEREF _Toc239075965 \h </w:instrText>
+          <w:instrText xml:space="preserve"> PAGEREF _Toc240824423 \h </w:instrText>
         </w:r>
         <w:r>
           <w:rPr>
@@ -9378,7 +9373,7 @@
           <w14:ligatures w14:val="standardContextual"/>
         </w:rPr>
       </w:pPr>
-      <w:hyperlink w:anchor="_Toc239075966" w:history="1">
+      <w:hyperlink w:anchor="_Toc240824424" w:history="1">
         <w:r>
           <w:rPr>
             <w:rStyle w:val="afff6"/>
@@ -9407,7 +9402,7 @@
             <w:noProof/>
             <w:webHidden/>
           </w:rPr>
-          <w:instrText xml:space="preserve"> PAGEREF _Toc239075966 \h </w:instrText>
+          <w:instrText xml:space="preserve"> PAGEREF _Toc240824424 \h </w:instrText>
         </w:r>
         <w:r>
           <w:rPr>
@@ -9453,7 +9448,7 @@
           <w14:ligatures w14:val="standardContextual"/>
         </w:rPr>
       </w:pPr>
-      <w:hyperlink w:anchor="_Toc239075967" w:history="1">
+      <w:hyperlink w:anchor="_Toc240824425" w:history="1">
         <w:r>
           <w:rPr>
             <w:rStyle w:val="afff6"/>
@@ -9482,7 +9477,7 @@
             <w:noProof/>
             <w:webHidden/>
           </w:rPr>
-          <w:instrText xml:space="preserve"> PAGEREF _Toc239075967 \h </w:instrText>
+          <w:instrText xml:space="preserve"> PAGEREF _Toc240824425 \h </w:instrText>
         </w:r>
         <w:r>
           <w:rPr>
@@ -9528,7 +9523,7 @@
           <w14:ligatures w14:val="standardContextual"/>
         </w:rPr>
       </w:pPr>
-      <w:hyperlink w:anchor="_Toc239075968" w:history="1">
+      <w:hyperlink w:anchor="_Toc240824426" w:history="1">
         <w:r>
           <w:rPr>
             <w:rStyle w:val="afff6"/>
@@ -9557,7 +9552,7 @@
             <w:noProof/>
             <w:webHidden/>
           </w:rPr>
-          <w:instrText xml:space="preserve"> PAGEREF _Toc239075968 \h </w:instrText>
+          <w:instrText xml:space="preserve"> PAGEREF _Toc240824426 \h </w:instrText>
         </w:r>
         <w:r>
           <w:rPr>
@@ -9603,7 +9598,7 @@
           <w14:ligatures w14:val="standardContextual"/>
         </w:rPr>
       </w:pPr>
-      <w:hyperlink w:anchor="_Toc239075969" w:history="1">
+      <w:hyperlink w:anchor="_Toc240824427" w:history="1">
         <w:r>
           <w:rPr>
             <w:rStyle w:val="afff6"/>
@@ -9632,7 +9627,7 @@
             <w:noProof/>
             <w:webHidden/>
           </w:rPr>
-          <w:instrText xml:space="preserve"> PAGEREF _Toc239075969 \h </w:instrText>
+          <w:instrText xml:space="preserve"> PAGEREF _Toc240824427 \h </w:instrText>
         </w:r>
         <w:r>
           <w:rPr>
@@ -9678,7 +9673,7 @@
           <w14:ligatures w14:val="standardContextual"/>
         </w:rPr>
       </w:pPr>
-      <w:hyperlink w:anchor="_Toc239075970" w:history="1">
+      <w:hyperlink w:anchor="_Toc240824428" w:history="1">
         <w:r>
           <w:rPr>
             <w:rStyle w:val="afff6"/>
@@ -9707,7 +9702,7 @@
             <w:noProof/>
             <w:webHidden/>
           </w:rPr>
-          <w:instrText xml:space="preserve"> PAGEREF _Toc239075970 \h </w:instrText>
+          <w:instrText xml:space="preserve"> PAGEREF _Toc240824428 \h </w:instrText>
         </w:r>
         <w:r>
           <w:rPr>
@@ -9753,7 +9748,7 @@
           <w14:ligatures w14:val="standardContextual"/>
         </w:rPr>
       </w:pPr>
-      <w:hyperlink w:anchor="_Toc239075971" w:history="1">
+      <w:hyperlink w:anchor="_Toc240824429" w:history="1">
         <w:r>
           <w:rPr>
             <w:rStyle w:val="afff6"/>
@@ -9782,7 +9777,7 @@
             <w:noProof/>
             <w:webHidden/>
           </w:rPr>
-          <w:instrText xml:space="preserve"> PAGEREF _Toc239075971 \h </w:instrText>
+          <w:instrText xml:space="preserve"> PAGEREF _Toc240824429 \h </w:instrText>
         </w:r>
         <w:r>
           <w:rPr>
@@ -9828,7 +9823,7 @@
           <w14:ligatures w14:val="standardContextual"/>
         </w:rPr>
       </w:pPr>
-      <w:hyperlink w:anchor="_Toc239075972" w:history="1">
+      <w:hyperlink w:anchor="_Toc240824430" w:history="1">
         <w:r>
           <w:rPr>
             <w:rStyle w:val="afff6"/>
@@ -9857,7 +9852,7 @@
             <w:noProof/>
             <w:webHidden/>
           </w:rPr>
-          <w:instrText xml:space="preserve"> PAGEREF _Toc239075972 \h </w:instrText>
+          <w:instrText xml:space="preserve"> PAGEREF _Toc240824430 \h </w:instrText>
         </w:r>
         <w:r>
           <w:rPr>
@@ -9877,7 +9872,7 @@
             <w:noProof/>
             <w:webHidden/>
           </w:rPr>
-          <w:t>102</w:t>
+          <w:t>101</w:t>
         </w:r>
         <w:r>
           <w:rPr>
@@ -9918,7 +9913,6 @@
           <w:w w:val="97"/>
           <w:sz w:val="28"/>
         </w:rPr>
-        <w:lastRenderedPageBreak/>
         <w:t>ABSTRACT</w:t>
       </w:r>
     </w:p>
@@ -10034,7 +10028,6 @@
           <w:rFonts w:ascii="휴먼명조" w:eastAsia="휴먼명조" w:hAnsi="휴먼명조" w:cs="휴먼명조"/>
           <w:w w:val="97"/>
         </w:rPr>
-        <w:lastRenderedPageBreak/>
         <w:t>Zero-shot accuracy differed significantly across models (Cochran's Q = 1904.28, df = 3, p &lt; .001), with Qwen3-VL-2B achieving the highest pooled accuracy (0.3843). This ranking persisted after removing samples flagged as likely pretraining exposure by Min-K% Probability, indicating robustness to data contamination. The effect of QLoRA fine-tuning was heterogeneous in direction across models: it significantly improved Qwen2.5-VL-3B (Cohen's d = +2.646) and Qwen3-VL-2B (d = +1.620), yet significantly degraded</w:t>
       </w:r>
       <w:r>
@@ -10069,22 +10062,21 @@
           <w:rFonts w:ascii="휴먼명조" w:eastAsia="휴먼명조" w:hAnsi="휴먼명조" w:cs="휴먼명조"/>
           <w:w w:val="97"/>
         </w:rPr>
-        <w:t xml:space="preserve">The study makes three contributions. First, it provides three-stage empirical evidence on medical-domain adaptation of lightweight VLMs </w:t>
-      </w:r>
-      <w:r>
-        <w:rPr>
-          <w:rFonts w:ascii="휴먼명조" w:eastAsia="휴먼명조" w:hAnsi="휴먼명조" w:cs="휴먼명조"/>
-          <w:w w:val="97"/>
-        </w:rPr>
-        <w:lastRenderedPageBreak/>
-        <w:t>under a single protocol, showing that performance and resource consumption are not monotonically related and thereby offering a concrete basis for model selection under resource constraints. Second, it quantifies the model-level heterogeneity of fine-tuning effects and demonstrates how pooled analysis conceals opposing effects. Third, it reports a negative result for LLM-based autonomous optimization together with a verification of its failure mechanism. Notably, the variation observed when repeating an ide</w:t>
-      </w:r>
-      <w:r>
-        <w:rPr>
-          <w:rFonts w:ascii="휴먼명조" w:eastAsia="휴먼명조" w:hAnsi="휴먼명조" w:cs="휴먼명조"/>
-          <w:w w:val="97"/>
-        </w:rPr>
-        <w:t>ntical configuration (0.056) exceeded the mean difference between strategies (0.031), constituting a quantitative counterexample to the practice of comparing methods from single runs.</w:t>
+        <w:t>The study makes three contributions. First, it provides three-stage empirical evidence on medical-domain adaptation of lightweight VLMs under a single protocol, showing that performance and resource consumption are not monotonically related and thereby offering a concrete basis for model selection under resource constraints. Second, it quantifies the model-level heterogeneity of fine-tuning effects and demonstrates how pooled analysis conceals opposing effects. Third, it reports a negative result for LLM-ba</w:t>
+      </w:r>
+      <w:r>
+        <w:rPr>
+          <w:rFonts w:ascii="휴먼명조" w:eastAsia="휴먼명조" w:hAnsi="휴먼명조" w:cs="휴먼명조"/>
+          <w:w w:val="97"/>
+        </w:rPr>
+        <w:t>sed autonomous optimization together with a verification of its failure mechanism. Notably, the variation observed when repeating an identical configuration (0.056) exceeded the mean difference between strategies (0.031), constituting a quantitative counterexample to the practice of comparing methods from single runs. In addition, an indirect comparison with LLaVA-Med, a 7B medical-specialized model, showed that QLoRA adaptation of a lightweight 2B model reached comparable closed-ended accuracy on SLAKE (85</w:t>
+      </w:r>
+      <w:r>
+        <w:rPr>
+          <w:rFonts w:ascii="휴먼명조" w:eastAsia="휴먼명조" w:hAnsi="휴먼명조" w:cs="휴먼명조"/>
+          <w:w w:val="97"/>
+        </w:rPr>
+        <w:t>.26% vs. 85.34%) but trailed by 8-11%p on closed-ended PathVQA and VQA-RAD and by 10-27%p on open-ended questions under a matched token-recall criterion, thereby identifying the practical limit of domain adaptation.</w:t>
       </w:r>
     </w:p>
     <w:p>
@@ -10138,7 +10130,7 @@
         <w:jc w:val="center"/>
         <w:outlineLvl w:val="0"/>
       </w:pPr>
-      <w:bookmarkStart w:id="1" w:name="_Toc239075872"/>
+      <w:bookmarkStart w:id="1" w:name="_Toc240824330"/>
       <w:r>
         <w:rPr>
           <w:rFonts w:ascii="휴먼명조" w:eastAsia="휴먼명조" w:hAnsi="휴먼명조" w:cs="휴먼명조"/>
@@ -10161,7 +10153,7 @@
         <w:jc w:val="left"/>
         <w:outlineLvl w:val="1"/>
       </w:pPr>
-      <w:bookmarkStart w:id="2" w:name="_Toc239075873"/>
+      <w:bookmarkStart w:id="2" w:name="_Toc240824331"/>
       <w:r>
         <w:rPr>
           <w:rFonts w:ascii="휴먼명조" w:eastAsia="휴먼명조" w:hAnsi="휴먼명조" w:cs="휴먼명조"/>
@@ -10203,15 +10195,14 @@
           <w:rFonts w:ascii="휴먼명조" w:eastAsia="휴먼명조" w:hAnsi="휴먼명조" w:cs="휴먼명조"/>
           <w:w w:val="97"/>
         </w:rPr>
-        <w:t xml:space="preserve">Applying a PEFT method such as QLoRA in practice, however, requires selecting a number of hyperparameters — LoRA rank, target modules, learning rate, and others — and the influence of these choices on final performance often remains unexamined in a systematic way. Automating hyperparameter optimization (HPO) was identified as an open problem for </w:t>
-      </w:r>
-      <w:r>
-        <w:rPr>
-          <w:rFonts w:ascii="휴먼명조" w:eastAsia="휴먼명조" w:hAnsi="휴먼명조" w:cs="휴먼명조"/>
-          <w:w w:val="97"/>
-        </w:rPr>
-        <w:lastRenderedPageBreak/>
-        <w:t>VLM PEFT in a 2024 NeurIPS survey. Beyond traditional grid and random search or Bayesian optimization (Optuna TPE), an autonomous search paradigm has been proposed in which an LLM agent interprets prior experimental results on its own and proposes the next configuration.</w:t>
+        <w:t xml:space="preserve">Applying a PEFT method such as QLoRA in practice, however, requires selecting a number of hyperparameters — LoRA rank, target modules, learning rate, and others — and the influence of these choices on final performance often remains unexamined in a systematic way. Automating hyperparameter optimization (HPO) was identified as an open problem for VLM PEFT in a 2024 NeurIPS survey. Beyond traditional grid and random search or Bayesian optimization (Optuna TPE), an autonomous search paradigm has been proposed </w:t>
+      </w:r>
+      <w:r>
+        <w:rPr>
+          <w:rFonts w:ascii="휴먼명조" w:eastAsia="휴먼명조" w:hAnsi="휴먼명조" w:cs="휴먼명조"/>
+          <w:w w:val="97"/>
+        </w:rPr>
+        <w:t>in which an LLM agent interprets prior experimental results on its own and proposes the next configuration.</w:t>
       </w:r>
     </w:p>
     <w:p>
@@ -10220,7 +10211,7 @@
         <w:jc w:val="left"/>
         <w:outlineLvl w:val="1"/>
       </w:pPr>
-      <w:bookmarkStart w:id="3" w:name="_Toc239075874"/>
+      <w:bookmarkStart w:id="3" w:name="_Toc240824332"/>
       <w:r>
         <w:rPr>
           <w:rFonts w:ascii="휴먼명조" w:eastAsia="휴먼명조" w:hAnsi="휴먼명조" w:cs="휴먼명조"/>
@@ -10335,7 +10326,6 @@
                 <w:w w:val="97"/>
                 <w:sz w:val="18"/>
               </w:rPr>
-              <w:lastRenderedPageBreak/>
               <w:t>#</w:t>
             </w:r>
           </w:p>
@@ -10609,7 +10599,7 @@
         <w:jc w:val="left"/>
         <w:outlineLvl w:val="1"/>
       </w:pPr>
-      <w:bookmarkStart w:id="4" w:name="_Toc239075875"/>
+      <w:bookmarkStart w:id="4" w:name="_Toc240824333"/>
       <w:r>
         <w:rPr>
           <w:rFonts w:ascii="휴먼명조" w:eastAsia="휴먼명조" w:hAnsi="휴먼명조" w:cs="휴먼명조"/>
@@ -10631,15 +10621,14 @@
           <w:rFonts w:ascii="휴먼명조" w:eastAsia="휴먼명조" w:hAnsi="휴먼명조" w:cs="휴먼명조"/>
           <w:w w:val="97"/>
         </w:rPr>
-        <w:t xml:space="preserve">The experimental scope of this study is limited to four lightweight </w:t>
-      </w:r>
-      <w:r>
-        <w:rPr>
-          <w:rFonts w:ascii="휴먼명조" w:eastAsia="휴먼명조" w:hAnsi="휴먼명조" w:cs="휴먼명조"/>
-          <w:w w:val="97"/>
-        </w:rPr>
-        <w:lastRenderedPageBreak/>
-        <w:t>VLMs (Qwen3-VL-2B, Qwen2.5-VL-3B, SmolVLM2-2.2B, Gemma4-E2B) and three public medical VQA datasets (PathVQA, SLAKE, VQA-RAD). Models were selected on the criteria that QLoRA fine-tuning was expected to be feasible within 16GB-class VRAM (confirmed post hoc at a measured maximum of 14.4GB, Section 3.2.1) and that the license permits free redistribution (Apache 2.0 / MIT). Datasets were restricted to publicly accessible benchmarks in which clinical question types are labelled.</w:t>
+        <w:t>The experimental scope of this study is limited to four lightweight VLMs (Qwen3-VL-2B, Qwen2.5-VL-3B, SmolVLM2-2.2B, Gemma4-E2B) and three public medical VQA datasets (PathVQA, SLAKE, VQA-RAD). Models were selected on the criteria that QLoRA fine-tuning was expected to be feasible within 16GB-class VRAM (confirmed post hoc at a measured maximum of 14.4GB, Section 3.2.1) and that the license permits free redistribution (Apache 2.0 / MIT). Datasets were restricted to publicly accessible benchmarks in which cl</w:t>
+      </w:r>
+      <w:r>
+        <w:rPr>
+          <w:rFonts w:ascii="휴먼명조" w:eastAsia="휴먼명조" w:hAnsi="휴먼명조" w:cs="휴먼명조"/>
+          <w:w w:val="97"/>
+        </w:rPr>
+        <w:t>inical question types are labelled.</w:t>
       </w:r>
     </w:p>
     <w:p>
@@ -10668,7 +10657,7 @@
         <w:jc w:val="left"/>
         <w:outlineLvl w:val="1"/>
       </w:pPr>
-      <w:bookmarkStart w:id="5" w:name="_Toc239075876"/>
+      <w:bookmarkStart w:id="5" w:name="_Toc240824334"/>
       <w:r>
         <w:rPr>
           <w:rFonts w:ascii="휴먼명조" w:eastAsia="휴먼명조" w:hAnsi="휴먼명조" w:cs="휴먼명조"/>
@@ -10690,22 +10679,14 @@
           <w:rFonts w:ascii="휴먼명조" w:eastAsia="휴먼명조" w:hAnsi="휴먼명조" w:cs="휴먼명조"/>
           <w:w w:val="97"/>
         </w:rPr>
-        <w:t xml:space="preserve">This thesis is organized as follows. Chapter II reviews the theoretical background and prior work on Vision-Language Models, Parameter-Efficient Fine-Tuning, medical VQA, and autonomous hyperparameter </w:t>
-      </w:r>
-      <w:r>
-        <w:rPr>
-          <w:rFonts w:ascii="휴먼명조" w:eastAsia="휴먼명조" w:hAnsi="휴먼명조" w:cs="휴먼명조"/>
-          <w:w w:val="97"/>
-        </w:rPr>
-        <w:lastRenderedPageBreak/>
-        <w:t>optimization. Chapter III describes the experimental environment, the target models and datasets, the concrete design of the three-stage experiment (Phase 1 zero-shot baseline, Phase 2 QLoRA fine-tuning, Phase 3 autonomous HPO), and the evaluation and statistical analysis methods. Chapter IV presents the experimental results of each phase in accordance with RQ1-RQ3 and discusses them collectively. Chapter V summarizes the findings and presents the contributions, limitations, and directions for future resear</w:t>
-      </w:r>
-      <w:r>
-        <w:rPr>
-          <w:rFonts w:ascii="휴먼명조" w:eastAsia="휴먼명조" w:hAnsi="휴먼명조" w:cs="휴먼명조"/>
-          <w:w w:val="97"/>
-        </w:rPr>
-        <w:t>ch.</w:t>
+        <w:t>This thesis is organized as follows. Chapter II reviews the theoretical background and prior work on Vision-Language Models, Parameter-Efficient Fine-Tuning, medical VQA, and autonomous hyperparameter optimization. Chapter III describes the experimental environment, the target models and datasets, the concrete design of the three-stage experiment (Phase 1 zero-shot baseline, Phase 2 QLoRA fine-tuning, Phase 3 autonomous HPO), and the evaluation and statistical analysis methods. Chapter IV presents the exper</w:t>
+      </w:r>
+      <w:r>
+        <w:rPr>
+          <w:rFonts w:ascii="휴먼명조" w:eastAsia="휴먼명조" w:hAnsi="휴먼명조" w:cs="휴먼명조"/>
+          <w:w w:val="97"/>
+        </w:rPr>
+        <w:t>imental results of each phase in accordance with RQ1-RQ3 and discusses them collectively. Chapter V summarizes the findings and presents the contributions, limitations, and directions for future research.</w:t>
       </w:r>
     </w:p>
     <w:p>
@@ -10720,7 +10701,7 @@
         <w:jc w:val="center"/>
         <w:outlineLvl w:val="0"/>
       </w:pPr>
-      <w:bookmarkStart w:id="6" w:name="_Toc239075877"/>
+      <w:bookmarkStart w:id="6" w:name="_Toc240824335"/>
       <w:r>
         <w:rPr>
           <w:rFonts w:ascii="휴먼명조" w:eastAsia="휴먼명조" w:hAnsi="휴먼명조" w:cs="휴먼명조"/>
@@ -10743,7 +10724,7 @@
         <w:jc w:val="left"/>
         <w:outlineLvl w:val="1"/>
       </w:pPr>
-      <w:bookmarkStart w:id="7" w:name="_Toc239075878"/>
+      <w:bookmarkStart w:id="7" w:name="_Toc240824336"/>
       <w:r>
         <w:rPr>
           <w:rFonts w:ascii="휴먼명조" w:eastAsia="휴먼명조" w:hAnsi="휴먼명조" w:cs="휴먼명조"/>
@@ -10761,7 +10742,7 @@
         <w:jc w:val="left"/>
         <w:outlineLvl w:val="2"/>
       </w:pPr>
-      <w:bookmarkStart w:id="8" w:name="_Toc239075879"/>
+      <w:bookmarkStart w:id="8" w:name="_Toc240824337"/>
       <w:r>
         <w:rPr>
           <w:rFonts w:ascii="휴먼명조" w:eastAsia="휴먼명조" w:hAnsi="휴먼명조" w:cs="휴먼명조"/>
@@ -10805,7 +10786,7 @@
         <w:jc w:val="left"/>
         <w:outlineLvl w:val="2"/>
       </w:pPr>
-      <w:bookmarkStart w:id="9" w:name="_Toc239075880"/>
+      <w:bookmarkStart w:id="9" w:name="_Toc240824338"/>
       <w:r>
         <w:rPr>
           <w:rFonts w:ascii="휴먼명조" w:eastAsia="휴먼명조" w:hAnsi="휴먼명조" w:cs="휴먼명조"/>
@@ -10826,7 +10807,6 @@
           <w:rFonts w:ascii="휴먼명조" w:eastAsia="휴먼명조" w:hAnsi="휴먼명조" w:cs="휴먼명조"/>
           <w:w w:val="97"/>
         </w:rPr>
-        <w:lastRenderedPageBreak/>
         <w:t>The four models targeted in this study are all lightweight VLMs in the 2-3B class released in 2025-2026, each pursuing parameter efficiency in a different way. Qwen2.5-VL [2] is characterized by dynamic-resolution processing, which adjusts the number of visual tokens according to image size, and by an MRoPE extension that aligns temporal information to absolute time; it is strong at document parsing and multilingual OCR. Its successor, Qwen3-VL, expanded into dense (2B/4B/8B/32B) and Mixture-of-Experts (30B</w:t>
       </w:r>
       <w:r>
@@ -10850,7 +10830,7 @@
         <w:jc w:val="left"/>
         <w:outlineLvl w:val="1"/>
       </w:pPr>
-      <w:bookmarkStart w:id="10" w:name="_Toc239075881"/>
+      <w:bookmarkStart w:id="10" w:name="_Toc240824339"/>
       <w:r>
         <w:rPr>
           <w:rFonts w:ascii="휴먼명조" w:eastAsia="휴먼명조" w:hAnsi="휴먼명조" w:cs="휴먼명조"/>
@@ -10868,7 +10848,7 @@
         <w:jc w:val="left"/>
         <w:outlineLvl w:val="2"/>
       </w:pPr>
-      <w:bookmarkStart w:id="11" w:name="_Toc239075882"/>
+      <w:bookmarkStart w:id="11" w:name="_Toc240824340"/>
       <w:r>
         <w:rPr>
           <w:rFonts w:ascii="휴먼명조" w:eastAsia="휴먼명조" w:hAnsi="휴먼명조" w:cs="휴먼명조"/>
@@ -10889,22 +10869,14 @@
           <w:rFonts w:ascii="휴먼명조" w:eastAsia="휴먼명조" w:hAnsi="휴먼명조" w:cs="휴먼명조"/>
           <w:w w:val="97"/>
         </w:rPr>
-        <w:t xml:space="preserve">LoRA [4] freezes a pretrained weight matrix $W_0$ and learns an approximation of its update $\Delta W$ as the product $BA$ of two low-rank matrices $A \in \mathbb{R}^{r \times k}$ and $B \in </w:t>
-      </w:r>
-      <w:r>
-        <w:rPr>
-          <w:rFonts w:ascii="휴먼명조" w:eastAsia="휴먼명조" w:hAnsi="휴먼명조" w:cs="휴먼명조"/>
-          <w:w w:val="97"/>
-        </w:rPr>
-        <w:lastRenderedPageBreak/>
-        <w:t>\mathbb{R}^{d \times r}$, with $r \ll \min(d,k)$. The forward pass is computed as $h = W_0 x + BAx$, and since only $A$ and $B$ are trained, the ratio of trainable to total parameters can be reduced dramatically (in Ablation B of this study, the trainable-parameter ratio at rank = 64 is approximately 0.2-1.6% of the total; see Section 4.2.3). The rank $r$ is the key hyperparameter governing the trade-off between expressive capacity and parameter efficiency, while alpha is a coefficient that scales $\Delta W</w:t>
-      </w:r>
-      <w:r>
-        <w:rPr>
-          <w:rFonts w:ascii="휴먼명조" w:eastAsia="휴먼명조" w:hAnsi="휴먼명조" w:cs="휴먼명조"/>
-          <w:w w:val="97"/>
-        </w:rPr>
-        <w:t>$ (multiplying $BAx$ by $\alpha/r$).</w:t>
+        <w:t>LoRA [4] freezes a pretrained weight matrix $W_0$ and learns an approximation of its update $\Delta W$ as the product $BA$ of two low-rank matrices $A \in \mathbb{R}^{r \times k}$ and $B \in \mathbb{R}^{d \times r}$, with $r \ll \min(d,k)$. The forward pass is computed as $h = W_0 x + BAx$, and since only $A$ and $B$ are trained, the ratio of trainable to total parameters can be reduced dramatically (in Ablation B of this study, the trainable-parameter ratio at rank = 64 is approximately 0.2-1.6% of the tot</w:t>
+      </w:r>
+      <w:r>
+        <w:rPr>
+          <w:rFonts w:ascii="휴먼명조" w:eastAsia="휴먼명조" w:hAnsi="휴먼명조" w:cs="휴먼명조"/>
+          <w:w w:val="97"/>
+        </w:rPr>
+        <w:t>al; see Section 4.2.3). The rank $r$ is the key hyperparameter governing the trade-off between expressive capacity and parameter efficiency, while alpha is a coefficient that scales $\Delta W$ (multiplying $BAx$ by $\alpha/r$).</w:t>
       </w:r>
     </w:p>
     <w:p>
@@ -10913,7 +10885,7 @@
         <w:jc w:val="left"/>
         <w:outlineLvl w:val="2"/>
       </w:pPr>
-      <w:bookmarkStart w:id="12" w:name="_Toc239075883"/>
+      <w:bookmarkStart w:id="12" w:name="_Toc240824341"/>
       <w:r>
         <w:rPr>
           <w:rFonts w:ascii="휴먼명조" w:eastAsia="휴먼명조" w:hAnsi="휴먼명조" w:cs="휴먼명조"/>
@@ -10950,7 +10922,7 @@
         <w:jc w:val="left"/>
         <w:outlineLvl w:val="2"/>
       </w:pPr>
-      <w:bookmarkStart w:id="13" w:name="_Toc239075884"/>
+      <w:bookmarkStart w:id="13" w:name="_Toc240824342"/>
       <w:r>
         <w:rPr>
           <w:rFonts w:ascii="휴먼명조" w:eastAsia="휴먼명조" w:hAnsi="휴먼명조" w:cs="휴먼명조"/>
@@ -10971,7 +10943,6 @@
           <w:rFonts w:ascii="휴먼명조" w:eastAsia="휴먼명조" w:hAnsi="휴먼명조" w:cs="휴먼명조"/>
           <w:w w:val="97"/>
         </w:rPr>
-        <w:lastRenderedPageBreak/>
         <w:t xml:space="preserve">Besides LoRA and QLoRA, various PEFT methods have been proposed, including partial fine-tuning that trains only some layers, prefix tuning that prepends trainable prefix vectors to the input, and adapter approaches that insert small adapter modules between transformer layers. Compared with these, the advantages of the LoRA family are that (1) $BA$ can be merged into $W_0$ at inference time so that no additional latency is incurred, and (2) adapters can be stored and swapped independently, allowing a single </w:t>
       </w:r>
       <w:r>
@@ -10988,7 +10959,7 @@
         <w:jc w:val="left"/>
         <w:outlineLvl w:val="1"/>
       </w:pPr>
-      <w:bookmarkStart w:id="14" w:name="_Toc239075885"/>
+      <w:bookmarkStart w:id="14" w:name="_Toc240824343"/>
       <w:r>
         <w:rPr>
           <w:rFonts w:ascii="휴먼명조" w:eastAsia="휴먼명조" w:hAnsi="휴먼명조" w:cs="휴먼명조"/>
@@ -11006,7 +10977,7 @@
         <w:jc w:val="left"/>
         <w:outlineLvl w:val="2"/>
       </w:pPr>
-      <w:bookmarkStart w:id="15" w:name="_Toc239075886"/>
+      <w:bookmarkStart w:id="15" w:name="_Toc240824344"/>
       <w:r>
         <w:rPr>
           <w:rFonts w:ascii="휴먼명조" w:eastAsia="휴먼명조" w:hAnsi="휴먼명조" w:cs="휴먼명조"/>
@@ -11043,7 +11014,7 @@
         <w:jc w:val="left"/>
         <w:outlineLvl w:val="2"/>
       </w:pPr>
-      <w:bookmarkStart w:id="16" w:name="_Toc239075887"/>
+      <w:bookmarkStart w:id="16" w:name="_Toc240824345"/>
       <w:r>
         <w:rPr>
           <w:rFonts w:ascii="휴먼명조" w:eastAsia="휴먼명조" w:hAnsi="휴먼명조" w:cs="휴먼명조"/>
@@ -11064,22 +11035,14 @@
           <w:rFonts w:ascii="휴먼명조" w:eastAsia="휴먼명조" w:hAnsi="휴먼명조" w:cs="휴먼명조"/>
           <w:w w:val="97"/>
         </w:rPr>
-        <w:t>The three datasets used in this study each represent a different sub-domain of medical imaging. PathVQA [6] provides 32,799 question-</w:t>
-      </w:r>
-      <w:r>
-        <w:rPr>
-          <w:rFonts w:ascii="휴먼명조" w:eastAsia="휴먼명조" w:hAnsi="휴먼명조" w:cs="휴먼명조"/>
-          <w:w w:val="97"/>
-        </w:rPr>
-        <w:lastRenderedPageBreak/>
-        <w:t>answer pairs over 4,998 pathology tissue images extracted from pathology textbooks and the PEIR digital library, organized into seven question types modelled on the American Board of Pathology (ABP) certification examination format. This study uses its public release (flaviagiammarino/path-vqa, 32,632 items). SLAKE [7] combines 14,028 bilingual English-Chinese question-answer pairs over 642 radiology/CT images with a medical knowledge graph of 5,232 knowledge triplets. This study uses the English-only relea</w:t>
-      </w:r>
-      <w:r>
-        <w:rPr>
-          <w:rFonts w:ascii="휴먼명조" w:eastAsia="휴먼명조" w:hAnsi="휴먼명조" w:cs="휴먼명조"/>
-          <w:w w:val="97"/>
-        </w:rPr>
-        <w:t>se of that dataset (mdwiratathya/SLAKE-vqa-english, 7,033 items). VQA-RAD [8] was the first dataset to collect questions that clinicians naturally raised while viewing radiological images (CT/MRI/X-ray), containing roughly 3,500 question-answer pairs over 315 images. This study uses its public release (flaviagiammarino/vqa-rad, 2,244 items).</w:t>
+        <w:t xml:space="preserve">The three datasets used in this study each represent a different sub-domain of medical imaging. PathVQA [6] provides 32,799 question-answer pairs over 4,998 pathology tissue images extracted from pathology textbooks and the PEIR digital library, organized into seven question types modelled on the American Board of Pathology (ABP) certification examination format. This study uses its public release (flaviagiammarino/path-vqa, 32,632 items). SLAKE [7] combines 14,028 bilingual English-Chinese question-answer </w:t>
+      </w:r>
+      <w:r>
+        <w:rPr>
+          <w:rFonts w:ascii="휴먼명조" w:eastAsia="휴먼명조" w:hAnsi="휴먼명조" w:cs="휴먼명조"/>
+          <w:w w:val="97"/>
+        </w:rPr>
+        <w:t>pairs over 642 radiology/CT images with a medical knowledge graph of 5,232 knowledge triplets. This study uses the English-only release of that dataset (mdwiratathya/SLAKE-vqa-english, 7,033 items). VQA-RAD [8] was the first dataset to collect questions that clinicians naturally raised while viewing radiological images (CT/MRI/X-ray), containing roughly 3,500 question-answer pairs over 315 images. This study uses its public release (flaviagiammarino/vqa-rad, 2,244 items).</w:t>
       </w:r>
     </w:p>
     <w:p>
@@ -11088,7 +11051,7 @@
         <w:jc w:val="left"/>
         <w:outlineLvl w:val="2"/>
       </w:pPr>
-      <w:bookmarkStart w:id="17" w:name="_Toc239075888"/>
+      <w:bookmarkStart w:id="17" w:name="_Toc240824346"/>
       <w:r>
         <w:rPr>
           <w:rFonts w:ascii="휴먼명조" w:eastAsia="휴먼명조" w:hAnsi="휴먼명조" w:cs="휴먼명조"/>
@@ -11116,15 +11079,7 @@
           <w:rFonts w:ascii="휴먼명조" w:eastAsia="휴먼명조" w:hAnsi="휴먼명조" w:cs="휴먼명조"/>
           <w:w w:val="97"/>
         </w:rPr>
-        <w:t xml:space="preserve"> from only a few examples. CheXagent [11] is a foundation model composed of a clinical LLM, a visual encoder, and a cross-modal bridge network specialized for chest X-ray interpretation, representing an approach deeply specialized </w:t>
-      </w:r>
-      <w:r>
-        <w:rPr>
-          <w:rFonts w:ascii="휴먼명조" w:eastAsia="휴먼명조" w:hAnsi="휴먼명조" w:cs="휴먼명조"/>
-          <w:w w:val="97"/>
-        </w:rPr>
-        <w:lastRenderedPageBreak/>
-        <w:t>to one imaging sub-domain.</w:t>
+        <w:t xml:space="preserve"> from only a few examples. CheXagent [11] is a foundation model composed of a clinical LLM, a visual encoder, and a cross-modal bridge network specialized for chest X-ray interpretation, representing an approach deeply specialized to one imaging sub-domain.</w:t>
       </w:r>
     </w:p>
     <w:p>
@@ -11160,7 +11115,7 @@
         <w:jc w:val="left"/>
         <w:outlineLvl w:val="1"/>
       </w:pPr>
-      <w:bookmarkStart w:id="18" w:name="_Toc239075889"/>
+      <w:bookmarkStart w:id="18" w:name="_Toc240824347"/>
       <w:r>
         <w:rPr>
           <w:rFonts w:ascii="휴먼명조" w:eastAsia="휴먼명조" w:hAnsi="휴먼명조" w:cs="휴먼명조"/>
@@ -11178,7 +11133,7 @@
         <w:jc w:val="left"/>
         <w:outlineLvl w:val="2"/>
       </w:pPr>
-      <w:bookmarkStart w:id="19" w:name="_Toc239075890"/>
+      <w:bookmarkStart w:id="19" w:name="_Toc240824348"/>
       <w:r>
         <w:rPr>
           <w:rFonts w:ascii="휴먼명조" w:eastAsia="휴먼명조" w:hAnsi="휴먼명조" w:cs="휴먼명조"/>
@@ -11199,22 +11154,21 @@
           <w:rFonts w:ascii="휴먼명조" w:eastAsia="휴먼명조" w:hAnsi="휴먼명조" w:cs="휴먼명조"/>
           <w:w w:val="97"/>
         </w:rPr>
-        <w:t xml:space="preserve">The simplest method of hyperparameter optimization (HPO) is grid search, which evaluates every combination on a predefined grid; the number of required evaluations, however, grows exponentially with the dimensionality of the search space. Bergstra and Bengio [12] showed theoretically and empirically that random sampling of combinations can yield substantially better — or equivalent — performance than grid search </w:t>
-      </w:r>
-      <w:r>
-        <w:rPr>
-          <w:rFonts w:ascii="휴먼명조" w:eastAsia="휴먼명조" w:hAnsi="휴먼명조" w:cs="휴먼명조"/>
-          <w:w w:val="97"/>
-        </w:rPr>
-        <w:lastRenderedPageBreak/>
-        <w:t>within the same computational budget, because the effective dimensionality of the hyperparameters that actually influence performance is often low. Bayesian optimization constructs a probabilistic surrogate model of the objective function from previous evaluations and selects the next evaluation point accordingly, aiming to find a better solution with fewer evaluations than grid or random search. Optuna [13], used as the control in this study, is a Bayesian optimization framework adopting the Tree-structure</w:t>
-      </w:r>
-      <w:r>
-        <w:rPr>
-          <w:rFonts w:ascii="휴먼명조" w:eastAsia="휴먼명조" w:hAnsi="휴먼명조" w:cs="휴먼명조"/>
-          <w:w w:val="97"/>
-        </w:rPr>
-        <w:t>d Parzen Estimator (TPE) algorithm, providing a define-by-run API that allows the search space to be defined dynamically at runtime together with efficient pruning strategies.</w:t>
+        <w:t>The simplest method of hyperparameter optimization (HPO) is grid search, which evaluates every combination on a predefined grid; the number of required evaluations, however, grows exponentially with the dimensionality of the search space. Bergstra and Bengio [12] showed theoretically and empirically that random sampling of combinations can yield substantially better — or equivalent — performance than grid search within the same computational budget, because the effective dimensionality of the hyperparameter</w:t>
+      </w:r>
+      <w:r>
+        <w:rPr>
+          <w:rFonts w:ascii="휴먼명조" w:eastAsia="휴먼명조" w:hAnsi="휴먼명조" w:cs="휴먼명조"/>
+          <w:w w:val="97"/>
+        </w:rPr>
+        <w:t>s that actually influence performance is often low. Bayesian optimization constructs a probabilistic surrogate model of the objective function from previous evaluations and selects the next evaluation point accordingly, aiming to find a better solution with fewer evaluations than grid or random search. Optuna [13], used as the control in this study, is a Bayesian optimization framework adopting the Tree-structured Parzen Estimator (TPE) algorithm, providing a define-by-run API that allows the search space t</w:t>
+      </w:r>
+      <w:r>
+        <w:rPr>
+          <w:rFonts w:ascii="휴먼명조" w:eastAsia="휴먼명조" w:hAnsi="휴먼명조" w:cs="휴먼명조"/>
+          <w:w w:val="97"/>
+        </w:rPr>
+        <w:t>o be defined dynamically at runtime together with efficient pruning strategies.</w:t>
       </w:r>
     </w:p>
     <w:p>
@@ -11243,7 +11197,7 @@
         <w:jc w:val="left"/>
         <w:outlineLvl w:val="2"/>
       </w:pPr>
-      <w:bookmarkStart w:id="20" w:name="_Toc239075891"/>
+      <w:bookmarkStart w:id="20" w:name="_Toc240824349"/>
       <w:r>
         <w:rPr>
           <w:rFonts w:ascii="휴먼명조" w:eastAsia="휴먼명조" w:hAnsi="휴먼명조" w:cs="휴먼명조"/>
@@ -11264,29 +11218,28 @@
           <w:rFonts w:ascii="휴먼명조" w:eastAsia="휴먼명조" w:hAnsi="휴먼명조" w:cs="휴먼명조"/>
           <w:w w:val="97"/>
         </w:rPr>
-        <w:t xml:space="preserve">In contrast to Bayesian optimization, which relies on a numerical surrogate model, a scheme in which an LLM agent directly interprets previous experimental logs and proposes the next configuration through natural-language reasoning has recently been discussed as a new </w:t>
-      </w:r>
-      <w:r>
-        <w:rPr>
-          <w:rFonts w:ascii="휴먼명조" w:eastAsia="휴먼명조" w:hAnsi="휴먼명조" w:cs="휴먼명조"/>
-          <w:w w:val="97"/>
-        </w:rPr>
-        <w:lastRenderedPageBreak/>
-        <w:t>alternative for hyperparameter search. The theoretical distinctions of this approach can be summarized in three points: (1) the LLM can transfer knowledge across different tasks and architectures (cross-domain transfer) by drawing on domain knowledge acquired during pretraining; (2) unlike Bayesian optimization, which treats individual hyperparameters as independent variables, it can understand interactions among hyperparameters structurally on the basis of prior knowledge; and (3) it records the reason for</w:t>
-      </w:r>
-      <w:r>
-        <w:rPr>
-          <w:rFonts w:ascii="휴먼명조" w:eastAsia="휴먼명조" w:hAnsi="휴먼명조" w:cs="휴먼명조"/>
-          <w:w w:val="97"/>
-        </w:rPr>
-        <w:t xml:space="preserve"> changing a configuration explicitly in natural language, providing interpretability and traceability of the search process. The autoresearch-style loop adopted in this study (read previous results → propose the next configuration with a natural-language rationale → execute → record the result, Section 3.7) is the experimental apparatus by which RQ3 tests whether these three distinctions can in fact be combined with performance competitive against Bayesian optimization (Optuna/TPE). This is, however, less a</w:t>
-      </w:r>
-      <w:r>
-        <w:rPr>
-          <w:rFonts w:ascii="휴먼명조" w:eastAsia="휴먼명조" w:hAnsi="휴먼명조" w:cs="휴먼명조"/>
-          <w:w w:val="97"/>
-        </w:rPr>
-        <w:t>n established standard methodology than one instance of an emerging research current on the use of LLM agents for automating scientific experimentation; rather than claiming general superiority for the approach, this study focuses on empirically verifying its competitiveness on the concrete task of medical VQA QLoRA tuning.</w:t>
+        <w:t>In contrast to Bayesian optimization, which relies on a numerical surrogate model, a scheme in which an LLM agent directly interprets previous experimental logs and proposes the next configuration through natural-language reasoning has recently been discussed as a new alternative for hyperparameter search. The theoretical distinctions of this approach can be summarized in three points: (1) the LLM can transfer knowledge across different tasks and architectures (cross-domain transfer) by drawing on domain kn</w:t>
+      </w:r>
+      <w:r>
+        <w:rPr>
+          <w:rFonts w:ascii="휴먼명조" w:eastAsia="휴먼명조" w:hAnsi="휴먼명조" w:cs="휴먼명조"/>
+          <w:w w:val="97"/>
+        </w:rPr>
+        <w:t>owledge acquired during pretraining; (2) unlike Bayesian optimization, which treats individual hyperparameters as independent variables, it can understand interactions among hyperparameters structurally on the basis of prior knowledge; and (3) it records the reason for changing a configuration explicitly in natural language, providing interpretability and traceability of the search process. The autoresearch-style loop adopted in this study (read previous results → propose the next configuration with a natur</w:t>
+      </w:r>
+      <w:r>
+        <w:rPr>
+          <w:rFonts w:ascii="휴먼명조" w:eastAsia="휴먼명조" w:hAnsi="휴먼명조" w:cs="휴먼명조"/>
+          <w:w w:val="97"/>
+        </w:rPr>
+        <w:t>al-language rationale → execute → record the result, Section 3.7) is the experimental apparatus by which RQ3 tests whether these three distinctions can in fact be combined with performance competitive against Bayesian optimization (Optuna/TPE). This is, however, less an established standard methodology than one instance of an emerging research current on the use of LLM agents for automating scientific experimentation; rather than claiming general superiority for the approach, this study focuses on empirical</w:t>
+      </w:r>
+      <w:r>
+        <w:rPr>
+          <w:rFonts w:ascii="휴먼명조" w:eastAsia="휴먼명조" w:hAnsi="휴먼명조" w:cs="휴먼명조"/>
+          <w:w w:val="97"/>
+        </w:rPr>
+        <w:t>ly verifying its competitiveness on the concrete task of medical VQA QLoRA tuning.</w:t>
       </w:r>
     </w:p>
     <w:p>
@@ -11295,7 +11248,7 @@
         <w:jc w:val="left"/>
         <w:outlineLvl w:val="1"/>
       </w:pPr>
-      <w:bookmarkStart w:id="21" w:name="_Toc239075892"/>
+      <w:bookmarkStart w:id="21" w:name="_Toc240824350"/>
       <w:r>
         <w:rPr>
           <w:rFonts w:ascii="휴먼명조" w:eastAsia="휴먼명조" w:hAnsi="휴먼명조" w:cs="휴먼명조"/>
@@ -11331,7 +11284,6 @@
           <w:b/>
           <w:w w:val="97"/>
         </w:rPr>
-        <w:lastRenderedPageBreak/>
         <w:t>Research on medical-specialized VLMs (2.3.3) presupposes large models and large domain datasets.</w:t>
       </w:r>
       <w:r>
@@ -11396,15 +11348,7 @@
           <w:rFonts w:ascii="휴먼명조" w:eastAsia="휴먼명조" w:hAnsi="휴먼명조" w:cs="휴먼명조"/>
           <w:w w:val="97"/>
         </w:rPr>
-        <w:t xml:space="preserve"> AgentHPO [21] reports that across 12 representative machine-learning tasks an LLM agent exceeded random search and, on many tasks, surpassed the best human trials. LLAMBO [22] replaced the </w:t>
-      </w:r>
-      <w:r>
-        <w:rPr>
-          <w:rFonts w:ascii="휴먼명조" w:eastAsia="휴먼명조" w:hAnsi="휴먼명조" w:cs="휴먼명조"/>
-          <w:w w:val="97"/>
-        </w:rPr>
-        <w:lastRenderedPageBreak/>
-        <w:t>components of Bayesian optimization — warm start, surrogate model, candidate sampling — with LLMs and showed gains early in the search, where observations are sparse. Ferreira et al. [23], by contrast, report that in tuning a small language model under a fixed compute budget, classical optimizers such as CMA-ES and TPE o</w:t>
+        <w:t xml:space="preserve"> AgentHPO [21] reports that across 12 representative machine-learning tasks an LLM agent exceeded random search and, on many tasks, surpassed the best human trials. LLAMBO [22] replaced the components of Bayesian optimization — warm start, surrogate model, candidate sampling — with LLMs and showed gains early in the search, where observations are sparse. Ferreira et al. [23], by contrast, report that in tuning a small language model under a fixed compute budget, classical optimizers such as CMA-ES and TPE o</w:t>
       </w:r>
       <w:r>
         <w:rPr>
@@ -11433,13 +11377,12 @@
           <w:rFonts w:hint="eastAsia"/>
         </w:rPr>
       </w:pPr>
-      <w:bookmarkStart w:id="22" w:name="_Toc239075947"/>
+      <w:bookmarkStart w:id="22" w:name="_Toc240824405"/>
       <w:r>
         <w:rPr>
           <w:rFonts w:eastAsia="휴먼명조" w:cs="휴먼명조"/>
           <w:w w:val="97"/>
         </w:rPr>
-        <w:lastRenderedPageBreak/>
         <w:t>Table 2.1. Position of this study relative to prior work</w:t>
       </w:r>
       <w:bookmarkEnd w:id="22"/>
@@ -12616,15 +12559,7 @@
           <w:rFonts w:ascii="휴먼명조" w:eastAsia="휴먼명조" w:hAnsi="휴먼명조" w:cs="휴먼명조"/>
           <w:w w:val="97"/>
         </w:rPr>
-        <w:t xml:space="preserve">. The lightweight-VLM line treats adaptation methods while fixing hyperparameters by hand; the HPO line </w:t>
-      </w:r>
-      <w:r>
-        <w:rPr>
-          <w:rFonts w:ascii="휴먼명조" w:eastAsia="휴먼명조" w:hAnsi="휴먼명조" w:cs="휴먼명조"/>
-          <w:w w:val="97"/>
-        </w:rPr>
-        <w:lastRenderedPageBreak/>
-        <w:t xml:space="preserve">treats search strategies while targeting general-domain tasks. This study sits where the two axes meet — </w:t>
+        <w:t xml:space="preserve">. The lightweight-VLM line treats adaptation methods while fixing hyperparameters by hand; the HPO line treats search strategies while targeting general-domain tasks. This study sits where the two axes meet — </w:t>
       </w:r>
       <w:r>
         <w:rPr>
@@ -12712,7 +12647,7 @@
         <w:jc w:val="center"/>
         <w:outlineLvl w:val="0"/>
       </w:pPr>
-      <w:bookmarkStart w:id="23" w:name="_Toc239075893"/>
+      <w:bookmarkStart w:id="23" w:name="_Toc240824351"/>
       <w:r>
         <w:rPr>
           <w:rFonts w:ascii="휴먼명조" w:eastAsia="휴먼명조" w:hAnsi="휴먼명조" w:cs="휴먼명조"/>
@@ -12735,7 +12670,7 @@
         <w:jc w:val="left"/>
         <w:outlineLvl w:val="1"/>
       </w:pPr>
-      <w:bookmarkStart w:id="24" w:name="_Toc239075894"/>
+      <w:bookmarkStart w:id="24" w:name="_Toc240824352"/>
       <w:r>
         <w:rPr>
           <w:rFonts w:ascii="휴먼명조" w:eastAsia="휴먼명조" w:hAnsi="휴먼명조" w:cs="휴먼명조"/>
@@ -12773,7 +12708,7 @@
         <w:jc w:val="left"/>
         <w:outlineLvl w:val="1"/>
       </w:pPr>
-      <w:bookmarkStart w:id="25" w:name="_Toc239075895"/>
+      <w:bookmarkStart w:id="25" w:name="_Toc240824353"/>
       <w:r>
         <w:rPr>
           <w:rFonts w:ascii="휴먼명조" w:eastAsia="휴먼명조" w:hAnsi="휴먼명조" w:cs="휴먼명조"/>
@@ -12791,7 +12726,7 @@
         <w:jc w:val="left"/>
         <w:outlineLvl w:val="2"/>
       </w:pPr>
-      <w:bookmarkStart w:id="26" w:name="_Toc239075896"/>
+      <w:bookmarkStart w:id="26" w:name="_Toc240824354"/>
       <w:r>
         <w:rPr>
           <w:rFonts w:ascii="휴먼명조" w:eastAsia="휴먼명조" w:hAnsi="휴먼명조" w:cs="휴먼명조"/>
@@ -12812,15 +12747,14 @@
           <w:rFonts w:ascii="휴먼명조" w:eastAsia="휴먼명조" w:hAnsi="휴먼명조" w:cs="휴먼명조"/>
           <w:w w:val="97"/>
         </w:rPr>
-        <w:t xml:space="preserve">All experiments reported in this study were conducted on a cloud GPU service (RunPod). Phases 1 and 2 used an RTX 4090 (24GB VRAM) instance and Phase 3 an RTX 3090 (24GB VRAM) instance. The change of GPU in Phase 3 was not a design choice but the result of securing </w:t>
-      </w:r>
-      <w:r>
-        <w:rPr>
-          <w:rFonts w:ascii="휴먼명조" w:eastAsia="휴먼명조" w:hAnsi="휴먼명조" w:cs="휴먼명조"/>
-          <w:w w:val="97"/>
-        </w:rPr>
-        <w:lastRenderedPageBreak/>
-        <w:t>whatever instance was available under tightened budget constraints after institutional cost support proved unavailable. Both are consumer-class cards with 24GB of VRAM, and every Phase 3 trial ran on the same 3090 instance, so the hardware conditions of the strategy comparison were controlled.</w:t>
+        <w:t>All experiments reported in this study were conducted on a cloud GPU service (RunPod). Phases 1 and 2 used an RTX 4090 (24GB VRAM) instance and Phase 3 an RTX 3090 (24GB VRAM) instance. The change of GPU in Phase 3 was not a design choice but the result of securing whatever instance was available under tightened budget constraints after institutional cost support proved unavailable. Both are consumer-class cards with 24GB of VRAM, and every Phase 3 trial ran on the same 3090 instance, so the hardware condit</w:t>
+      </w:r>
+      <w:r>
+        <w:rPr>
+          <w:rFonts w:ascii="휴먼명조" w:eastAsia="휴먼명조" w:hAnsi="휴먼명조" w:cs="휴먼명조"/>
+          <w:w w:val="97"/>
+        </w:rPr>
+        <w:t>ions of the strategy comparison were controlled.</w:t>
       </w:r>
     </w:p>
     <w:p>
@@ -12878,7 +12812,7 @@
         <w:jc w:val="left"/>
         <w:outlineLvl w:val="2"/>
       </w:pPr>
-      <w:bookmarkStart w:id="27" w:name="_Toc239075897"/>
+      <w:bookmarkStart w:id="27" w:name="_Toc240824355"/>
       <w:r>
         <w:rPr>
           <w:rFonts w:ascii="휴먼명조" w:eastAsia="휴먼명조" w:hAnsi="휴먼명조" w:cs="휴먼명조"/>
@@ -12899,22 +12833,14 @@
           <w:rFonts w:ascii="휴먼명조" w:eastAsia="휴먼명조" w:hAnsi="휴먼명조" w:cs="휴먼명조"/>
           <w:w w:val="97"/>
         </w:rPr>
-        <w:t>Model loading and QLoRA fine-tuning used the HuggingFace transformers library together with the unsloth backend for accelerated 4-bit quantized training, with LoRA adapters configured through the peft library. The Bayesian optimization control in Phase 3 used Optuna (TPE sampler), and experiment management and logging used wandb. BERTScore computation for scoring open-ended responses used the bert-score library (roberta-large / BioBERT backbones), and statistical analysis used scipy and statsmodels (Mixed-E</w:t>
-      </w:r>
-      <w:r>
-        <w:rPr>
-          <w:rFonts w:ascii="휴먼명조" w:eastAsia="휴먼명조" w:hAnsi="휴먼명조" w:cs="휴먼명조"/>
-          <w:w w:val="97"/>
-        </w:rPr>
-        <w:t xml:space="preserve">ffects Model). The LLM </w:t>
-      </w:r>
-      <w:r>
-        <w:rPr>
-          <w:rFonts w:ascii="휴먼명조" w:eastAsia="휴먼명조" w:hAnsi="휴먼명조" w:cs="휴먼명조"/>
-          <w:w w:val="97"/>
-        </w:rPr>
-        <w:lastRenderedPageBreak/>
-        <w:t>agent of the Autoresearch strategy calls the Anthropic Claude API.</w:t>
+        <w:t>Model loading and QLoRA fine-tuning used the HuggingFace transformers library together with the unsloth backend for accelerated 4-bit quantized training, with LoRA adapters configured through the peft library. The Bayesian optimization control in Phase 3 used Optuna (TPE sampler), and experiment management and logging used wandb. Computation of BERTScore, an auxiliary reporting metric for open-ended responses rather than the scoring criterion, used the bert-score library (roberta-large / BioBERT backbones),</w:t>
+      </w:r>
+      <w:r>
+        <w:rPr>
+          <w:rFonts w:ascii="휴먼명조" w:eastAsia="휴먼명조" w:hAnsi="휴먼명조" w:cs="휴먼명조"/>
+          <w:w w:val="97"/>
+        </w:rPr>
+        <w:t xml:space="preserve"> and statistical analysis used scipy and statsmodels (Mixed-Effects Model). The LLM agent of the Autoresearch strategy calls the Anthropic Claude API.</w:t>
       </w:r>
     </w:p>
     <w:p>
@@ -12923,7 +12849,7 @@
         <w:jc w:val="left"/>
         <w:outlineLvl w:val="1"/>
       </w:pPr>
-      <w:bookmarkStart w:id="28" w:name="_Toc239075898"/>
+      <w:bookmarkStart w:id="28" w:name="_Toc240824356"/>
       <w:r>
         <w:rPr>
           <w:rFonts w:ascii="휴먼명조" w:eastAsia="휴먼명조" w:hAnsi="휴먼명조" w:cs="휴먼명조"/>
@@ -12959,7 +12885,7 @@
           <w:rFonts w:hint="eastAsia"/>
         </w:rPr>
       </w:pPr>
-      <w:bookmarkStart w:id="29" w:name="_Toc239075948"/>
+      <w:bookmarkStart w:id="29" w:name="_Toc240824406"/>
       <w:r>
         <w:rPr>
           <w:rFonts w:eastAsia="휴먼명조" w:cs="휴먼명조"/>
@@ -13425,7 +13351,7 @@
         <w:jc w:val="left"/>
         <w:outlineLvl w:val="1"/>
       </w:pPr>
-      <w:bookmarkStart w:id="30" w:name="_Toc239075899"/>
+      <w:bookmarkStart w:id="30" w:name="_Toc240824357"/>
       <w:r>
         <w:rPr>
           <w:rFonts w:ascii="휴먼명조" w:eastAsia="휴먼명조" w:hAnsi="휴먼명조" w:cs="휴먼명조"/>
@@ -13447,7 +13373,6 @@
           <w:rFonts w:ascii="휴먼명조" w:eastAsia="휴먼명조" w:hAnsi="휴먼명조" w:cs="휴먼명조"/>
           <w:w w:val="97"/>
         </w:rPr>
-        <w:lastRenderedPageBreak/>
         <w:t>The three public medical VQA datasets used in the experiments are summarized in Table 3.2.</w:t>
       </w:r>
     </w:p>
@@ -13462,7 +13387,7 @@
           <w:rFonts w:hint="eastAsia"/>
         </w:rPr>
       </w:pPr>
-      <w:bookmarkStart w:id="31" w:name="_Toc239075949"/>
+      <w:bookmarkStart w:id="31" w:name="_Toc240824407"/>
       <w:r>
         <w:rPr>
           <w:rFonts w:eastAsia="휴먼명조" w:cs="휴먼명조"/>
@@ -13483,14 +13408,18 @@
           <w:insideH w:val="single" w:sz="4" w:space="0" w:color="000000"/>
           <w:insideV w:val="single" w:sz="4" w:space="0" w:color="000000"/>
         </w:tblBorders>
+        <w:tblCellMar>
+          <w:left w:w="28" w:type="dxa"/>
+          <w:right w:w="28" w:type="dxa"/>
+        </w:tblCellMar>
         <w:tblLook w:val="04A0" w:firstRow="1" w:lastRow="0" w:firstColumn="1" w:lastColumn="0" w:noHBand="0" w:noVBand="1"/>
       </w:tblPr>
       <w:tblGrid>
+        <w:gridCol w:w="1239"/>
         <w:gridCol w:w="1238"/>
         <w:gridCol w:w="1237"/>
-        <w:gridCol w:w="1237"/>
-        <w:gridCol w:w="1239"/>
-        <w:gridCol w:w="1239"/>
+        <w:gridCol w:w="1238"/>
+        <w:gridCol w:w="1238"/>
         <w:gridCol w:w="1238"/>
       </w:tblGrid>
       <w:tr>
@@ -14013,15 +13942,7 @@
           <w:rFonts w:ascii="휴먼명조" w:eastAsia="휴먼명조" w:hAnsi="휴먼명조" w:cs="휴먼명조"/>
           <w:w w:val="97"/>
         </w:rPr>
-        <w:t xml:space="preserve">r mean probability — and samples in the top 5% within a dataset are classified as suspected </w:t>
-      </w:r>
-      <w:r>
-        <w:rPr>
-          <w:rFonts w:ascii="휴먼명조" w:eastAsia="휴먼명조" w:hAnsi="휴먼명조" w:cs="휴먼명조"/>
-          <w:w w:val="97"/>
-        </w:rPr>
-        <w:lastRenderedPageBreak/>
-        <w:t>contamination, after which the principal conclusion (RQ1) is re-verified on the reduced sample set with those samples removed (see the contamination-robustness verification in Section 4.1.1). The procedure and interpretation criteria (a difference of less than 1%p between original and reduced results is deemed robust, 1-5%p is stated as a limitation, and more than 5%p requires reconsideration of the conclusion) are i</w:t>
+        <w:t>r mean probability — and samples in the top 5% within a dataset are classified as suspected contamination, after which the principal conclusion (RQ1) is re-verified on the reduced sample set with those samples removed (see the contamination-robustness verification in Section 4.1.1). The procedure and interpretation criteria (a difference of less than 1%p between original and reduced results is deemed robust, 1-5%p is stated as a limitation, and more than 5%p requires reconsideration of the conclusion) are i</w:t>
       </w:r>
       <w:r>
         <w:rPr>
@@ -14037,7 +13958,7 @@
         <w:jc w:val="left"/>
         <w:outlineLvl w:val="1"/>
       </w:pPr>
-      <w:bookmarkStart w:id="32" w:name="_Toc239075900"/>
+      <w:bookmarkStart w:id="32" w:name="_Toc240824358"/>
       <w:r>
         <w:rPr>
           <w:rFonts w:ascii="휴먼명조" w:eastAsia="휴먼명조" w:hAnsi="휴먼명조" w:cs="휴먼명조"/>
@@ -14079,15 +14000,7 @@
           <w:rFonts w:ascii="휴먼명조" w:eastAsia="휴먼명조" w:hAnsi="휴먼명조" w:cs="휴먼명조"/>
           <w:w w:val="97"/>
         </w:rPr>
-        <w:t xml:space="preserve">The measured metrics are closed-ended accuracy (multiple choice), open-ended accuracy (exact match after normalization, or containment of the gold answer string) together with the companion metric BERTScore F1 (roberta-large), bootstrap 95% CIs for each accuracy, </w:t>
-      </w:r>
-      <w:r>
-        <w:rPr>
-          <w:rFonts w:ascii="휴먼명조" w:eastAsia="휴먼명조" w:hAnsi="휴먼명조" w:cs="휴먼명조"/>
-          <w:w w:val="97"/>
-        </w:rPr>
-        <w:lastRenderedPageBreak/>
-        <w:t>response time (ms per item), and peak VRAM (MB).</w:t>
+        <w:t>The measured metrics are closed-ended accuracy (multiple choice), open-ended accuracy (exact match after normalization, or containment of the gold answer string) together with the companion metric BERTScore F1 (roberta-large), bootstrap 95% CIs for each accuracy, response time (ms per item), and peak VRAM (MB).</w:t>
       </w:r>
     </w:p>
     <w:p>
@@ -14096,7 +14009,7 @@
         <w:jc w:val="left"/>
         <w:outlineLvl w:val="1"/>
       </w:pPr>
-      <w:bookmarkStart w:id="33" w:name="_Toc239075901"/>
+      <w:bookmarkStart w:id="33" w:name="_Toc240824359"/>
       <w:r>
         <w:rPr>
           <w:rFonts w:ascii="휴먼명조" w:eastAsia="휴먼명조" w:hAnsi="휴먼명조" w:cs="휴먼명조"/>
@@ -14132,7 +14045,7 @@
           <w:rFonts w:hint="eastAsia"/>
         </w:rPr>
       </w:pPr>
-      <w:bookmarkStart w:id="34" w:name="_Toc239075950"/>
+      <w:bookmarkStart w:id="34" w:name="_Toc240824408"/>
       <w:r>
         <w:rPr>
           <w:rFonts w:eastAsia="휴먼명조" w:cs="휴먼명조"/>
@@ -14610,15 +14523,7 @@
           <w:rFonts w:ascii="휴먼명조" w:eastAsia="휴먼명조" w:hAnsi="휴먼명조" w:cs="휴먼명조"/>
           <w:w w:val="97"/>
         </w:rPr>
-        <w:t xml:space="preserve">: PathVQA and Qwen3-VL-2B fixed; </w:t>
-      </w:r>
-      <w:r>
-        <w:rPr>
-          <w:rFonts w:ascii="휴먼명조" w:eastAsia="휴먼명조" w:hAnsi="휴먼명조" w:cs="휴먼명조"/>
-          <w:w w:val="97"/>
-        </w:rPr>
-        <w:lastRenderedPageBreak/>
-        <w:t>training-data ratio 5/10/25/50/100%</w:t>
+        <w:t>: PathVQA and Qwen3-VL-2B fixed; training-data ratio 5/10/25/50/100%</w:t>
       </w:r>
     </w:p>
     <w:p>
@@ -14709,7 +14614,7 @@
         <w:jc w:val="left"/>
         <w:outlineLvl w:val="1"/>
       </w:pPr>
-      <w:bookmarkStart w:id="35" w:name="_Toc239075902"/>
+      <w:bookmarkStart w:id="35" w:name="_Toc240824360"/>
       <w:r>
         <w:rPr>
           <w:rFonts w:ascii="휴먼명조" w:eastAsia="휴먼명조" w:hAnsi="휴먼명조" w:cs="휴먼명조"/>
@@ -14745,13 +14650,12 @@
           <w:rFonts w:hint="eastAsia"/>
         </w:rPr>
       </w:pPr>
-      <w:bookmarkStart w:id="36" w:name="_Toc239075951"/>
+      <w:bookmarkStart w:id="36" w:name="_Toc240824409"/>
       <w:r>
         <w:rPr>
           <w:rFonts w:eastAsia="휴먼명조" w:cs="휴먼명조"/>
           <w:w w:val="97"/>
         </w:rPr>
-        <w:lastRenderedPageBreak/>
         <w:t>Table 3.4. Phase 3 search space</w:t>
       </w:r>
       <w:bookmarkEnd w:id="36"/>
@@ -15391,15 +15295,7 @@
           <w:rFonts w:ascii="휴먼명조" w:eastAsia="휴먼명조" w:hAnsi="휴먼명조" w:cs="휴먼명조"/>
           <w:w w:val="97"/>
         </w:rPr>
-        <w:t xml:space="preserve"> (on the local dual-GPU </w:t>
-      </w:r>
-      <w:r>
-        <w:rPr>
-          <w:rFonts w:ascii="휴먼명조" w:eastAsia="휴먼명조" w:hAnsi="휴먼명조" w:cs="휴먼명조"/>
-          <w:w w:val="97"/>
-        </w:rPr>
-        <w:lastRenderedPageBreak/>
-        <w:t>workstation, for timing measurement only and not reported in this thesis), however, indicated on a wall-clock basis — counting not only training but also validation and final test evaluation time — that the original scale would require roughly 24-25 days even with two GPUs in parallel. The number of repeats (10), which is the unit of statistical testing and the basis of run-level statistical power, was therefore preserved, while the number of search trials per strategy was reduced fr</w:t>
+        <w:t xml:space="preserve"> (on the local dual-GPU workstation, for timing measurement only and not reported in this thesis), however, indicated on a wall-clock basis — counting not only training but also validation and final test evaluation time — that the original scale would require roughly 24-25 days even with two GPUs in parallel. The number of repeats (10), which is the unit of statistical testing and the basis of run-level statistical power, was therefore preserved, while the number of search trials per strategy was reduced fr</w:t>
       </w:r>
       <w:r>
         <w:rPr>
@@ -15478,16 +15374,7 @@
           <w:b/>
           <w:w w:val="97"/>
         </w:rPr>
-        <w:t xml:space="preserve">Statistical verification is performed only at the run level, not at the trial </w:t>
-      </w:r>
-      <w:r>
-        <w:rPr>
-          <w:rFonts w:ascii="휴먼명조" w:eastAsia="휴먼명조" w:hAnsi="휴먼명조" w:cs="휴먼명조"/>
-          <w:b/>
-          <w:w w:val="97"/>
-        </w:rPr>
-        <w:lastRenderedPageBreak/>
-        <w:t>level.</w:t>
+        <w:t>Statistical verification is performed only at the run level, not at the trial level.</w:t>
       </w:r>
       <w:r>
         <w:rPr>
@@ -15510,7 +15397,7 @@
         <w:jc w:val="left"/>
         <w:outlineLvl w:val="1"/>
       </w:pPr>
-      <w:bookmarkStart w:id="37" w:name="_Toc239075903"/>
+      <w:bookmarkStart w:id="37" w:name="_Toc240824361"/>
       <w:r>
         <w:rPr>
           <w:rFonts w:ascii="휴먼명조" w:eastAsia="휴먼명조" w:hAnsi="휴먼명조" w:cs="휴먼명조"/>
@@ -15528,7 +15415,7 @@
         <w:jc w:val="left"/>
         <w:outlineLvl w:val="2"/>
       </w:pPr>
-      <w:bookmarkStart w:id="38" w:name="_Toc239075904"/>
+      <w:bookmarkStart w:id="38" w:name="_Toc240824362"/>
       <w:r>
         <w:rPr>
           <w:rFonts w:ascii="휴먼명조" w:eastAsia="휴먼명조" w:hAnsi="휴먼명조" w:cs="휴먼명조"/>
@@ -15564,7 +15451,7 @@
           <w:rFonts w:ascii="휴먼명조" w:eastAsia="휴먼명조" w:hAnsi="휴먼명조" w:cs="휴먼명조"/>
           <w:w w:val="97"/>
         </w:rPr>
-        <w:t xml:space="preserve"> (compute_open_accuracy in src/evaluate/metrics.py). The open-ended accuracy reported in Chapter IV, the overall accuracy that incorporates it, and every statistical test built on top of them all follow this criterion.</w:t>
+        <w:t>. The open-ended accuracy reported in Chapter IV, the overall accuracy that incorporates it, and every statistical test built on top of them all follow this criterion.</w:t>
       </w:r>
     </w:p>
     <w:p>
@@ -15599,15 +15486,7 @@
           <w:rFonts w:ascii="휴먼명조" w:eastAsia="휴먼명조" w:hAnsi="휴먼명조" w:cs="휴먼명조"/>
           <w:w w:val="97"/>
         </w:rPr>
-        <w:t xml:space="preserve">with no discriminative power between models or conditions. That is why correctness is decided by the match-or-containment criterion above </w:t>
-      </w:r>
-      <w:r>
-        <w:rPr>
-          <w:rFonts w:ascii="휴먼명조" w:eastAsia="휴먼명조" w:hAnsi="휴먼명조" w:cs="휴먼명조"/>
-          <w:w w:val="97"/>
-        </w:rPr>
-        <w:lastRenderedPageBreak/>
-        <w:t>rather than by whether BERTScore passes its threshold.</w:t>
+        <w:t>with no discriminative power between models or conditions. That is why correctness is decided by the match-or-containment criterion above rather than by whether BERTScore passes its threshold.</w:t>
       </w:r>
     </w:p>
     <w:p>
@@ -15616,7 +15495,7 @@
         <w:jc w:val="left"/>
         <w:outlineLvl w:val="2"/>
       </w:pPr>
-      <w:bookmarkStart w:id="39" w:name="_Toc239075905"/>
+      <w:bookmarkStart w:id="39" w:name="_Toc240824363"/>
       <w:r>
         <w:rPr>
           <w:rFonts w:ascii="휴먼명조" w:eastAsia="휴먼명조" w:hAnsi="휴먼명조" w:cs="휴먼명조"/>
@@ -15646,7 +15525,7 @@
         <w:jc w:val="left"/>
         <w:outlineLvl w:val="2"/>
       </w:pPr>
-      <w:bookmarkStart w:id="40" w:name="_Toc239075906"/>
+      <w:bookmarkStart w:id="40" w:name="_Toc240824364"/>
       <w:r>
         <w:rPr>
           <w:rFonts w:ascii="휴먼명조" w:eastAsia="휴먼명조" w:hAnsi="휴먼명조" w:cs="휴먼명조"/>
@@ -15729,15 +15608,7 @@
           <w:rFonts w:ascii="휴먼명조" w:eastAsia="휴먼명조" w:hAnsi="휴먼명조" w:cs="휴먼명조"/>
           <w:w w:val="97"/>
         </w:rPr>
-        <w:t xml:space="preserve"> — separating clinically significant from clinically insignificant discrepancies and further classifying by the difficulty of the case [17]. The premise that not all errors carry equal weight, and that they should be differentiated by their effect on the patient's treatment pathway, is therefore not introduced </w:t>
-      </w:r>
-      <w:r>
-        <w:rPr>
-          <w:rFonts w:ascii="휴먼명조" w:eastAsia="휴먼명조" w:hAnsi="휴먼명조" w:cs="휴먼명조"/>
-          <w:w w:val="97"/>
-        </w:rPr>
-        <w:lastRenderedPageBreak/>
-        <w:t xml:space="preserve">here but already current in clinical quality assessment. This study's ordering — weighting an error in the diagnosis more heavily than an error in describing location or size, or a binary judgement — </w:t>
+        <w:t xml:space="preserve"> — separating clinically significant from clinically insignificant discrepancies and further classifying by the difficulty of the case [17]. The premise that not all errors carry equal weight, and that they should be differentiated by their effect on the patient's treatment pathway, is therefore not introduced here but already current in clinical quality assessment. This study's ordering — weighting an error in the diagnosis more heavily than an error in describing location or size, or a binary judgement — </w:t>
       </w:r>
       <w:r>
         <w:rPr>
@@ -15794,7 +15665,7 @@
         <w:jc w:val="left"/>
         <w:outlineLvl w:val="2"/>
       </w:pPr>
-      <w:bookmarkStart w:id="41" w:name="_Toc239075907"/>
+      <w:bookmarkStart w:id="41" w:name="_Toc240824365"/>
       <w:r>
         <w:rPr>
           <w:rFonts w:ascii="휴먼명조" w:eastAsia="휴먼명조" w:hAnsi="휴먼명조" w:cs="휴먼명조"/>
@@ -15815,15 +15686,14 @@
           <w:rFonts w:ascii="휴먼명조" w:eastAsia="휴먼명조" w:hAnsi="휴먼명조" w:cs="휴먼명조"/>
           <w:w w:val="97"/>
         </w:rPr>
-        <w:t xml:space="preserve">Given the sample-size limitation of n = 9 (3 datasets × 3 seeds), the test of the fine-tuning effect in Phase 2 uses three methods in parallel: (1) a paired t-test with Cohen's d (the conventional comparison), (2) a 95% CI for Cohen's d obtained by BCa bootstrap with 10,000 resamples </w:t>
-      </w:r>
-      <w:r>
-        <w:rPr>
-          <w:rFonts w:ascii="휴먼명조" w:eastAsia="휴먼명조" w:hAnsi="휴먼명조" w:cs="휴먼명조"/>
-          <w:w w:val="97"/>
-        </w:rPr>
-        <w:lastRenderedPageBreak/>
-        <w:t>(robust estimation), and (3) the Wilcoxon signed-rank test (non-parametric). A Mixed-Effects Model pooling the four models (accuracy ~ condition + dataset, group = seed) is additionally applied as a supplement; however, because heterogeneous effects across models may cancel in a pooled estimate, the triple verification performed per model is treated as the primary evidence and the MEM result is used only as supporting explanation — a phenomenon actually observed in Section 4.2.1.</w:t>
+        <w:t>Given the sample-size limitation of n = 9 (3 datasets × 3 seeds), the test of the fine-tuning effect in Phase 2 uses three methods in parallel: (1) a paired t-test with Cohen's d (the conventional comparison), (2) a 95% CI for Cohen's d obtained by BCa bootstrap with 10,000 resamples (robust estimation), and (3) the Wilcoxon signed-rank test (non-parametric). A Mixed-Effects Model pooling the four models (accuracy ~ condition + dataset, group = seed) is additionally applied as a supplement; however, because</w:t>
+      </w:r>
+      <w:r>
+        <w:rPr>
+          <w:rFonts w:ascii="휴먼명조" w:eastAsia="휴먼명조" w:hAnsi="휴먼명조" w:cs="휴먼명조"/>
+          <w:w w:val="97"/>
+        </w:rPr>
+        <w:t xml:space="preserve"> heterogeneous effects across models may cancel in a pooled estimate, the triple verification performed per model is treated as the primary evidence and the MEM result is used only as supporting explanation — a phenomenon actually observed in Section 4.2.1.</w:t>
       </w:r>
     </w:p>
     <w:p>
@@ -15832,7 +15702,7 @@
         <w:jc w:val="left"/>
         <w:outlineLvl w:val="2"/>
       </w:pPr>
-      <w:bookmarkStart w:id="42" w:name="_Toc239075908"/>
+      <w:bookmarkStart w:id="42" w:name="_Toc240824366"/>
       <w:r>
         <w:rPr>
           <w:rFonts w:ascii="휴먼명조" w:eastAsia="휴먼명조" w:hAnsi="휴먼명조" w:cs="휴먼명조"/>
@@ -15868,7 +15738,7 @@
         <w:jc w:val="center"/>
         <w:outlineLvl w:val="0"/>
       </w:pPr>
-      <w:bookmarkStart w:id="43" w:name="_Toc239075909"/>
+      <w:bookmarkStart w:id="43" w:name="_Toc240824367"/>
       <w:r>
         <w:rPr>
           <w:rFonts w:ascii="휴먼명조" w:eastAsia="휴먼명조" w:hAnsi="휴먼명조" w:cs="휴먼명조"/>
@@ -15891,7 +15761,7 @@
         <w:jc w:val="left"/>
         <w:outlineLvl w:val="1"/>
       </w:pPr>
-      <w:bookmarkStart w:id="44" w:name="_Toc239075910"/>
+      <w:bookmarkStart w:id="44" w:name="_Toc240824368"/>
       <w:r>
         <w:rPr>
           <w:rFonts w:ascii="휴먼명조" w:eastAsia="휴먼명조" w:hAnsi="휴먼명조" w:cs="휴먼명조"/>
@@ -15922,7 +15792,7 @@
         <w:jc w:val="left"/>
         <w:outlineLvl w:val="2"/>
       </w:pPr>
-      <w:bookmarkStart w:id="45" w:name="_Toc239075911"/>
+      <w:bookmarkStart w:id="45" w:name="_Toc240824369"/>
       <w:r>
         <w:rPr>
           <w:rFonts w:ascii="휴먼명조" w:eastAsia="휴먼명조" w:hAnsi="휴먼명조" w:cs="휴먼명조"/>
@@ -15944,13 +15814,12 @@
           <w:rFonts w:hint="eastAsia"/>
         </w:rPr>
       </w:pPr>
-      <w:bookmarkStart w:id="46" w:name="_Toc239075952"/>
+      <w:bookmarkStart w:id="46" w:name="_Toc240824410"/>
       <w:r>
         <w:rPr>
           <w:rFonts w:eastAsia="휴먼명조" w:cs="휴먼명조"/>
           <w:w w:val="97"/>
         </w:rPr>
-        <w:lastRenderedPageBreak/>
         <w:t>Table 4.1. Zero-shot baseline results (model × dataset)</w:t>
       </w:r>
       <w:bookmarkEnd w:id="46"/>
@@ -15966,17 +15835,21 @@
           <w:insideH w:val="single" w:sz="4" w:space="0" w:color="000000"/>
           <w:insideV w:val="single" w:sz="4" w:space="0" w:color="000000"/>
         </w:tblBorders>
+        <w:tblCellMar>
+          <w:left w:w="28" w:type="dxa"/>
+          <w:right w:w="28" w:type="dxa"/>
+        </w:tblCellMar>
         <w:tblLook w:val="04A0" w:firstRow="1" w:lastRow="0" w:firstColumn="1" w:lastColumn="0" w:noHBand="0" w:noVBand="1"/>
       </w:tblPr>
       <w:tblGrid>
-        <w:gridCol w:w="1182"/>
-        <w:gridCol w:w="935"/>
-        <w:gridCol w:w="756"/>
-        <w:gridCol w:w="756"/>
-        <w:gridCol w:w="787"/>
-        <w:gridCol w:w="1136"/>
-        <w:gridCol w:w="974"/>
-        <w:gridCol w:w="902"/>
+        <w:gridCol w:w="1078"/>
+        <w:gridCol w:w="906"/>
+        <w:gridCol w:w="865"/>
+        <w:gridCol w:w="865"/>
+        <w:gridCol w:w="872"/>
+        <w:gridCol w:w="1029"/>
+        <w:gridCol w:w="915"/>
+        <w:gridCol w:w="898"/>
       </w:tblGrid>
       <w:tr>
         <w:trPr>
@@ -18061,15 +17934,7 @@
           <w:rFonts w:ascii="휴먼명조" w:eastAsia="휴먼명조" w:hAnsi="휴먼명조" w:cs="휴먼명조"/>
           <w:w w:val="97"/>
         </w:rPr>
-        <w:t xml:space="preserve">On pooled accuracy across all datasets, the performance of the four models is given in Table 4.1a (n = 8,231, the total number of items across </w:t>
-      </w:r>
-      <w:r>
-        <w:rPr>
-          <w:rFonts w:ascii="휴먼명조" w:eastAsia="휴먼명조" w:hAnsi="휴먼명조" w:cs="휴먼명조"/>
-          <w:w w:val="97"/>
-        </w:rPr>
-        <w:lastRenderedPageBreak/>
-        <w:t>the three datasets).</w:t>
+        <w:t>On pooled accuracy across all datasets, the performance of the four models is given in Table 4.1a (n = 8,231, the total number of items across the three datasets).</w:t>
       </w:r>
     </w:p>
     <w:p>
@@ -18083,7 +17948,7 @@
           <w:rFonts w:hint="eastAsia"/>
         </w:rPr>
       </w:pPr>
-      <w:bookmarkStart w:id="47" w:name="_Toc239075953"/>
+      <w:bookmarkStart w:id="47" w:name="_Toc240824411"/>
       <w:r>
         <w:rPr>
           <w:rFonts w:eastAsia="휴먼명조" w:cs="휴먼명조"/>
@@ -18578,16 +18443,43 @@
           <w:b/>
           <w:w w:val="97"/>
         </w:rPr>
-        <w:t xml:space="preserve">Qwen3-VL-2B is the best </w:t>
-      </w:r>
+        <w:t>Qwen3-VL-2B is the best model on pooled accuracy, but it is close enough to Qwen2.5-VL-3B that the two are not statistically separable on some datasets.</w:t>
+      </w:r>
+    </w:p>
+    <w:p>
+      <w:pPr>
+        <w:spacing w:line="384" w:lineRule="auto"/>
+        <w:ind w:firstLine="220"/>
+      </w:pPr>
       <w:r>
         <w:rPr>
           <w:rFonts w:ascii="휴먼명조" w:eastAsia="휴먼명조" w:hAnsi="휴먼명조" w:cs="휴먼명조"/>
           <w:b/>
           <w:w w:val="97"/>
         </w:rPr>
-        <w:lastRenderedPageBreak/>
-        <w:t>model on pooled accuracy, but it is close enough to Qwen2.5-VL-3B that the two are not statistically separable on some datasets.</w:t>
+        <w:t>Contamination robustness verification</w:t>
+      </w:r>
+      <w:r>
+        <w:rPr>
+          <w:rFonts w:ascii="휴먼명조" w:eastAsia="휴먼명조" w:hAnsi="휴먼명조" w:cs="휴먼명조"/>
+          <w:w w:val="97"/>
+        </w:rPr>
+        <w:t xml:space="preserve">: Samples suspected of pretraining exposure — identified by the Phase 1.5 Min-K% Probability analysis (K = 20%, outliers in the top 5% within each dataset; 1,020 for PathVQA, 233 for SLAKE, and 73 for VQA-RAD, taken as the union across the four models) — were removed and the same tests were re-run. Cochran's Q remained significant on all three datasets, and </w:t>
+      </w:r>
+      <w:r>
+        <w:rPr>
+          <w:rFonts w:ascii="휴먼명조" w:eastAsia="휴먼명조" w:hAnsi="휴먼명조" w:cs="휴먼명조"/>
+          <w:b/>
+          <w:w w:val="97"/>
+        </w:rPr>
+        <w:t>the pooled model ranking and the best model (Qwen3-VL-2B) were preserved</w:t>
+      </w:r>
+      <w:r>
+        <w:rPr>
+          <w:rFonts w:ascii="휴먼명조" w:eastAsia="휴먼명조" w:hAnsi="휴먼명조" w:cs="휴먼명조"/>
+          <w:w w:val="97"/>
+        </w:rPr>
+        <w:t xml:space="preserve"> (original 0.3843 → reduced set 0.3037: absolute accuracy falls but the ranking is unchanged). The ordering holds position for position before and after removal (0.3843 / 0.3637 / 0.3391 / 0.1708 before, 0.3037 / 0.2765 / 0.2660 / 0.1076 after).</w:t>
       </w:r>
     </w:p>
     <w:p>
@@ -18598,32 +18490,31 @@
       <w:r>
         <w:rPr>
           <w:rFonts w:ascii="휴먼명조" w:eastAsia="휴먼명조" w:hAnsi="휴먼명조" w:cs="휴먼명조"/>
+          <w:w w:val="97"/>
+        </w:rPr>
+        <w:t>The absolute accuracy drop is nevertheless 8.06%p, which exceeds the 5%p band of the interpretation criteria stated in Section 3.4. That drop is entailed by the removal procedure itself: Min-K% flags samples whose gold-answer tokens carry high probability — that is, the items the models were relatively more likely to answer correctly — so the reduced set is a harder set than the original. All four models fell by a comparable margin (-0.0632 to -0.0872). The robustness claim in this section therefore rests o</w:t>
+      </w:r>
+      <w:r>
+        <w:rPr>
+          <w:rFonts w:ascii="휴먼명조" w:eastAsia="휴먼명조" w:hAnsi="휴먼명조" w:cs="휴먼명조"/>
+          <w:w w:val="97"/>
+        </w:rPr>
+        <w:t xml:space="preserve">n the preservation of </w:t>
+      </w:r>
+      <w:r>
+        <w:rPr>
+          <w:rFonts w:ascii="휴먼명조" w:eastAsia="휴먼명조" w:hAnsi="휴먼명조" w:cs="휴먼명조"/>
           <w:b/>
           <w:w w:val="97"/>
         </w:rPr>
-        <w:t>Contamination robustness verification</w:t>
-      </w:r>
-      <w:r>
-        <w:rPr>
-          <w:rFonts w:ascii="휴먼명조" w:eastAsia="휴먼명조" w:hAnsi="휴먼명조" w:cs="휴먼명조"/>
-          <w:w w:val="97"/>
-        </w:rPr>
-        <w:t xml:space="preserve">: Samples suspected of pretraining exposure — identified by the Phase 1.5 Min-K% Probability analysis (K = 20%, outliers in the top 5% within each dataset; 1,020 for PathVQA, 233 for SLAKE, and 73 for VQA-RAD, taken as the union across the four models) — were removed and the same tests were re-run. Cochran's Q remained significant on all three datasets, and </w:t>
-      </w:r>
-      <w:r>
-        <w:rPr>
-          <w:rFonts w:ascii="휴먼명조" w:eastAsia="휴먼명조" w:hAnsi="휴먼명조" w:cs="휴먼명조"/>
-          <w:b/>
-          <w:w w:val="97"/>
-        </w:rPr>
-        <w:t>the pooled model ranking and the best model (Qwen3-VL-2B) were preserved</w:t>
-      </w:r>
-      <w:r>
-        <w:rPr>
-          <w:rFonts w:ascii="휴먼명조" w:eastAsia="휴먼명조" w:hAnsi="휴먼명조" w:cs="휴먼명조"/>
-          <w:w w:val="97"/>
-        </w:rPr>
-        <w:t xml:space="preserve"> (original 0.3843 → reduced set 0.3037: absolute accuracy falls but the ranking is unchanged). The ordering holds position for position before and after removal (0.3843 / 0.3637 / 0.3391 / 0.1708 before, 0.3037 / 0.2765 / 0.2660 / 0.1076 after).</w:t>
+        <w:t>model ranking and test significance</w:t>
+      </w:r>
+      <w:r>
+        <w:rPr>
+          <w:rFonts w:ascii="휴먼명조" w:eastAsia="휴먼명조" w:hAnsi="휴먼명조" w:cs="휴먼명조"/>
+          <w:w w:val="97"/>
+        </w:rPr>
+        <w:t>, not on the preservation of absolute accuracy; it is not a claim that absolute performance is invariant to contamination (Section 5.3(1)).</w:t>
       </w:r>
     </w:p>
     <w:p>
@@ -18636,50 +18527,7 @@
           <w:rFonts w:ascii="휴먼명조" w:eastAsia="휴먼명조" w:hAnsi="휴먼명조" w:cs="휴먼명조"/>
           <w:w w:val="97"/>
         </w:rPr>
-        <w:t>The absolute accuracy drop is nevertheless 8.06%p, which exceeds the 5%p band of the interpretation criteria stated in Section 3.4. That drop is entailed by the removal procedure itself: Min-K% flags samples whose gold-answer tokens carry high probability — that is, the items the models were relatively more likely to answer correctly — so the reduced set is a harder set than the original. All four models fell by a comparable margin (-0.0632 to -0.0872). The robustness claim in this section therefore rests o</w:t>
-      </w:r>
-      <w:r>
-        <w:rPr>
-          <w:rFonts w:ascii="휴먼명조" w:eastAsia="휴먼명조" w:hAnsi="휴먼명조" w:cs="휴먼명조"/>
-          <w:w w:val="97"/>
-        </w:rPr>
-        <w:t xml:space="preserve">n the preservation of </w:t>
-      </w:r>
-      <w:r>
-        <w:rPr>
-          <w:rFonts w:ascii="휴먼명조" w:eastAsia="휴먼명조" w:hAnsi="휴먼명조" w:cs="휴먼명조"/>
-          <w:b/>
-          <w:w w:val="97"/>
-        </w:rPr>
-        <w:t>model ranking and test significance</w:t>
-      </w:r>
-      <w:r>
-        <w:rPr>
-          <w:rFonts w:ascii="휴먼명조" w:eastAsia="휴먼명조" w:hAnsi="휴먼명조" w:cs="휴먼명조"/>
-          <w:w w:val="97"/>
-        </w:rPr>
-        <w:t>, not on the preservation of absolute accuracy; it is not a claim that absolute performance is invariant to contamination (Section 5.3(1)).</w:t>
-      </w:r>
-    </w:p>
-    <w:p>
-      <w:pPr>
-        <w:spacing w:line="384" w:lineRule="auto"/>
-        <w:ind w:firstLine="220"/>
-      </w:pPr>
-      <w:r>
-        <w:rPr>
-          <w:rFonts w:ascii="휴먼명조" w:eastAsia="휴먼명조" w:hAnsi="휴먼명조" w:cs="휴먼명조"/>
-          <w:w w:val="97"/>
-        </w:rPr>
-        <w:t>Details are given in results/phase1_baseline/phase1_robustness.md. That artifact, however, was computed from the pre-BERTScore-</w:t>
-      </w:r>
-      <w:r>
-        <w:rPr>
-          <w:rFonts w:ascii="휴먼명조" w:eastAsia="휴먼명조" w:hAnsi="휴먼명조" w:cs="휴먼명조"/>
-          <w:w w:val="97"/>
-        </w:rPr>
-        <w:lastRenderedPageBreak/>
-        <w:t>rescoring PathVQA accuracy (0.348) and therefore records the pooled values as 0.3849 → 0.3041. The figures reported in the text are recomputed from the current per-sample records; the two differ by at most 0.0015 and the ranking and conclusions are unaffected.</w:t>
+        <w:t>Details are given in results/phase1_baseline/phase1_robustness.md. That artifact, however, was computed from the PathVQA accuracy obtained before the open-ended scoring criterion was revised (0.348) and therefore records the pooled values as 0.3849 → 0.3041. The figures reported in the text are recomputed from the current per-sample records; the two differ by at most 0.0015 and the ranking and conclusions are unaffected.</w:t>
       </w:r>
     </w:p>
     <w:p>
@@ -18688,7 +18536,7 @@
         <w:jc w:val="left"/>
         <w:outlineLvl w:val="2"/>
       </w:pPr>
-      <w:bookmarkStart w:id="48" w:name="_Toc239075912"/>
+      <w:bookmarkStart w:id="48" w:name="_Toc240824370"/>
       <w:r>
         <w:rPr>
           <w:rFonts w:ascii="휴먼명조" w:eastAsia="휴먼명조" w:hAnsi="휴먼명조" w:cs="휴먼명조"/>
@@ -18781,14 +18629,13 @@
         <w:jc w:val="left"/>
         <w:outlineLvl w:val="2"/>
       </w:pPr>
-      <w:bookmarkStart w:id="49" w:name="_Toc239075913"/>
+      <w:bookmarkStart w:id="49" w:name="_Toc240824371"/>
       <w:r>
         <w:rPr>
           <w:rFonts w:ascii="휴먼명조" w:eastAsia="휴먼명조" w:hAnsi="휴먼명조" w:cs="휴먼명조"/>
           <w:b/>
           <w:w w:val="97"/>
         </w:rPr>
-        <w:lastRenderedPageBreak/>
         <w:t>4.1.3 Error Type Analysis</w:t>
       </w:r>
       <w:bookmarkEnd w:id="49"/>
@@ -18817,7 +18664,7 @@
           <w:rFonts w:hint="eastAsia"/>
         </w:rPr>
       </w:pPr>
-      <w:bookmarkStart w:id="50" w:name="_Toc239075954"/>
+      <w:bookmarkStart w:id="50" w:name="_Toc240824412"/>
       <w:r>
         <w:rPr>
           <w:rFonts w:eastAsia="휴먼명조" w:cs="휴먼명조"/>
@@ -18838,15 +18685,19 @@
           <w:insideH w:val="single" w:sz="4" w:space="0" w:color="000000"/>
           <w:insideV w:val="single" w:sz="4" w:space="0" w:color="000000"/>
         </w:tblBorders>
+        <w:tblCellMar>
+          <w:left w:w="28" w:type="dxa"/>
+          <w:right w:w="28" w:type="dxa"/>
+        </w:tblCellMar>
         <w:tblLook w:val="04A0" w:firstRow="1" w:lastRow="0" w:firstColumn="1" w:lastColumn="0" w:noHBand="0" w:noVBand="1"/>
       </w:tblPr>
       <w:tblGrid>
-        <w:gridCol w:w="1336"/>
-        <w:gridCol w:w="1206"/>
-        <w:gridCol w:w="1220"/>
-        <w:gridCol w:w="1221"/>
-        <w:gridCol w:w="1205"/>
-        <w:gridCol w:w="1240"/>
+        <w:gridCol w:w="1239"/>
+        <w:gridCol w:w="1237"/>
+        <w:gridCol w:w="1238"/>
+        <w:gridCol w:w="1238"/>
+        <w:gridCol w:w="1237"/>
+        <w:gridCol w:w="1239"/>
       </w:tblGrid>
       <w:tr>
         <w:trPr>
@@ -19859,15 +19710,7 @@
           <w:rFonts w:ascii="휴먼명조" w:eastAsia="휴먼명조" w:hAnsi="휴먼명조" w:cs="휴먼명조"/>
           <w:w w:val="97"/>
         </w:rPr>
-        <w:t xml:space="preserve"> (for example, 0.6336 for Qwen3-VL-2B), and the ranking across models </w:t>
-      </w:r>
-      <w:r>
-        <w:rPr>
-          <w:rFonts w:ascii="휴먼명조" w:eastAsia="휴먼명조" w:hAnsi="휴먼명조" w:cs="휴먼명조"/>
-          <w:w w:val="97"/>
-        </w:rPr>
-        <w:lastRenderedPageBreak/>
-        <w:t>largely matches the overall ranking in Section 4.1.1 (Qwen3-VL-2B &gt; Qwen2.5-VL-3B &gt; SmolVLM2-2.2B ≫ Gemma4-E2B). Gemma4-E2B, however, lags far behind the other three even on yes_no (0.1633 versus 0.59-0.63), confirming that its overall inferiority in Section 4.1.1 is not confined to particular types but extends across all of them.</w:t>
+        <w:t xml:space="preserve"> (for example, 0.6336 for Qwen3-VL-2B), and the ranking across models largely matches the overall ranking in Section 4.1.1 (Qwen3-VL-2B &gt; Qwen2.5-VL-3B &gt; SmolVLM2-2.2B ≫ Gemma4-E2B). Gemma4-E2B, however, lags far behind the other three even on yes_no (0.1633 versus 0.59-0.63), confirming that its overall inferiority in Section 4.1.1 is not confined to particular types but extends across all of them.</w:t>
       </w:r>
     </w:p>
     <w:p>
@@ -19904,7 +19747,7 @@
         <w:jc w:val="left"/>
         <w:outlineLvl w:val="1"/>
       </w:pPr>
-      <w:bookmarkStart w:id="51" w:name="_Toc239075914"/>
+      <w:bookmarkStart w:id="51" w:name="_Toc240824372"/>
       <w:r>
         <w:rPr>
           <w:rFonts w:ascii="휴먼명조" w:eastAsia="휴먼명조" w:hAnsi="휴먼명조" w:cs="휴먼명조"/>
@@ -19935,7 +19778,7 @@
         <w:jc w:val="left"/>
         <w:outlineLvl w:val="2"/>
       </w:pPr>
-      <w:bookmarkStart w:id="52" w:name="_Toc239075915"/>
+      <w:bookmarkStart w:id="52" w:name="_Toc240824373"/>
       <w:r>
         <w:rPr>
           <w:rFonts w:ascii="휴먼명조" w:eastAsia="휴먼명조" w:hAnsi="휴먼명조" w:cs="휴먼명조"/>
@@ -19970,13 +19813,12 @@
           <w:rFonts w:hint="eastAsia"/>
         </w:rPr>
       </w:pPr>
-      <w:bookmarkStart w:id="53" w:name="_Toc239075955"/>
+      <w:bookmarkStart w:id="53" w:name="_Toc240824413"/>
       <w:r>
         <w:rPr>
           <w:rFonts w:eastAsia="휴먼명조" w:cs="휴먼명조"/>
           <w:w w:val="97"/>
         </w:rPr>
-        <w:lastRenderedPageBreak/>
         <w:t>Table 4.2. Fine-tuning effect by model (paired, n = 9 = 3 datasets × 3 seeds)</w:t>
       </w:r>
       <w:bookmarkEnd w:id="53"/>
@@ -19992,16 +19834,20 @@
           <w:insideH w:val="single" w:sz="4" w:space="0" w:color="000000"/>
           <w:insideV w:val="single" w:sz="4" w:space="0" w:color="000000"/>
         </w:tblBorders>
+        <w:tblCellMar>
+          <w:left w:w="28" w:type="dxa"/>
+          <w:right w:w="28" w:type="dxa"/>
+        </w:tblCellMar>
         <w:tblLook w:val="04A0" w:firstRow="1" w:lastRow="0" w:firstColumn="1" w:lastColumn="0" w:noHBand="0" w:noVBand="1"/>
       </w:tblPr>
       <w:tblGrid>
-        <w:gridCol w:w="1237"/>
-        <w:gridCol w:w="1025"/>
-        <w:gridCol w:w="1025"/>
-        <w:gridCol w:w="1038"/>
-        <w:gridCol w:w="1030"/>
-        <w:gridCol w:w="1020"/>
-        <w:gridCol w:w="1053"/>
+        <w:gridCol w:w="1078"/>
+        <w:gridCol w:w="1058"/>
+        <w:gridCol w:w="1058"/>
+        <w:gridCol w:w="1059"/>
+        <w:gridCol w:w="1058"/>
+        <w:gridCol w:w="1057"/>
+        <w:gridCol w:w="1060"/>
       </w:tblGrid>
       <w:tr>
         <w:trPr>
@@ -20779,14 +20625,13 @@
         <w:jc w:val="left"/>
         <w:outlineLvl w:val="2"/>
       </w:pPr>
-      <w:bookmarkStart w:id="54" w:name="_Toc239075916"/>
+      <w:bookmarkStart w:id="54" w:name="_Toc240824374"/>
       <w:r>
         <w:rPr>
           <w:rFonts w:ascii="휴먼명조" w:eastAsia="휴먼명조" w:hAnsi="휴먼명조" w:cs="휴먼명조"/>
           <w:b/>
           <w:w w:val="97"/>
         </w:rPr>
-        <w:lastRenderedPageBreak/>
         <w:t>4.2.2 Effect of Data Size (Ablation A)</w:t>
       </w:r>
       <w:bookmarkEnd w:id="54"/>
@@ -20815,7 +20660,7 @@
           <w:rFonts w:hint="eastAsia"/>
         </w:rPr>
       </w:pPr>
-      <w:bookmarkStart w:id="55" w:name="_Toc239075956"/>
+      <w:bookmarkStart w:id="55" w:name="_Toc240824414"/>
       <w:r>
         <w:rPr>
           <w:rFonts w:eastAsia="휴먼명조" w:cs="휴먼명조"/>
@@ -21505,15 +21350,7 @@
           <w:rFonts w:ascii="휴먼명조" w:eastAsia="휴먼명조" w:hAnsi="휴먼명조" w:cs="휴먼명조"/>
           <w:w w:val="97"/>
         </w:rPr>
-        <w:t xml:space="preserve">. The accuracy gain in Table 4.2a (0.4150 → 0.5019, +8.7 pp) was therefore obtained through diversity alone, at no additional compute — suggesting that under a fixed budget, acquiring training data is more cost-effective than acquiring compute. This reading is confined to the fixed-step-budget condition, however; whether the same relation holds once the cap </w:t>
-      </w:r>
-      <w:r>
-        <w:rPr>
-          <w:rFonts w:ascii="휴먼명조" w:eastAsia="휴먼명조" w:hAnsi="휴먼명조" w:cs="휴먼명조"/>
-          <w:w w:val="97"/>
-        </w:rPr>
-        <w:lastRenderedPageBreak/>
-        <w:t>is lifted was not verified (Section 5.3 (12)).</w:t>
+        <w:t>. The accuracy gain in Table 4.2a (0.4150 → 0.5019, +8.7 pp) was therefore obtained through diversity alone, at no additional compute — suggesting that under a fixed budget, acquiring training data is more cost-effective than acquiring compute. This reading is confined to the fixed-step-budget condition, however; whether the same relation holds once the cap is lifted was not verified (Section 5.3 (12)).</w:t>
       </w:r>
     </w:p>
     <w:p>
@@ -21587,7 +21424,7 @@
         <w:jc w:val="left"/>
         <w:outlineLvl w:val="2"/>
       </w:pPr>
-      <w:bookmarkStart w:id="56" w:name="_Toc239075917"/>
+      <w:bookmarkStart w:id="56" w:name="_Toc240824375"/>
       <w:r>
         <w:rPr>
           <w:rFonts w:ascii="휴먼명조" w:eastAsia="휴먼명조" w:hAnsi="휴먼명조" w:cs="휴먼명조"/>
@@ -21622,7 +21459,7 @@
           <w:rFonts w:hint="eastAsia"/>
         </w:rPr>
       </w:pPr>
-      <w:bookmarkStart w:id="57" w:name="_Toc239075957"/>
+      <w:bookmarkStart w:id="57" w:name="_Toc240824415"/>
       <w:r>
         <w:rPr>
           <w:rFonts w:eastAsia="휴먼명조" w:cs="휴먼명조"/>
@@ -22039,7 +21876,6 @@
           <w:rFonts w:ascii="휴먼명조" w:eastAsia="휴먼명조" w:hAnsi="휴먼명조" w:cs="휴먼명조"/>
           <w:w w:val="97"/>
         </w:rPr>
-        <w:lastRenderedPageBreak/>
         <w:t xml:space="preserve">Performance increases monotonically with rank, though the gain flattens between 32 and 64 (+0.0038 from 32 to 64 versus +0.0152 from 16 to 32), while the VRAM increase across the whole range from rank 4 to 64 is a negligible 1.3% (3,870.6 → 3,918.8 MB). Since the performance gain relative to VRAM cost remains positive, </w:t>
       </w:r>
       <w:r>
@@ -22064,7 +21900,7 @@
         <w:jc w:val="left"/>
         <w:outlineLvl w:val="2"/>
       </w:pPr>
-      <w:bookmarkStart w:id="58" w:name="_Toc239075918"/>
+      <w:bookmarkStart w:id="58" w:name="_Toc240824376"/>
       <w:r>
         <w:rPr>
           <w:rFonts w:ascii="휴먼명조" w:eastAsia="휴먼명조" w:hAnsi="휴먼명조" w:cs="휴먼명조"/>
@@ -22099,7 +21935,7 @@
           <w:rFonts w:hint="eastAsia"/>
         </w:rPr>
       </w:pPr>
-      <w:bookmarkStart w:id="59" w:name="_Toc239075958"/>
+      <w:bookmarkStart w:id="59" w:name="_Toc240824416"/>
       <w:r>
         <w:rPr>
           <w:rFonts w:eastAsia="휴먼명조" w:cs="휴먼명조"/>
@@ -22509,7 +22345,7 @@
         <w:jc w:val="left"/>
         <w:outlineLvl w:val="2"/>
       </w:pPr>
-      <w:bookmarkStart w:id="60" w:name="_Toc239075919"/>
+      <w:bookmarkStart w:id="60" w:name="_Toc240824377"/>
       <w:r>
         <w:rPr>
           <w:rFonts w:ascii="휴먼명조" w:eastAsia="휴먼명조" w:hAnsi="휴먼명조" w:cs="휴먼명조"/>
@@ -22531,16 +22367,7 @@
           <w:b/>
           <w:w w:val="97"/>
         </w:rPr>
-        <w:t xml:space="preserve">(A) Loss of general capability — measured on a VQAv2 validation </w:t>
-      </w:r>
-      <w:r>
-        <w:rPr>
-          <w:rFonts w:ascii="휴먼명조" w:eastAsia="휴먼명조" w:hAnsi="휴먼명조" w:cs="휴먼명조"/>
-          <w:b/>
-          <w:w w:val="97"/>
-        </w:rPr>
-        <w:lastRenderedPageBreak/>
-        <w:t>subset (2,000 samples)</w:t>
+        <w:t>(A) Loss of general capability — measured on a VQAv2 validation subset (2,000 samples)</w:t>
       </w:r>
     </w:p>
     <w:p>
@@ -22567,7 +22394,7 @@
           <w:rFonts w:hint="eastAsia"/>
         </w:rPr>
       </w:pPr>
-      <w:bookmarkStart w:id="61" w:name="_Toc239075959"/>
+      <w:bookmarkStart w:id="61" w:name="_Toc240824417"/>
       <w:r>
         <w:rPr>
           <w:rFonts w:eastAsia="휴먼명조" w:cs="휴먼명조"/>
@@ -23083,15 +22910,7 @@
           <w:rFonts w:ascii="휴먼명조" w:eastAsia="휴먼명조" w:hAnsi="휴먼명조" w:cs="휴먼명조"/>
           <w:w w:val="97"/>
         </w:rPr>
-        <w:t xml:space="preserve">The rate of performance change observed on datasets other than the </w:t>
-      </w:r>
-      <w:r>
-        <w:rPr>
-          <w:rFonts w:ascii="휴먼명조" w:eastAsia="휴먼명조" w:hAnsi="휴먼명조" w:cs="휴먼명조"/>
-          <w:w w:val="97"/>
-        </w:rPr>
-        <w:lastRenderedPageBreak/>
-        <w:t>training domain is given in Table 4.2e.</w:t>
+        <w:t>The rate of performance change observed on datasets other than the training domain is given in Table 4.2e.</w:t>
       </w:r>
     </w:p>
     <w:p>
@@ -23105,7 +22924,7 @@
           <w:rFonts w:hint="eastAsia"/>
         </w:rPr>
       </w:pPr>
-      <w:bookmarkStart w:id="62" w:name="_Toc239075960"/>
+      <w:bookmarkStart w:id="62" w:name="_Toc240824418"/>
       <w:r>
         <w:rPr>
           <w:rFonts w:eastAsia="휴먼명조" w:cs="휴먼명조"/>
@@ -23587,7 +23406,7 @@
         <w:jc w:val="left"/>
         <w:outlineLvl w:val="1"/>
       </w:pPr>
-      <w:bookmarkStart w:id="63" w:name="_Toc239075920"/>
+      <w:bookmarkStart w:id="63" w:name="_Toc240824378"/>
       <w:r>
         <w:rPr>
           <w:rFonts w:ascii="휴먼명조" w:eastAsia="휴먼명조" w:hAnsi="휴먼명조" w:cs="휴먼명조"/>
@@ -23609,22 +23428,14 @@
           <w:rFonts w:ascii="휴먼명조" w:eastAsia="휴먼명조" w:hAnsi="휴먼명조" w:cs="휴먼명조"/>
           <w:w w:val="97"/>
         </w:rPr>
-        <w:t xml:space="preserve">Phase 3 fixed Qwen3-VL-2B — the best performer in Phase 2 — on PathVQA and compared four hyperparameter search strategies (Manual, </w:t>
-      </w:r>
-      <w:r>
-        <w:rPr>
-          <w:rFonts w:ascii="휴먼명조" w:eastAsia="휴먼명조" w:hAnsi="휴먼명조" w:cs="휴먼명조"/>
-          <w:w w:val="97"/>
-        </w:rPr>
-        <w:lastRenderedPageBreak/>
-        <w:t>Random Search, Optuna (TPE), and Autoresearch (LLM agent)) under identical conditions, answering RQ3 ("does an LLM agent's autonomous search reach performance competitive with existing HPO techniques?"). Training volume was controlled at max_steps=200 for all trials, and the execution scale of the four-strategy comparison was Manual 10 + Random 200 + Optuna 200 + Autoresearch 200 = 610 trials in total (20 trials per strategy × 10 independent repeats; Manual has one trial per repeat). To this is added the 20</w:t>
-      </w:r>
-      <w:r>
-        <w:rPr>
-          <w:rFonts w:ascii="휴먼명조" w:eastAsia="휴먼명조" w:hAnsi="휴먼명조" w:cs="휴먼명조"/>
-          <w:w w:val="97"/>
-        </w:rPr>
-        <w:t xml:space="preserve">0-trial configuration-consistency re-experiment (Autoresearch-v2) reported in Section 4.3.5, bringing Phase 3 to </w:t>
+        <w:t>Phase 3 fixed Qwen3-VL-2B — the best performer in Phase 2 — on PathVQA and compared four hyperparameter search strategies (Manual, Random Search, Optuna (TPE), and Autoresearch (LLM agent)) under identical conditions, answering RQ3 ("does an LLM agent's autonomous search reach performance competitive with existing HPO techniques?"). Training volume was controlled at max_steps=200 for all trials, and the execution scale of the four-strategy comparison was Manual 10 + Random 200 + Optuna 200 + Autoresearch 20</w:t>
+      </w:r>
+      <w:r>
+        <w:rPr>
+          <w:rFonts w:ascii="휴먼명조" w:eastAsia="휴먼명조" w:hAnsi="휴먼명조" w:cs="휴먼명조"/>
+          <w:w w:val="97"/>
+        </w:rPr>
+        <w:t xml:space="preserve">0 = 610 trials in total (20 trials per strategy × 10 independent repeats; Manual has one trial per repeat). To this is added the 200-trial configuration-consistency re-experiment (Autoresearch-v2) reported in Section 4.3.5, bringing Phase 3 to </w:t>
       </w:r>
       <w:r>
         <w:rPr>
@@ -23691,7 +23502,7 @@
         <w:jc w:val="left"/>
         <w:outlineLvl w:val="2"/>
       </w:pPr>
-      <w:bookmarkStart w:id="64" w:name="_Toc239075921"/>
+      <w:bookmarkStart w:id="64" w:name="_Toc240824379"/>
       <w:r>
         <w:rPr>
           <w:rFonts w:ascii="휴먼명조" w:eastAsia="휴먼명조" w:hAnsi="휴먼명조" w:cs="휴먼명조"/>
@@ -23713,7 +23524,7 @@
           <w:rFonts w:hint="eastAsia"/>
         </w:rPr>
       </w:pPr>
-      <w:bookmarkStart w:id="65" w:name="_Toc239075961"/>
+      <w:bookmarkStart w:id="65" w:name="_Toc240824419"/>
       <w:r>
         <w:rPr>
           <w:rFonts w:eastAsia="휴먼명조" w:cs="휴먼명조"/>
@@ -24316,16 +24127,7 @@
           <w:b/>
           <w:w w:val="97"/>
         </w:rPr>
-        <w:t xml:space="preserve">the LLM agent's autonomous search fell significantly short of established </w:t>
-      </w:r>
-      <w:r>
-        <w:rPr>
-          <w:rFonts w:ascii="휴먼명조" w:eastAsia="휴먼명조" w:hAnsi="휴먼명조" w:cs="휴먼명조"/>
-          <w:b/>
-          <w:w w:val="97"/>
-        </w:rPr>
-        <w:lastRenderedPageBreak/>
-        <w:t>Bayesian optimization (TPE) and showed no advantage even over random search.</w:t>
+        <w:t>the LLM agent's autonomous search fell significantly short of established Bayesian optimization (TPE) and showed no advantage even over random search.</w:t>
       </w:r>
       <w:r>
         <w:rPr>
@@ -24341,7 +24143,7 @@
         <w:jc w:val="left"/>
         <w:outlineLvl w:val="2"/>
       </w:pPr>
-      <w:bookmarkStart w:id="66" w:name="_Toc239075922"/>
+      <w:bookmarkStart w:id="66" w:name="_Toc240824380"/>
       <w:r>
         <w:rPr>
           <w:rFonts w:ascii="휴먼명조" w:eastAsia="휴먼명조" w:hAnsi="휴먼명조" w:cs="휴먼명조"/>
@@ -24376,7 +24178,7 @@
           <w:rFonts w:hint="eastAsia"/>
         </w:rPr>
       </w:pPr>
-      <w:bookmarkStart w:id="67" w:name="_Toc239075962"/>
+      <w:bookmarkStart w:id="67" w:name="_Toc240824420"/>
       <w:r>
         <w:rPr>
           <w:rFonts w:eastAsia="휴먼명조" w:cs="휴먼명조"/>
@@ -24397,21 +24199,25 @@
           <w:insideH w:val="single" w:sz="4" w:space="0" w:color="000000"/>
           <w:insideV w:val="single" w:sz="4" w:space="0" w:color="000000"/>
         </w:tblBorders>
+        <w:tblCellMar>
+          <w:left w:w="28" w:type="dxa"/>
+          <w:right w:w="28" w:type="dxa"/>
+        </w:tblCellMar>
         <w:tblLook w:val="04A0" w:firstRow="1" w:lastRow="0" w:firstColumn="1" w:lastColumn="0" w:noHBand="0" w:noVBand="1"/>
       </w:tblPr>
       <w:tblGrid>
-        <w:gridCol w:w="843"/>
-        <w:gridCol w:w="423"/>
-        <w:gridCol w:w="462"/>
-        <w:gridCol w:w="827"/>
-        <w:gridCol w:w="469"/>
-        <w:gridCol w:w="769"/>
-        <w:gridCol w:w="584"/>
-        <w:gridCol w:w="850"/>
-        <w:gridCol w:w="573"/>
-        <w:gridCol w:w="560"/>
-        <w:gridCol w:w="534"/>
-        <w:gridCol w:w="534"/>
+        <w:gridCol w:w="933"/>
+        <w:gridCol w:w="345"/>
+        <w:gridCol w:w="400"/>
+        <w:gridCol w:w="910"/>
+        <w:gridCol w:w="409"/>
+        <w:gridCol w:w="828"/>
+        <w:gridCol w:w="569"/>
+        <w:gridCol w:w="942"/>
+        <w:gridCol w:w="555"/>
+        <w:gridCol w:w="537"/>
+        <w:gridCol w:w="500"/>
+        <w:gridCol w:w="500"/>
       </w:tblGrid>
       <w:tr>
         <w:trPr>
@@ -25625,15 +25431,7 @@
           <w:rFonts w:ascii="휴먼명조" w:eastAsia="휴먼명조" w:hAnsi="휴먼명조" w:cs="휴먼명조"/>
           <w:w w:val="97"/>
         </w:rPr>
-        <w:t xml:space="preserve">. The overall accuracy gain achieved by search (Manual 0.3840 → Optuna 0.4700) arose mainly on closed items, while open accuracy remains at 0.1445 even under the best </w:t>
-      </w:r>
-      <w:r>
-        <w:rPr>
-          <w:rFonts w:ascii="휴먼명조" w:eastAsia="휴먼명조" w:hAnsi="휴먼명조" w:cs="휴먼명조"/>
-          <w:w w:val="97"/>
-        </w:rPr>
-        <w:lastRenderedPageBreak/>
-        <w:t>configuration. This gap shows that the weakness in open-ended responses observed in Phase 1 (Sections 4.1.2, 4.1.3) was not resolved by hyperparameter optimization; the three phases are consolidated on this point in Section 4.4.4.</w:t>
+        <w:t>. The overall accuracy gain achieved by search (Manual 0.3840 → Optuna 0.4700) arose mainly on closed items, while open accuracy remains at 0.1445 even under the best configuration. This gap shows that the weakness in open-ended responses observed in Phase 1 (Sections 4.1.2, 4.1.3) was not resolved by hyperparameter optimization; the three phases are consolidated on this point in Section 4.4.4.</w:t>
       </w:r>
     </w:p>
     <w:p>
@@ -25670,7 +25468,7 @@
         <w:jc w:val="left"/>
         <w:outlineLvl w:val="2"/>
       </w:pPr>
-      <w:bookmarkStart w:id="68" w:name="_Toc239075923"/>
+      <w:bookmarkStart w:id="68" w:name="_Toc240824381"/>
       <w:r>
         <w:rPr>
           <w:rFonts w:ascii="휴먼명조" w:eastAsia="휴먼명조" w:hAnsi="휴먼명조" w:cs="휴먼명조"/>
@@ -25705,7 +25503,7 @@
           <w:rFonts w:hint="eastAsia"/>
         </w:rPr>
       </w:pPr>
-      <w:bookmarkStart w:id="69" w:name="_Toc239075963"/>
+      <w:bookmarkStart w:id="69" w:name="_Toc240824421"/>
       <w:r>
         <w:rPr>
           <w:rFonts w:eastAsia="휴먼명조" w:cs="휴먼명조"/>
@@ -26155,15 +25953,7 @@
           <w:rFonts w:ascii="휴먼명조" w:eastAsia="휴먼명조" w:hAnsi="휴먼명조" w:cs="휴먼명조"/>
           <w:w w:val="97"/>
         </w:rPr>
-        <w:t xml:space="preserve">Autoresearch reaches its best performance latest, with a median trial </w:t>
-      </w:r>
-      <w:r>
-        <w:rPr>
-          <w:rFonts w:ascii="휴먼명조" w:eastAsia="휴먼명조" w:hAnsi="휴먼명조" w:cs="휴먼명조"/>
-          <w:w w:val="97"/>
-        </w:rPr>
-        <w:lastRenderedPageBreak/>
-        <w:t xml:space="preserve">of 17.5, and </w:t>
+        <w:t xml:space="preserve">Autoresearch reaches its best performance latest, with a median trial of 17.5, and </w:t>
       </w:r>
       <w:r>
         <w:rPr>
@@ -26205,7 +25995,7 @@
           <w:rFonts w:hint="eastAsia"/>
         </w:rPr>
       </w:pPr>
-      <w:bookmarkStart w:id="70" w:name="_Toc239075964"/>
+      <w:bookmarkStart w:id="70" w:name="_Toc240824422"/>
       <w:r>
         <w:rPr>
           <w:rFonts w:eastAsia="휴먼명조" w:cs="휴먼명조"/>
@@ -26671,15 +26461,7 @@
           <w:rFonts w:ascii="휴먼명조" w:eastAsia="휴먼명조" w:hAnsi="휴먼명조" w:cs="휴먼명조"/>
           <w:w w:val="97"/>
         </w:rPr>
-        <w:t xml:space="preserve">. That is, the average quality of its individual proposals is superior, but its low variance meant it reached exceptionally good configurations less often. Optuna, conversely, has the largest standard deviation (0.0374). As long as the run-level metric is defined as "the best of 20 trials," a high-variance search is structurally advantaged; the reversal observed in Section 4.3.1 — Autoresearch higher on trial mean but Optuna higher on run-level best </w:t>
-      </w:r>
-      <w:r>
-        <w:rPr>
-          <w:rFonts w:ascii="휴먼명조" w:eastAsia="휴먼명조" w:hAnsi="휴먼명조" w:cs="휴먼명조"/>
-          <w:w w:val="97"/>
-        </w:rPr>
-        <w:lastRenderedPageBreak/>
-        <w:t>— is explained by this difference in variance.</w:t>
+        <w:t>. That is, the average quality of its individual proposals is superior, but its low variance meant it reached exceptionally good configurations less often. Optuna, conversely, has the largest standard deviation (0.0374). As long as the run-level metric is defined as "the best of 20 trials," a high-variance search is structurally advantaged; the reversal observed in Section 4.3.1 — Autoresearch higher on trial mean but Optuna higher on run-level best — is explained by this difference in variance.</w:t>
       </w:r>
     </w:p>
     <w:p>
@@ -26701,7 +26483,7 @@
         <w:jc w:val="left"/>
         <w:outlineLvl w:val="2"/>
       </w:pPr>
-      <w:bookmarkStart w:id="71" w:name="_Toc239075924"/>
+      <w:bookmarkStart w:id="71" w:name="_Toc240824382"/>
       <w:r>
         <w:rPr>
           <w:rFonts w:ascii="휴먼명조" w:eastAsia="휴먼명조" w:hAnsi="휴먼명조" w:cs="휴먼명조"/>
@@ -26751,7 +26533,7 @@
           <w:rFonts w:hint="eastAsia"/>
         </w:rPr>
       </w:pPr>
-      <w:bookmarkStart w:id="72" w:name="_Toc239075965"/>
+      <w:bookmarkStart w:id="72" w:name="_Toc240824423"/>
       <w:r>
         <w:rPr>
           <w:rFonts w:eastAsia="휴먼명조" w:cs="휴먼명조"/>
@@ -27073,15 +26855,7 @@
           <w:rFonts w:ascii="휴먼명조" w:eastAsia="휴먼명조" w:hAnsi="휴먼명조" w:cs="휴먼명조"/>
           <w:w w:val="97"/>
         </w:rPr>
-        <w:t xml:space="preserve">The pattern emerges more clearly in the proposal trajectory of individual repeats. In repeat 8, for example, the agent explored by varying rank 16 → 64 → 32 → 8 → 32 → 64 over the first six trials, then became </w:t>
-      </w:r>
-      <w:r>
-        <w:rPr>
-          <w:rFonts w:ascii="휴먼명조" w:eastAsia="휴먼명조" w:hAnsi="휴먼명조" w:cs="휴먼명조"/>
-          <w:w w:val="97"/>
-        </w:rPr>
-        <w:lastRenderedPageBreak/>
-        <w:t xml:space="preserve">fixed after the seventh trial on the combination rank=64, alpha=256, lr=2.0e-4, batch=2, targets=full, proposing it 11 times consecutively. Notably, </w:t>
+        <w:t xml:space="preserve">The pattern emerges more clearly in the proposal trajectory of individual repeats. In repeat 8, for example, the agent explored by varying rank 16 → 64 → 32 → 8 → 32 → 64 over the first six trials, then became fixed after the seventh trial on the combination rank=64, alpha=256, lr=2.0e-4, batch=2, targets=full, proposing it 11 times consecutively. Notably, </w:t>
       </w:r>
       <w:r>
         <w:rPr>
@@ -27133,7 +26907,7 @@
         <w:jc w:val="left"/>
         <w:outlineLvl w:val="2"/>
       </w:pPr>
-      <w:bookmarkStart w:id="73" w:name="_Toc239075925"/>
+      <w:bookmarkStart w:id="73" w:name="_Toc240824383"/>
       <w:r>
         <w:rPr>
           <w:rFonts w:ascii="휴먼명조" w:eastAsia="휴먼명조" w:hAnsi="휴먼명조" w:cs="휴먼명조"/>
@@ -27182,7 +26956,6 @@
           <w:rFonts w:ascii="휴먼명조" w:eastAsia="휴먼명조" w:hAnsi="휴먼명조" w:cs="휴먼명조"/>
           <w:w w:val="97"/>
         </w:rPr>
-        <w:lastRenderedPageBreak/>
         <w:t xml:space="preserve">The original condition (AutoresearchStrategy) was left untouched to preserve reproducibility of the first run, and a separate condition, autoresearch_v2, was added with the configuration corrected (src/autoresearch/strategies.py). </w:t>
       </w:r>
       <w:r>
@@ -27313,13 +27086,12 @@
           <w:rFonts w:hint="eastAsia"/>
         </w:rPr>
       </w:pPr>
-      <w:bookmarkStart w:id="74" w:name="_Toc239075966"/>
+      <w:bookmarkStart w:id="74" w:name="_Toc240824424"/>
       <w:r>
         <w:rPr>
           <w:rFonts w:eastAsia="휴먼명조" w:cs="휴먼명조"/>
           <w:w w:val="97"/>
         </w:rPr>
-        <w:lastRenderedPageBreak/>
         <w:t>Table 4.3e. Effect of restoring configuration consistency (measured from execution logs)</w:t>
       </w:r>
       <w:bookmarkEnd w:id="74"/>
@@ -27792,15 +27564,7 @@
           <w:rFonts w:ascii="휴먼명조" w:eastAsia="휴먼명조" w:hAnsi="휴먼명조" w:cs="휴먼명조"/>
           <w:w w:val="97"/>
         </w:rPr>
-        <w:t xml:space="preserve">; </w:t>
-      </w:r>
-      <w:r>
-        <w:rPr>
-          <w:rFonts w:ascii="휴먼명조" w:eastAsia="휴먼명조" w:hAnsi="휴먼명조" w:cs="휴먼명조"/>
-          <w:w w:val="97"/>
-        </w:rPr>
-        <w:lastRenderedPageBreak/>
-        <w:t>whether they correspond causally to the actual proposals, or meet a quality an expert would accept as grounds for a decision, requires a separate evaluation design that this study did not undertake (Section 5.4).</w:t>
+        <w:t>; whether they correspond causally to the actual proposals, or meet a quality an expert would accept as grounds for a decision, requires a separate evaluation design that this study did not undertake (Section 5.4).</w:t>
       </w:r>
     </w:p>
     <w:p>
@@ -27827,7 +27591,7 @@
           <w:rFonts w:hint="eastAsia"/>
         </w:rPr>
       </w:pPr>
-      <w:bookmarkStart w:id="75" w:name="_Toc239075967"/>
+      <w:bookmarkStart w:id="75" w:name="_Toc240824425"/>
       <w:r>
         <w:rPr>
           <w:rFonts w:eastAsia="휴먼명조" w:cs="휴먼명조"/>
@@ -28290,7 +28054,7 @@
           <w:rFonts w:hint="eastAsia"/>
         </w:rPr>
       </w:pPr>
-      <w:bookmarkStart w:id="76" w:name="_Toc239075968"/>
+      <w:bookmarkStart w:id="76" w:name="_Toc240824426"/>
       <w:r>
         <w:rPr>
           <w:rFonts w:eastAsia="휴먼명조" w:cs="휴먼명조"/>
@@ -28756,16 +28520,7 @@
           <w:w w:val="97"/>
           <w:sz w:val="20"/>
         </w:rPr>
-        <w:t xml:space="preserve">The Kruskal-Wallis test across all five conditions gives H = 29.72, p &lt; .001 (H = 27.92 for the four-strategy set). Because the re-experiment differs from the original in prompt and constraints, it is reported separately here rather than </w:t>
-      </w:r>
-      <w:r>
-        <w:rPr>
-          <w:rFonts w:ascii="휴먼명조" w:eastAsia="휴먼명조" w:hAnsi="휴먼명조" w:cs="휴먼명조"/>
-          <w:w w:val="97"/>
-          <w:sz w:val="20"/>
-        </w:rPr>
-        <w:lastRenderedPageBreak/>
-        <w:t>folded into the four-strategy same-condition comparison of Table 4.3.</w:t>
+        <w:t>The Kruskal-Wallis test across all five conditions gives H = 29.72, p &lt; .001 (H = 27.92 for the four-strategy set). Because the re-experiment differs from the original in prompt and constraints, it is reported separately here rather than folded into the four-strategy same-condition comparison of Table 4.3.</w:t>
       </w:r>
     </w:p>
     <w:p>
@@ -28915,15 +28670,7 @@
           <w:rFonts w:ascii="휴먼명조" w:eastAsia="휴먼명조" w:hAnsi="휴먼명조" w:cs="휴먼명조"/>
           <w:w w:val="97"/>
         </w:rPr>
-        <w:t xml:space="preserve"> Although unique configurations rose 51%, from 12.5 to 18.90, the run-level mean improved only from 0.4184 to 0.4292. The per-repetition distribution shows why: of the ten repetitions only two exceeded 0.42 — repetition 2 (0.4303) and repetition 9 (0.4230) — while </w:t>
-      </w:r>
-      <w:r>
-        <w:rPr>
-          <w:rFonts w:ascii="휴먼명조" w:eastAsia="휴먼명조" w:hAnsi="휴먼명조" w:cs="휴먼명조"/>
-          <w:w w:val="97"/>
-        </w:rPr>
-        <w:lastRenderedPageBreak/>
-        <w:t xml:space="preserve">the remaining eight cluster in 0.39–0.41, and the standard deviation of those two repetitions (0.034–0.040) is more than double that of the rest (0.012–0.018). </w:t>
+        <w:t xml:space="preserve"> Although unique configurations rose 51%, from 12.5 to 18.90, the run-level mean improved only from 0.4184 to 0.4292. The per-repetition distribution shows why: of the ten repetitions only two exceeded 0.42 — repetition 2 (0.4303) and repetition 9 (0.4230) — while the remaining eight cluster in 0.39–0.41, and the standard deviation of those two repetitions (0.034–0.040) is more than double that of the rest (0.012–0.018). </w:t>
       </w:r>
       <w:r>
         <w:rPr>
@@ -28996,7 +28743,7 @@
         <w:jc w:val="left"/>
         <w:outlineLvl w:val="2"/>
       </w:pPr>
-      <w:bookmarkStart w:id="77" w:name="_Toc239075926"/>
+      <w:bookmarkStart w:id="77" w:name="_Toc240824384"/>
       <w:r>
         <w:rPr>
           <w:rFonts w:ascii="휴먼명조" w:eastAsia="휴먼명조" w:hAnsi="휴먼명조" w:cs="휴먼명조"/>
@@ -29083,23 +28830,50 @@
           <w:b/>
           <w:w w:val="97"/>
         </w:rPr>
-        <w:t xml:space="preserve">a reduced effective </w:t>
-      </w:r>
+        <w:t>a reduced effective search budget caused by duplicate proposals</w:t>
+      </w:r>
+      <w:r>
+        <w:rPr>
+          <w:rFonts w:ascii="휴먼명조" w:eastAsia="휴먼명조" w:hAnsi="휴먼명조" w:cs="휴먼명조"/>
+          <w:w w:val="97"/>
+        </w:rPr>
+        <w:t xml:space="preserve"> (12.5 of 20 unique configurations). An agent designed on the premise of sequential self-improvement instead fell into early fixation, and evidence was observed that it failed to distinguish the stochastic variation appearing across re-runs of an identical configuration from a genuine improvement signal.</w:t>
+      </w:r>
+    </w:p>
+    <w:p>
+      <w:pPr>
+        <w:spacing w:line="384" w:lineRule="auto"/>
+        <w:ind w:firstLine="220"/>
+      </w:pPr>
       <w:r>
         <w:rPr>
           <w:rFonts w:ascii="휴먼명조" w:eastAsia="휴먼명조" w:hAnsi="휴먼명조" w:cs="휴먼명조"/>
           <w:b/>
           <w:w w:val="97"/>
         </w:rPr>
-        <w:lastRenderedPageBreak/>
-        <w:t>search budget caused by duplicate proposals</w:t>
-      </w:r>
-      <w:r>
-        <w:rPr>
-          <w:rFonts w:ascii="휴먼명조" w:eastAsia="휴먼명조" w:hAnsi="휴먼명조" w:cs="휴먼명조"/>
-          <w:w w:val="97"/>
-        </w:rPr>
-        <w:t xml:space="preserve"> (12.5 of 20 unique configurations). An agent designed on the premise of sequential self-improvement instead fell into early fixation, and evidence was observed that it failed to distinguish the stochastic variation appearing across re-runs of an identical configuration from a genuine improvement signal.</w:t>
+        <w:t>The re-experiment in Section 4.3.5 confirmed this diagnosis.</w:t>
+      </w:r>
+      <w:r>
+        <w:rPr>
+          <w:rFonts w:ascii="휴먼명조" w:eastAsia="휴먼명조" w:hAnsi="휴먼명조" w:cs="휴먼명조"/>
+          <w:w w:val="97"/>
+        </w:rPr>
+        <w:t xml:space="preserve"> Removing the configuration inconsistencies between prompt and implementation restored unique configurations from 12.5 to 18.90, so the duplicate proposals were a product of the configuration rather than an intrinsic limitation of the agent. The negative answer above must therefore be read as applying </w:t>
+      </w:r>
+      <w:r>
+        <w:rPr>
+          <w:rFonts w:ascii="휴먼명조" w:eastAsia="휴먼명조" w:hAnsi="휴먼명조" w:cs="휴먼명조"/>
+          <w:b/>
+          <w:w w:val="97"/>
+        </w:rPr>
+        <w:t>not to "LLM agents in general" but to "an agent operated under this particular prompt configuration"</w:t>
+      </w:r>
+      <w:r>
+        <w:rPr>
+          <w:rFonts w:ascii="휴먼명조" w:eastAsia="휴먼명조" w:hAnsi="휴먼명조" w:cs="휴먼명조"/>
+          <w:w w:val="97"/>
+        </w:rPr>
+        <w:t xml:space="preserve"> (Section 5.3(8)).</w:t>
       </w:r>
     </w:p>
     <w:p>
@@ -29110,17 +28884,37 @@
       <w:r>
         <w:rPr>
           <w:rFonts w:ascii="휴먼명조" w:eastAsia="휴먼명조" w:hAnsi="휴먼명조" w:cs="휴먼명조"/>
+          <w:w w:val="97"/>
+        </w:rPr>
+        <w:t xml:space="preserve">That qualification does not, however, reverse the conclusion. Even in the corrected v2 condition the run-level mean reached only 0.4292, short of Optuna's 0.4490. What changed is that </w:t>
+      </w:r>
+      <w:r>
+        <w:rPr>
+          <w:rFonts w:ascii="휴먼명조" w:eastAsia="휴먼명조" w:hAnsi="휴먼명조" w:cs="휴먼명조"/>
           <w:b/>
           <w:w w:val="97"/>
         </w:rPr>
-        <w:t>The re-experiment in Section 4.3.5 confirmed this diagnosis.</w:t>
-      </w:r>
-      <w:r>
-        <w:rPr>
-          <w:rFonts w:ascii="휴먼명조" w:eastAsia="휴먼명조" w:hAnsi="휴먼명조" w:cs="휴먼명조"/>
-          <w:w w:val="97"/>
-        </w:rPr>
-        <w:t xml:space="preserve"> Removing the configuration inconsistencies between prompt and implementation restored unique configurations from 12.5 to 18.90, so the duplicate proposals were a product of the configuration rather than an intrinsic limitation of the agent. The negative answer above must therefore be read as applying </w:t>
+        <w:t>the deficit shrank to a level that is no longer significant</w:t>
+      </w:r>
+      <w:r>
+        <w:rPr>
+          <w:rFonts w:ascii="휴먼명조" w:eastAsia="휴먼명조" w:hAnsi="휴먼명조" w:cs="휴먼명조"/>
+          <w:w w:val="97"/>
+        </w:rPr>
+        <w:t xml:space="preserve"> (p = .0112 → .1726); that v2 is superior to the original was not itself established in this sample (p = .2387). In short, restoring consistency removed the grounds for asserting inferiority without creating grounds for asserting superiority.</w:t>
+      </w:r>
+    </w:p>
+    <w:p>
+      <w:pPr>
+        <w:spacing w:line="384" w:lineRule="auto"/>
+        <w:ind w:firstLine="220"/>
+      </w:pPr>
+      <w:r>
+        <w:rPr>
+          <w:rFonts w:ascii="휴먼명조" w:eastAsia="휴먼명조" w:hAnsi="휴먼명조" w:cs="휴먼명조"/>
+          <w:w w:val="97"/>
+        </w:rPr>
+        <w:t xml:space="preserve">This conclusion is limited to the following conditions: a single model (Qwen3-VL-2B), a single dataset (PathVQA), a budget of 20 trials per strategy, and the control condition max_steps=200. In particular, as confirmed in Section 4.3.3, a substantial number of Autoresearch runs were still improving when the budget was exhausted, and </w:t>
       </w:r>
       <w:r>
         <w:rPr>
@@ -29128,62 +28922,6 @@
           <w:b/>
           <w:w w:val="97"/>
         </w:rPr>
-        <w:t>not to "LLM agents in general" but to "an agent operated under this particular prompt configuration"</w:t>
-      </w:r>
-      <w:r>
-        <w:rPr>
-          <w:rFonts w:ascii="휴먼명조" w:eastAsia="휴먼명조" w:hAnsi="휴먼명조" w:cs="휴먼명조"/>
-          <w:w w:val="97"/>
-        </w:rPr>
-        <w:t xml:space="preserve"> (Section 5.3(8)).</w:t>
-      </w:r>
-    </w:p>
-    <w:p>
-      <w:pPr>
-        <w:spacing w:line="384" w:lineRule="auto"/>
-        <w:ind w:firstLine="220"/>
-      </w:pPr>
-      <w:r>
-        <w:rPr>
-          <w:rFonts w:ascii="휴먼명조" w:eastAsia="휴먼명조" w:hAnsi="휴먼명조" w:cs="휴먼명조"/>
-          <w:w w:val="97"/>
-        </w:rPr>
-        <w:t xml:space="preserve">That qualification does not, however, reverse the conclusion. Even in the corrected v2 condition the run-level mean reached only 0.4292, short of Optuna's 0.4490. What changed is that </w:t>
-      </w:r>
-      <w:r>
-        <w:rPr>
-          <w:rFonts w:ascii="휴먼명조" w:eastAsia="휴먼명조" w:hAnsi="휴먼명조" w:cs="휴먼명조"/>
-          <w:b/>
-          <w:w w:val="97"/>
-        </w:rPr>
-        <w:t>the deficit shrank to a level that is no longer significant</w:t>
-      </w:r>
-      <w:r>
-        <w:rPr>
-          <w:rFonts w:ascii="휴먼명조" w:eastAsia="휴먼명조" w:hAnsi="휴먼명조" w:cs="휴먼명조"/>
-          <w:w w:val="97"/>
-        </w:rPr>
-        <w:t xml:space="preserve"> (p = .0112 → .1726); that v2 is superior to the original was not itself established in this sample (p = .2387). In short, restoring consistency removed the grounds for asserting inferiority without creating grounds for asserting superiority.</w:t>
-      </w:r>
-    </w:p>
-    <w:p>
-      <w:pPr>
-        <w:spacing w:line="384" w:lineRule="auto"/>
-        <w:ind w:firstLine="220"/>
-      </w:pPr>
-      <w:r>
-        <w:rPr>
-          <w:rFonts w:ascii="휴먼명조" w:eastAsia="휴먼명조" w:hAnsi="휴먼명조" w:cs="휴먼명조"/>
-          <w:w w:val="97"/>
-        </w:rPr>
-        <w:t xml:space="preserve">This conclusion is limited to the following conditions: a single model (Qwen3-VL-2B), a single dataset (PathVQA), a budget of 20 trials per strategy, and the control condition max_steps=200. In particular, as confirmed in Section 4.3.3, a substantial number of Autoresearch runs were still improving when the budget was exhausted, and </w:t>
-      </w:r>
-      <w:r>
-        <w:rPr>
-          <w:rFonts w:ascii="휴먼명조" w:eastAsia="휴먼명조" w:hAnsi="휴먼명조" w:cs="휴먼명조"/>
-          <w:b/>
-          <w:w w:val="97"/>
-        </w:rPr>
         <w:t>this pattern persisted in v2 as well</w:t>
       </w:r>
       <w:r>
@@ -29191,15 +28929,7 @@
           <w:rFonts w:ascii="휴먼명조" w:eastAsia="휴먼명조" w:hAnsi="휴먼명조" w:cs="휴먼명조"/>
           <w:w w:val="97"/>
         </w:rPr>
-        <w:t xml:space="preserve"> (Section 4.3.5), so results under a larger search </w:t>
-      </w:r>
-      <w:r>
-        <w:rPr>
-          <w:rFonts w:ascii="휴먼명조" w:eastAsia="휴먼명조" w:hAnsi="휴먼명조" w:cs="휴먼명조"/>
-          <w:w w:val="97"/>
-        </w:rPr>
-        <w:lastRenderedPageBreak/>
-        <w:t>budget could differ (Section 5.3).</w:t>
+        <w:t xml:space="preserve"> (Section 4.3.5), so results under a larger search budget could differ (Section 5.3).</w:t>
       </w:r>
     </w:p>
     <w:p>
@@ -29221,7 +28951,7 @@
         <w:jc w:val="left"/>
         <w:outlineLvl w:val="1"/>
       </w:pPr>
-      <w:bookmarkStart w:id="78" w:name="_Toc239075927"/>
+      <w:bookmarkStart w:id="78" w:name="_Toc240824385"/>
       <w:r>
         <w:rPr>
           <w:rFonts w:ascii="휴먼명조" w:eastAsia="휴먼명조" w:hAnsi="휴먼명조" w:cs="휴먼명조"/>
@@ -29252,7 +28982,7 @@
         <w:jc w:val="left"/>
         <w:outlineLvl w:val="2"/>
       </w:pPr>
-      <w:bookmarkStart w:id="79" w:name="_Toc239075928"/>
+      <w:bookmarkStart w:id="79" w:name="_Toc240824386"/>
       <w:r>
         <w:rPr>
           <w:rFonts w:ascii="휴먼명조" w:eastAsia="휴먼명조" w:hAnsi="휴먼명조" w:cs="휴먼명조"/>
@@ -29643,15 +29373,7 @@
           <w:rFonts w:ascii="휴먼명조" w:eastAsia="휴먼명조" w:hAnsi="휴먼명조" w:cs="휴먼명조"/>
           <w:w w:val="97"/>
         </w:rPr>
-        <w:t xml:space="preserve"> The difference between the fine-tuned accuracy in Phase 2 (Qwen3-VL-2B, 0.5845) and the best val_accuracy in Phase 3 (0.4700), for example, does not represent a performance drop but arises from differences in training volume (500 vs 200 steps), evaluation dataset (mean of three vs PathVQA alone), and evaluation split. The discussion </w:t>
-      </w:r>
-      <w:r>
-        <w:rPr>
-          <w:rFonts w:ascii="휴먼명조" w:eastAsia="휴먼명조" w:hAnsi="휴먼명조" w:cs="휴먼명조"/>
-          <w:w w:val="97"/>
-        </w:rPr>
-        <w:lastRenderedPageBreak/>
-        <w:t xml:space="preserve">below cross-references only </w:t>
+        <w:t xml:space="preserve"> The difference between the fine-tuned accuracy in Phase 2 (Qwen3-VL-2B, 0.5845) and the best val_accuracy in Phase 3 (0.4700), for example, does not represent a performance drop but arises from differences in training volume (500 vs 200 steps), evaluation dataset (mean of three vs PathVQA alone), and evaluation split. The discussion below cross-references only </w:t>
       </w:r>
       <w:r>
         <w:rPr>
@@ -29675,7 +29397,7 @@
         <w:jc w:val="left"/>
         <w:outlineLvl w:val="2"/>
       </w:pPr>
-      <w:bookmarkStart w:id="80" w:name="_Toc239075929"/>
+      <w:bookmarkStart w:id="80" w:name="_Toc240824387"/>
       <w:r>
         <w:rPr>
           <w:rFonts w:ascii="휴먼명조" w:eastAsia="휴먼명조" w:hAnsi="휴먼명조" w:cs="휴먼명조"/>
@@ -30200,16 +29922,7 @@
           <w:b/>
           <w:w w:val="97"/>
         </w:rPr>
-        <w:t xml:space="preserve">active </w:t>
-      </w:r>
-      <w:r>
-        <w:rPr>
-          <w:rFonts w:ascii="휴먼명조" w:eastAsia="휴먼명조" w:hAnsi="휴먼명조" w:cs="휴먼명조"/>
-          <w:b/>
-          <w:w w:val="97"/>
-        </w:rPr>
-        <w:lastRenderedPageBreak/>
-        <w:t>parameters</w:t>
+        <w:t>active parameters</w:t>
       </w:r>
       <w:r>
         <w:rPr>
@@ -30268,7 +29981,7 @@
         <w:jc w:val="left"/>
         <w:outlineLvl w:val="2"/>
       </w:pPr>
-      <w:bookmarkStart w:id="81" w:name="_Toc239075930"/>
+      <w:bookmarkStart w:id="81" w:name="_Toc240824388"/>
       <w:r>
         <w:rPr>
           <w:rFonts w:ascii="휴먼명조" w:eastAsia="휴먼명조" w:hAnsi="휴먼명조" w:cs="휴먼명조"/>
@@ -30651,7 +30364,6 @@
           <w:rFonts w:ascii="휴먼명조" w:eastAsia="휴먼명조" w:hAnsi="휴먼명조" w:cs="휴먼명조"/>
           <w:w w:val="97"/>
         </w:rPr>
-        <w:lastRenderedPageBreak/>
         <w:t xml:space="preserve">The top two models in zero-shot terms improved significantly under fine-tuning, whereas </w:t>
       </w:r>
       <w:r>
@@ -30719,7 +30431,7 @@
         <w:jc w:val="left"/>
         <w:outlineLvl w:val="2"/>
       </w:pPr>
-      <w:bookmarkStart w:id="82" w:name="_Toc239075931"/>
+      <w:bookmarkStart w:id="82" w:name="_Toc240824389"/>
       <w:r>
         <w:rPr>
           <w:rFonts w:ascii="휴먼명조" w:eastAsia="휴먼명조" w:hAnsi="휴먼명조" w:cs="휴먼명조"/>
@@ -30790,7 +30502,26 @@
           <w:b/>
           <w:w w:val="97"/>
         </w:rPr>
-        <w:t xml:space="preserve">all four models scored 0.0000 on the </w:t>
+        <w:t>all four models scored 0.0000 on the diagnosis and temporal types</w:t>
+      </w:r>
+      <w:r>
+        <w:rPr>
+          <w:rFonts w:ascii="휴먼명조" w:eastAsia="휴먼명조" w:hAnsi="휴먼명조" w:cs="휴먼명조"/>
+          <w:w w:val="97"/>
+        </w:rPr>
+        <w:t xml:space="preserve"> (Section 4.1.3).</w:t>
+      </w:r>
+    </w:p>
+    <w:p>
+      <w:pPr>
+        <w:spacing w:line="384" w:lineRule="auto"/>
+      </w:pPr>
+      <w:r>
+        <w:rPr>
+          <w:rFonts w:ascii="휴먼명조" w:eastAsia="휴먼명조" w:hAnsi="휴먼명조" w:cs="휴먼명조"/>
+          <w:w w:val="97"/>
+        </w:rPr>
+        <w:t xml:space="preserve">· </w:t>
       </w:r>
       <w:r>
         <w:rPr>
@@ -30798,27 +30529,14 @@
           <w:b/>
           <w:w w:val="97"/>
         </w:rPr>
-        <w:lastRenderedPageBreak/>
-        <w:t>diagnosis and temporal types</w:t>
-      </w:r>
-      <w:r>
-        <w:rPr>
-          <w:rFonts w:ascii="휴먼명조" w:eastAsia="휴먼명조" w:hAnsi="휴먼명조" w:cs="휴먼명조"/>
-          <w:w w:val="97"/>
-        </w:rPr>
-        <w:t xml:space="preserve"> (Section 4.1.3).</w:t>
-      </w:r>
-    </w:p>
-    <w:p>
-      <w:pPr>
-        <w:spacing w:line="384" w:lineRule="auto"/>
-      </w:pPr>
-      <w:r>
-        <w:rPr>
-          <w:rFonts w:ascii="휴먼명조" w:eastAsia="휴먼명조" w:hAnsi="휴먼명조" w:cs="휴먼명조"/>
-          <w:w w:val="97"/>
-        </w:rPr>
-        <w:t xml:space="preserve">· </w:t>
+        <w:t>Phase 3 (fine-tuning + optimal HPO configuration)</w:t>
+      </w:r>
+      <w:r>
+        <w:rPr>
+          <w:rFonts w:ascii="휴먼명조" w:eastAsia="휴먼명조" w:hAnsi="휴먼명조" w:cs="휴먼명조"/>
+          <w:w w:val="97"/>
+        </w:rPr>
+        <w:t xml:space="preserve">: even the best configuration among 810 trials reached only </w:t>
       </w:r>
       <w:r>
         <w:rPr>
@@ -30826,14 +30544,27 @@
           <w:b/>
           <w:w w:val="97"/>
         </w:rPr>
-        <w:t>Phase 3 (fine-tuning + optimal HPO configuration)</w:t>
-      </w:r>
-      <w:r>
-        <w:rPr>
-          <w:rFonts w:ascii="휴먼명조" w:eastAsia="휴먼명조" w:hAnsi="휴먼명조" w:cs="휴먼명조"/>
-          <w:w w:val="97"/>
-        </w:rPr>
-        <w:t xml:space="preserve">: even the best configuration among 810 trials reached only </w:t>
+        <w:t>val_open_acc 0.1562</w:t>
+      </w:r>
+      <w:r>
+        <w:rPr>
+          <w:rFonts w:ascii="휴먼명조" w:eastAsia="휴먼명조" w:hAnsi="휴먼명조" w:cs="휴먼명조"/>
+          <w:w w:val="97"/>
+        </w:rPr>
+        <w:t xml:space="preserve"> against val_closed_acc 0.8156 (the best configuration of the four-strategy comparison gives 0.8115 / 0.1445 and that of the configuration-consistency re-experiment 0.8156 / 0.1562 — the same level on both sides).</w:t>
+      </w:r>
+    </w:p>
+    <w:p>
+      <w:pPr>
+        <w:spacing w:line="384" w:lineRule="auto"/>
+        <w:ind w:firstLine="220"/>
+      </w:pPr>
+      <w:r>
+        <w:rPr>
+          <w:rFonts w:ascii="휴먼명조" w:eastAsia="휴먼명조" w:hAnsi="휴먼명조" w:cs="휴먼명조"/>
+          <w:w w:val="97"/>
+        </w:rPr>
+        <w:t xml:space="preserve">As stated in Section 4.4.1, the absolute values of the two phases cannot be compared directly. Yet </w:t>
       </w:r>
       <w:r>
         <w:rPr>
@@ -30841,14 +30572,29 @@
           <w:b/>
           <w:w w:val="97"/>
         </w:rPr>
-        <w:t>val_open_acc 0.1562</w:t>
-      </w:r>
-      <w:r>
-        <w:rPr>
-          <w:rFonts w:ascii="휴먼명조" w:eastAsia="휴먼명조" w:hAnsi="휴먼명조" w:cs="휴먼명조"/>
-          <w:w w:val="97"/>
-        </w:rPr>
-        <w:t xml:space="preserve"> against val_closed_acc 0.8156 (the best configuration of the four-strategy comparison gives 0.8115 / 0.1445 and that of the configuration-consistency re-experiment 0.8156 / 0.1562 — the same level on both sides).</w:t>
+        <w:t>the ratio relationship — open below 20% of closed — holds in every phase</w:t>
+      </w:r>
+      <w:r>
+        <w:rPr>
+          <w:rFonts w:ascii="휴먼명조" w:eastAsia="휴먼명조" w:hAnsi="휴먼명조" w:cs="휴먼명조"/>
+          <w:w w:val="97"/>
+        </w:rPr>
+        <w:t xml:space="preserve"> (about 9.5% for Qwen3-VL-2B on PathVQA in Phase 1, about 17.8-19.2% for the best configurations in Phase 3). That this ratio persisted even in the re-experiment, which changed the search strategy and removed the configuration inconsistencies, reinforces that </w:t>
+      </w:r>
+      <w:r>
+        <w:rPr>
+          <w:rFonts w:ascii="휴먼명조" w:eastAsia="휴먼명조" w:hAnsi="휴먼명조" w:cs="휴먼명조"/>
+          <w:b/>
+          <w:w w:val="97"/>
+        </w:rPr>
+        <w:t>this gap is not a problem resolvable at the level of hyperparameter search</w:t>
+      </w:r>
+      <w:r>
+        <w:rPr>
+          <w:rFonts w:ascii="휴먼명조" w:eastAsia="휴먼명조" w:hAnsi="휴먼명조" w:cs="휴먼명조"/>
+          <w:w w:val="97"/>
+        </w:rPr>
+        <w:t>. When both fine-tuning and hyperparameter optimization were brought to bear, closed accuracy rose from 0.63 to around 0.81, while open accuracy still did not exceed 0.15.</w:t>
       </w:r>
     </w:p>
     <w:p>
@@ -30861,7 +30607,7 @@
           <w:rFonts w:ascii="휴먼명조" w:eastAsia="휴먼명조" w:hAnsi="휴먼명조" w:cs="휴먼명조"/>
           <w:w w:val="97"/>
         </w:rPr>
-        <w:t xml:space="preserve">As stated in Section 4.4.1, the absolute values of the two phases cannot be compared directly. Yet </w:t>
+        <w:t xml:space="preserve">This matters because </w:t>
       </w:r>
       <w:r>
         <w:rPr>
@@ -30869,14 +30615,27 @@
           <w:b/>
           <w:w w:val="97"/>
         </w:rPr>
-        <w:t>the ratio relationship — open below 20% of closed — holds in every phase</w:t>
-      </w:r>
-      <w:r>
-        <w:rPr>
-          <w:rFonts w:ascii="휴먼명조" w:eastAsia="휴먼명조" w:hAnsi="휴먼명조" w:cs="휴먼명조"/>
-          <w:w w:val="97"/>
-        </w:rPr>
-        <w:t xml:space="preserve"> (about 9.5% for Qwen3-VL-2B on PathVQA in Phase 1, about 17.8-19.2% for the best configurations in Phase 3). That this ratio persisted even in the re-experiment, which changed the search strategy and removed the configuration inconsistencies, reinforces that </w:t>
+        <w:t>the clinically important question types are concentrated in the open-ended category</w:t>
+      </w:r>
+      <w:r>
+        <w:rPr>
+          <w:rFonts w:ascii="휴먼명조" w:eastAsia="휴먼명조" w:hAnsi="휴먼명조" w:cs="휴먼명조"/>
+          <w:w w:val="97"/>
+        </w:rPr>
+        <w:t>. As confirmed in Section 4.1.3, the diagnosis type carrying the highest WCA weight and the description type with the largest sample count (41% of the total) are both free-form, and in the zero-shot state they scored 0.0000 and 0.02-0.04 respectively. The yes_no type, which showed relatively high accuracy, is by contrast a binary judgement with limited information content.</w:t>
+      </w:r>
+    </w:p>
+    <w:p>
+      <w:pPr>
+        <w:spacing w:line="384" w:lineRule="auto"/>
+        <w:ind w:firstLine="220"/>
+      </w:pPr>
+      <w:r>
+        <w:rPr>
+          <w:rFonts w:ascii="휴먼명조" w:eastAsia="휴먼명조" w:hAnsi="휴먼명조" w:cs="휴먼명조"/>
+          <w:w w:val="97"/>
+        </w:rPr>
+        <w:t xml:space="preserve">This study therefore verified directly </w:t>
       </w:r>
       <w:r>
         <w:rPr>
@@ -30884,72 +30643,7 @@
           <w:b/>
           <w:w w:val="97"/>
         </w:rPr>
-        <w:t>this gap is not a problem resolvable at the level of hyperparameter search</w:t>
-      </w:r>
-      <w:r>
-        <w:rPr>
-          <w:rFonts w:ascii="휴먼명조" w:eastAsia="휴먼명조" w:hAnsi="휴먼명조" w:cs="휴먼명조"/>
-          <w:w w:val="97"/>
-        </w:rPr>
-        <w:t>. When both fine-tuning and hyperparameter optimization were brought to bear, closed accuracy rose from 0.63 to around 0.81, while open accuracy still did not exceed 0.15.</w:t>
-      </w:r>
-    </w:p>
-    <w:p>
-      <w:pPr>
-        <w:spacing w:line="384" w:lineRule="auto"/>
-        <w:ind w:firstLine="220"/>
-      </w:pPr>
-      <w:r>
-        <w:rPr>
-          <w:rFonts w:ascii="휴먼명조" w:eastAsia="휴먼명조" w:hAnsi="휴먼명조" w:cs="휴먼명조"/>
-          <w:w w:val="97"/>
-        </w:rPr>
-        <w:t xml:space="preserve">This matters because </w:t>
-      </w:r>
-      <w:r>
-        <w:rPr>
-          <w:rFonts w:ascii="휴먼명조" w:eastAsia="휴먼명조" w:hAnsi="휴먼명조" w:cs="휴먼명조"/>
-          <w:b/>
-          <w:w w:val="97"/>
-        </w:rPr>
-        <w:t>the clinically important question types are concentrated in the open-ended category</w:t>
-      </w:r>
-      <w:r>
-        <w:rPr>
-          <w:rFonts w:ascii="휴먼명조" w:eastAsia="휴먼명조" w:hAnsi="휴먼명조" w:cs="휴먼명조"/>
-          <w:w w:val="97"/>
-        </w:rPr>
-        <w:t>. As confirmed in Section 4.1.3, the diagnosis type carrying the highest WCA weight and the description type with the largest sample count (41% of the total) are both free-form, and in the zero-shot state they scored 0.0000 and 0.02-0.04 respectively. The yes_no type, which showed relatively high accuracy, is by contrast a binary judgement with limited information content.</w:t>
-      </w:r>
-    </w:p>
-    <w:p>
-      <w:pPr>
-        <w:spacing w:line="384" w:lineRule="auto"/>
-        <w:ind w:firstLine="220"/>
-      </w:pPr>
-      <w:r>
-        <w:rPr>
-          <w:rFonts w:ascii="휴먼명조" w:eastAsia="휴먼명조" w:hAnsi="휴먼명조" w:cs="휴먼명조"/>
-          <w:w w:val="97"/>
-        </w:rPr>
-        <w:t xml:space="preserve">This study therefore verified directly </w:t>
-      </w:r>
-      <w:r>
-        <w:rPr>
-          <w:rFonts w:ascii="휴먼명조" w:eastAsia="휴먼명조" w:hAnsi="휴먼명조" w:cs="휴먼명조"/>
-          <w:b/>
-          <w:w w:val="97"/>
-        </w:rPr>
-        <w:t xml:space="preserve">whether the accuracy </w:t>
-      </w:r>
-      <w:r>
-        <w:rPr>
-          <w:rFonts w:ascii="휴먼명조" w:eastAsia="휴먼명조" w:hAnsi="휴먼명조" w:cs="휴먼명조"/>
-          <w:b/>
-          <w:w w:val="97"/>
-        </w:rPr>
-        <w:lastRenderedPageBreak/>
-        <w:t>improvement it achieved was concentrated in types of low clinical value</w:t>
+        <w:t>whether the accuracy improvement it achieved was concentrated in types of low clinical value</w:t>
       </w:r>
       <w:r>
         <w:rPr>
@@ -30970,7 +30664,7 @@
           <w:rFonts w:hint="eastAsia"/>
         </w:rPr>
       </w:pPr>
-      <w:bookmarkStart w:id="83" w:name="_Toc239075969"/>
+      <w:bookmarkStart w:id="83" w:name="_Toc240824427"/>
       <w:r>
         <w:rPr>
           <w:rFonts w:eastAsia="휴먼명조" w:cs="휴먼명조"/>
@@ -30991,16 +30685,20 @@
           <w:insideH w:val="single" w:sz="4" w:space="0" w:color="000000"/>
           <w:insideV w:val="single" w:sz="4" w:space="0" w:color="000000"/>
         </w:tblBorders>
+        <w:tblCellMar>
+          <w:left w:w="28" w:type="dxa"/>
+          <w:right w:w="28" w:type="dxa"/>
+        </w:tblCellMar>
         <w:tblLook w:val="04A0" w:firstRow="1" w:lastRow="0" w:firstColumn="1" w:lastColumn="0" w:noHBand="0" w:noVBand="1"/>
       </w:tblPr>
       <w:tblGrid>
-        <w:gridCol w:w="1337"/>
-        <w:gridCol w:w="1017"/>
-        <w:gridCol w:w="978"/>
-        <w:gridCol w:w="1019"/>
-        <w:gridCol w:w="1019"/>
+        <w:gridCol w:w="1176"/>
+        <w:gridCol w:w="1043"/>
+        <w:gridCol w:w="1031"/>
+        <w:gridCol w:w="1043"/>
+        <w:gridCol w:w="1043"/>
+        <w:gridCol w:w="1050"/>
         <w:gridCol w:w="1042"/>
-        <w:gridCol w:w="1016"/>
       </w:tblGrid>
       <w:tr>
         <w:trPr>
@@ -32320,15 +32018,7 @@
           <w:rFonts w:ascii="휴먼명조" w:eastAsia="휴먼명조" w:hAnsi="휴먼명조" w:cs="휴먼명조"/>
           <w:w w:val="97"/>
         </w:rPr>
-        <w:t xml:space="preserve"> of the total gain, and those two types make up 91% of the evaluation sample. The highest-</w:t>
-      </w:r>
-      <w:r>
-        <w:rPr>
-          <w:rFonts w:ascii="휴먼명조" w:eastAsia="휴먼명조" w:hAnsi="휴먼명조" w:cs="휴먼명조"/>
-          <w:w w:val="97"/>
-        </w:rPr>
-        <w:lastRenderedPageBreak/>
-        <w:t>weighted type, diagnosis, showed no improvement — 0 of 3 items correct both zero-shot and after fine-tuning. Across all five conditions, including the best configuration of the four-strategy comparison, yes_no accounts for more than half of the gain.</w:t>
+        <w:t xml:space="preserve"> of the total gain, and those two types make up 91% of the evaluation sample. The highest-weighted type, diagnosis, showed no improvement — 0 of 3 items correct both zero-shot and after fine-tuning. Across all five conditions, including the best configuration of the four-strategy comparison, yes_no accounts for more than half of the gain.</w:t>
       </w:r>
     </w:p>
     <w:p>
@@ -32413,13 +32103,12 @@
           <w:rFonts w:hint="eastAsia"/>
         </w:rPr>
       </w:pPr>
-      <w:bookmarkStart w:id="84" w:name="_Toc239075970"/>
+      <w:bookmarkStart w:id="84" w:name="_Toc240824428"/>
       <w:r>
         <w:rPr>
           <w:rFonts w:eastAsia="휴먼명조" w:cs="휴먼명조"/>
           <w:w w:val="97"/>
         </w:rPr>
-        <w:lastRenderedPageBreak/>
         <w:t>Table 4.4a. Sensitivity of WCA to the weighting scheme (Qwen3-VL-2B, PathVQA, 500 evaluation items)</w:t>
       </w:r>
       <w:bookmarkEnd w:id="84"/>
@@ -32435,13 +32124,17 @@
           <w:insideH w:val="single" w:sz="4" w:space="0" w:color="000000"/>
           <w:insideV w:val="single" w:sz="4" w:space="0" w:color="000000"/>
         </w:tblBorders>
+        <w:tblCellMar>
+          <w:left w:w="28" w:type="dxa"/>
+          <w:right w:w="28" w:type="dxa"/>
+        </w:tblCellMar>
         <w:tblLook w:val="04A0" w:firstRow="1" w:lastRow="0" w:firstColumn="1" w:lastColumn="0" w:noHBand="0" w:noVBand="1"/>
       </w:tblPr>
       <w:tblGrid>
-        <w:gridCol w:w="1240"/>
         <w:gridCol w:w="1238"/>
-        <w:gridCol w:w="1237"/>
-        <w:gridCol w:w="1237"/>
+        <w:gridCol w:w="1238"/>
+        <w:gridCol w:w="1238"/>
+        <w:gridCol w:w="1238"/>
         <w:gridCol w:w="1238"/>
         <w:gridCol w:w="1238"/>
       </w:tblGrid>
@@ -33198,15 +32891,7 @@
           <w:rFonts w:ascii="휴먼명조" w:eastAsia="휴먼명조" w:hAnsi="휴먼명조" w:cs="휴먼명조"/>
           <w:w w:val="97"/>
         </w:rPr>
-        <w:t xml:space="preserve"> Sharpening the contrast in clinical importance beyond the current scheme in fact enlarges the increase (1.07×), and reversing the ordering of the weights entirely preserves it (0.59×). The judgement that weighting by clinical importance does not cancel the gain is therefore not an artifact of </w:t>
-      </w:r>
-      <w:r>
-        <w:rPr>
-          <w:rFonts w:ascii="휴먼명조" w:eastAsia="휴먼명조" w:hAnsi="휴먼명조" w:cs="휴먼명조"/>
-          <w:w w:val="97"/>
-        </w:rPr>
-        <w:lastRenderedPageBreak/>
-        <w:t xml:space="preserve">one particular weight assignment. What this check establishes, however, is </w:t>
+        <w:t xml:space="preserve"> Sharpening the contrast in clinical importance beyond the current scheme in fact enlarges the increase (1.07×), and reversing the ordering of the weights entirely preserves it (0.59×). The judgement that weighting by clinical importance does not cancel the gain is therefore not an artifact of one particular weight assignment. What this check establishes, however, is </w:t>
       </w:r>
       <w:r>
         <w:rPr>
@@ -33258,7 +32943,7 @@
         <w:jc w:val="left"/>
         <w:outlineLvl w:val="2"/>
       </w:pPr>
-      <w:bookmarkStart w:id="85" w:name="_Toc239075932"/>
+      <w:bookmarkStart w:id="85" w:name="_Toc240824390"/>
       <w:r>
         <w:rPr>
           <w:rFonts w:ascii="휴먼명조" w:eastAsia="휴먼명조" w:hAnsi="휴먼명조" w:cs="휴먼명조"/>
@@ -33376,15 +33061,7 @@
           <w:rFonts w:ascii="휴먼명조" w:eastAsia="휴먼명조" w:hAnsi="휴먼명조" w:cs="휴먼명조"/>
           <w:w w:val="97"/>
         </w:rPr>
-        <w:t xml:space="preserve">That two approaches with entirely different designs identified the same region raises confidence in the Phase 2 conclusion. In particular, the Phase 2 ablation had the limitation of verifying the three axes only </w:t>
-      </w:r>
-      <w:r>
-        <w:rPr>
-          <w:rFonts w:ascii="휴먼명조" w:eastAsia="휴먼명조" w:hAnsi="휴먼명조" w:cs="휴먼명조"/>
-          <w:w w:val="97"/>
-        </w:rPr>
-        <w:lastRenderedPageBreak/>
-        <w:t>independently, without validating the simultaneous combination of the three optima (Section 4.2.4); Phase 3's free search partially compensates for this limitation by actually exploring that combined region and reaching the same conclusion.</w:t>
+        <w:t>That two approaches with entirely different designs identified the same region raises confidence in the Phase 2 conclusion. In particular, the Phase 2 ablation had the limitation of verifying the three axes only independently, without validating the simultaneous combination of the three optima (Section 4.2.4); Phase 3's free search partially compensates for this limitation by actually exploring that combined region and reaching the same conclusion.</w:t>
       </w:r>
     </w:p>
     <w:p>
@@ -33508,16 +33185,7 @@
           <w:b/>
           <w:w w:val="97"/>
         </w:rPr>
-        <w:t xml:space="preserve">"automation of search" is mature and "the agent's procedural defects" proved </w:t>
-      </w:r>
-      <w:r>
-        <w:rPr>
-          <w:rFonts w:ascii="휴먼명조" w:eastAsia="휴먼명조" w:hAnsi="휴먼명조" w:cs="휴먼명조"/>
-          <w:b/>
-          <w:w w:val="97"/>
-        </w:rPr>
-        <w:lastRenderedPageBreak/>
-        <w:t>correctable, but whether "autonomous research judgement" can replace existing optimization algorithms remains unconfirmed.</w:t>
+        <w:t>"automation of search" is mature and "the agent's procedural defects" proved correctable, but whether "autonomous research judgement" can replace existing optimization algorithms remains unconfirmed.</w:t>
       </w:r>
     </w:p>
     <w:p>
@@ -33526,7 +33194,7 @@
         <w:jc w:val="left"/>
         <w:outlineLvl w:val="2"/>
       </w:pPr>
-      <w:bookmarkStart w:id="86" w:name="_Toc239075933"/>
+      <w:bookmarkStart w:id="86" w:name="_Toc240824391"/>
       <w:r>
         <w:rPr>
           <w:rFonts w:ascii="휴먼명조" w:eastAsia="휴먼명조" w:hAnsi="휴먼명조" w:cs="휴먼명조"/>
@@ -33676,15 +33344,7 @@
           <w:rFonts w:ascii="휴먼명조" w:eastAsia="휴먼명조" w:hAnsi="휴먼명조" w:cs="휴먼명조"/>
           <w:w w:val="97"/>
         </w:rPr>
-        <w:t xml:space="preserve"> (Appendix C). The evaluation itself was not re-run — only the scoring criterion was changed and reapplied to the stored generated responses — so the model, </w:t>
-      </w:r>
-      <w:r>
-        <w:rPr>
-          <w:rFonts w:ascii="휴먼명조" w:eastAsia="휴먼명조" w:hAnsi="휴먼명조" w:cs="휴먼명조"/>
-          <w:w w:val="97"/>
-        </w:rPr>
-        <w:lastRenderedPageBreak/>
-        <w:t>samples, and seeds are identical to the other figures in Chapter IV.</w:t>
+        <w:t xml:space="preserve"> (Appendix C). The evaluation itself was not re-run — only the scoring criterion was changed and reapplied to the stored generated responses — so the model, samples, and seeds are identical to the other figures in Chapter IV.</w:t>
       </w:r>
     </w:p>
     <w:p>
@@ -33698,7 +33358,7 @@
           <w:rFonts w:hint="eastAsia"/>
         </w:rPr>
       </w:pPr>
-      <w:bookmarkStart w:id="87" w:name="_Toc239075971"/>
+      <w:bookmarkStart w:id="87" w:name="_Toc240824429"/>
       <w:r>
         <w:rPr>
           <w:rFonts w:eastAsia="휴먼명조" w:cs="휴먼명조"/>
@@ -33719,19 +33379,24 @@
           <w:insideH w:val="single" w:sz="4" w:space="0" w:color="000000"/>
           <w:insideV w:val="single" w:sz="4" w:space="0" w:color="000000"/>
         </w:tblBorders>
+        <w:tblCellMar>
+          <w:left w:w="28" w:type="dxa"/>
+          <w:right w:w="28" w:type="dxa"/>
+        </w:tblCellMar>
         <w:tblLook w:val="04A0" w:firstRow="1" w:lastRow="0" w:firstColumn="1" w:lastColumn="0" w:noHBand="0" w:noVBand="1"/>
       </w:tblPr>
       <w:tblGrid>
-        <w:gridCol w:w="1240"/>
+        <w:gridCol w:w="1239"/>
         <w:gridCol w:w="1237"/>
         <w:gridCol w:w="1239"/>
         <w:gridCol w:w="1238"/>
-        <w:gridCol w:w="1237"/>
+        <w:gridCol w:w="1238"/>
         <w:gridCol w:w="1237"/>
       </w:tblGrid>
       <w:tr>
         <w:trPr>
           <w:cantSplit/>
+          <w:tblHeader/>
         </w:trPr>
         <w:tc>
           <w:tcPr>
@@ -34632,7 +34297,7 @@
           <w:w w:val="97"/>
           <w:sz w:val="20"/>
         </w:rPr>
-        <w:t xml:space="preserve">The LLaVA and LLaVA-Med figures are quoted from Table 4(a) of the original paper. This study's closed figures are closed_acc for the Phase 2 main conditions (mean of 3 seeds); its open figures are the mean over the same three seeds after re-scoring the generated responses of those same conditions on LLaVA-Med's basis (per-seed standard deviation 0.11–0.34; Appendix C). For reference, the match-or-containment open accuracy reported elsewhere in </w:t>
+        <w:t>The LLaVA and LLaVA-Med figures are quoted from Table 4(a) of the original paper. This study's closed figures are closed_acc for the Phase 2 main conditions (mean of 3 seeds); its open figures are the mean over the same three seeds after re-scoring the generated responses of those same conditions on LLaVA-Med's basis (per-seed standard deviation 0.11–0.34; Appendix C). For reference, the match-or-containment open accuracy reported elsewhere in Chapter IV is PathVQA 17.15 / SLAKE 66.95 / VQA-RAD 26.00 — chan</w:t>
       </w:r>
       <w:r>
         <w:rPr>
@@ -34640,8 +34305,7 @@
           <w:w w:val="97"/>
           <w:sz w:val="20"/>
         </w:rPr>
-        <w:lastRenderedPageBreak/>
-        <w:t>Chapter IV is PathVQA 17.15 / SLAKE 66.95 / VQA-RAD 26.00 — changing the criterion alters neither the ordering nor the direction of the gaps.</w:t>
+        <w:t>ging the criterion alters neither the ordering nor the direction of the gaps.</w:t>
       </w:r>
     </w:p>
     <w:p>
@@ -34726,15 +34390,7 @@
           <w:rFonts w:ascii="휴먼명조" w:eastAsia="휴먼명조" w:hAnsi="휴먼명조" w:cs="휴먼명조"/>
           <w:w w:val="97"/>
         </w:rPr>
-        <w:t xml:space="preserve"> LLaVA-Med leads on all three datasets, by 17.98 pp on PathVQA (19.97 vs 37.95), 10.21 pp on SLAKE (72.87 vs 83.08), and 27.20 pp on VQA-RAD (34.32 vs 61.52). Even SLAKE, effectively a tie on closed-ended items, falls 10 pp behind on open-ended ones. The likely reason is that the two question types demand different capabilities: a closed-ended item is a discrimination among a restricted set of options, </w:t>
-      </w:r>
-      <w:r>
-        <w:rPr>
-          <w:rFonts w:ascii="휴먼명조" w:eastAsia="휴먼명조" w:hAnsi="휴먼명조" w:cs="휴먼명조"/>
-          <w:w w:val="97"/>
-        </w:rPr>
-        <w:lastRenderedPageBreak/>
-        <w:t>so QLoRA adaptation alone can learn much of a dataset's answer distribution, whereas an open-ended item re</w:t>
+        <w:t xml:space="preserve"> LLaVA-Med leads on all three datasets, by 17.98 pp on PathVQA (19.97 vs 37.95), 10.21 pp on SLAKE (72.87 vs 83.08), and 27.20 pp on VQA-RAD (34.32 vs 61.52). Even SLAKE, effectively a tie on closed-ended items, falls 10 pp behind on open-ended ones. The likely reason is that the two question types demand different capabilities: a closed-ended item is a discrimination among a restricted set of options, so QLoRA adaptation alone can learn much of a dataset's answer distribution, whereas an open-ended item re</w:t>
       </w:r>
       <w:r>
         <w:rPr>
@@ -34800,7 +34456,7 @@
         <w:jc w:val="left"/>
         <w:outlineLvl w:val="2"/>
       </w:pPr>
-      <w:bookmarkStart w:id="88" w:name="_Toc239075934"/>
+      <w:bookmarkStart w:id="88" w:name="_Toc240824392"/>
       <w:r>
         <w:rPr>
           <w:rFonts w:ascii="휴먼명조" w:eastAsia="휴먼명조" w:hAnsi="휴먼명조" w:cs="휴먼명조"/>
@@ -34836,15 +34492,7 @@
           <w:rFonts w:ascii="휴먼명조" w:eastAsia="휴먼명조" w:hAnsi="휴먼명조" w:cs="휴먼명조"/>
           <w:w w:val="97"/>
         </w:rPr>
-        <w:t xml:space="preserve">. This is not incidental to the interpretation of results but an observation worth </w:t>
-      </w:r>
-      <w:r>
-        <w:rPr>
-          <w:rFonts w:ascii="휴먼명조" w:eastAsia="휴먼명조" w:hAnsi="휴먼명조" w:cs="휴먼명조"/>
-          <w:w w:val="97"/>
-        </w:rPr>
-        <w:lastRenderedPageBreak/>
-        <w:t>recording independently.</w:t>
+        <w:t>. This is not incidental to the interpretation of results but an observation worth recording independently.</w:t>
       </w:r>
     </w:p>
     <w:p>
@@ -34944,15 +34592,7 @@
           <w:rFonts w:ascii="휴먼명조" w:eastAsia="휴먼명조" w:hAnsi="휴먼명조" w:cs="휴먼명조"/>
           <w:w w:val="97"/>
         </w:rPr>
-        <w:t xml:space="preserve"> (Optuna 0.4490 - Autoresearch 0.4184 = 0.031). Judging the relative merit of strategies from a single trial result is therefore impossible in principle, and this study's design of using 10 independent repeats as the unit of testing (Section 3.7) can be regarded </w:t>
-      </w:r>
-      <w:r>
-        <w:rPr>
-          <w:rFonts w:ascii="휴먼명조" w:eastAsia="휴먼명조" w:hAnsi="휴먼명조" w:cs="휴먼명조"/>
-          <w:w w:val="97"/>
-        </w:rPr>
-        <w:lastRenderedPageBreak/>
-        <w:t>as the minimum requirement given the scale of this noise.</w:t>
+        <w:t xml:space="preserve"> (Optuna 0.4490 - Autoresearch 0.4184 = 0.031). Judging the relative merit of strategies from a single trial result is therefore impossible in principle, and this study's design of using 10 independent repeats as the unit of testing (Section 3.7) can be regarded as the minimum requirement given the scale of this noise.</w:t>
       </w:r>
     </w:p>
     <w:p>
@@ -34967,7 +34607,7 @@
         <w:jc w:val="center"/>
         <w:outlineLvl w:val="0"/>
       </w:pPr>
-      <w:bookmarkStart w:id="89" w:name="_Toc239075935"/>
+      <w:bookmarkStart w:id="89" w:name="_Toc240824393"/>
       <w:r>
         <w:rPr>
           <w:rFonts w:ascii="휴먼명조" w:eastAsia="휴먼명조" w:hAnsi="휴먼명조" w:cs="휴먼명조"/>
@@ -34990,7 +34630,7 @@
         <w:jc w:val="left"/>
         <w:outlineLvl w:val="1"/>
       </w:pPr>
-      <w:bookmarkStart w:id="90" w:name="_Toc239075936"/>
+      <w:bookmarkStart w:id="90" w:name="_Toc240824394"/>
       <w:r>
         <w:rPr>
           <w:rFonts w:ascii="휴먼명조" w:eastAsia="휴먼명조" w:hAnsi="휴먼명조" w:cs="휴먼명조"/>
@@ -35053,15 +34693,7 @@
           <w:rFonts w:ascii="휴먼명조" w:eastAsia="휴먼명조" w:hAnsi="휴먼명조" w:cs="휴먼명조"/>
           <w:w w:val="97"/>
         </w:rPr>
-        <w:t xml:space="preserve"> pretraining exposure by Min-K% Probability, </w:t>
-      </w:r>
-      <w:r>
-        <w:rPr>
-          <w:rFonts w:ascii="휴먼명조" w:eastAsia="휴먼명조" w:hAnsi="휴먼명조" w:cs="휴먼명조"/>
-          <w:w w:val="97"/>
-        </w:rPr>
-        <w:lastRenderedPageBreak/>
-        <w:t>making it robust to data contamination (Section 4.1.1).</w:t>
+        <w:t xml:space="preserve"> pretraining exposure by Min-K% Probability, making it robust to data contamination (Section 4.1.1).</w:t>
       </w:r>
     </w:p>
     <w:p>
@@ -35203,15 +34835,7 @@
           <w:rFonts w:ascii="휴먼명조" w:eastAsia="휴먼명조" w:hAnsi="휴먼명조" w:cs="휴먼명조"/>
           <w:w w:val="97"/>
         </w:rPr>
-        <w:t xml:space="preserve"> Because the system prompt given to the agent (Appendix A) explicitly instructed it to "respond with </w:t>
-      </w:r>
-      <w:r>
-        <w:rPr>
-          <w:rFonts w:ascii="휴먼명조" w:eastAsia="휴먼명조" w:hAnsi="휴먼명조" w:cs="휴먼명조"/>
-          <w:w w:val="97"/>
-        </w:rPr>
-        <w:lastRenderedPageBreak/>
-        <w:t xml:space="preserve">only a JSON object, without explanation or other text," the production of natural-language rationales was never required in the first place. In practice, </w:t>
+        <w:t xml:space="preserve"> Because the system prompt given to the agent (Appendix A) explicitly instructed it to "respond with only a JSON object, without explanation or other text," the production of natural-language rationales was never required in the first place. In practice, </w:t>
       </w:r>
       <w:r>
         <w:rPr>
@@ -35336,6 +34960,34 @@
           <w:w w:val="97"/>
         </w:rPr>
         <w:t xml:space="preserve"> (Sections 4.3.5, 4.3.6).</w:t>
+      </w:r>
+    </w:p>
+    <w:p>
+      <w:pPr>
+        <w:spacing w:line="384" w:lineRule="auto"/>
+        <w:ind w:firstLine="220"/>
+      </w:pPr>
+      <w:r>
+        <w:rPr>
+          <w:rFonts w:ascii="휴먼명조" w:eastAsia="휴먼명조" w:hAnsi="휴먼명조" w:cs="휴먼명조"/>
+          <w:b/>
+          <w:w w:val="97"/>
+        </w:rPr>
+        <w:t>The indirect comparison with a prior medical-specialized model located the limit of domain adaptation, and that limit falls differently across task types.</w:t>
+      </w:r>
+      <w:r>
+        <w:rPr>
+          <w:rFonts w:ascii="휴먼명조" w:eastAsia="휴먼명조" w:hAnsi="휴먼명조" w:cs="휴먼명조"/>
+          <w:w w:val="97"/>
+        </w:rPr>
+        <w:t xml:space="preserve"> In the indirect comparison with LLaVA-Med, a 7B medical-specialized model, QLoRA adaptation of a lightweight 2B model reached comparable closed-ended accuracy on SLAKE (85.26% vs. 85.34%), but trailed by 8-11%p on closed-ended PathVQA and VQA-RAD and by 10-27%p on open-ended questions under a matched token-recall criterion. Parity therefore holds only for closed-ended questions, and only on SLAKE; for open-ended questions, where the model must generate the answer expression itself, the advantage conferred </w:t>
+      </w:r>
+      <w:r>
+        <w:rPr>
+          <w:rFonts w:ascii="휴먼명조" w:eastAsia="휴먼명조" w:hAnsi="휴먼명조" w:cs="휴먼명조"/>
+          <w:w w:val="97"/>
+        </w:rPr>
+        <w:t>by large-scale biomedical pretraining is not offset by QLoRA adaptation alone (Section 4.4.6).</w:t>
       </w:r>
     </w:p>
     <w:p>
@@ -35344,7 +34996,7 @@
         <w:jc w:val="left"/>
         <w:outlineLvl w:val="1"/>
       </w:pPr>
-      <w:bookmarkStart w:id="91" w:name="_Toc239075937"/>
+      <w:bookmarkStart w:id="91" w:name="_Toc240824395"/>
       <w:r>
         <w:rPr>
           <w:rFonts w:ascii="휴먼명조" w:eastAsia="휴먼명조" w:hAnsi="휴먼명조" w:cs="휴먼명조"/>
@@ -35352,7 +35004,6 @@
           <w:w w:val="97"/>
           <w:sz w:val="28"/>
         </w:rPr>
-        <w:lastRenderedPageBreak/>
         <w:t>5.2 Contributions</w:t>
       </w:r>
       <w:bookmarkEnd w:id="91"/>
@@ -35452,15 +35103,7 @@
           <w:rFonts w:ascii="휴먼명조" w:eastAsia="휴먼명조" w:hAnsi="휴먼명조" w:cs="휴먼명조"/>
           <w:w w:val="97"/>
         </w:rPr>
-        <w:t xml:space="preserve"> More useful for subsequent design than the result that the autonomous agent fell short of </w:t>
-      </w:r>
-      <w:r>
-        <w:rPr>
-          <w:rFonts w:ascii="휴먼명조" w:eastAsia="휴먼명조" w:hAnsi="휴먼명조" w:cs="휴먼명조"/>
-          <w:w w:val="97"/>
-        </w:rPr>
-        <w:lastRenderedPageBreak/>
-        <w:t xml:space="preserve">existing techniques is the diagnosis that the cause was not inferior proposal quality but </w:t>
+        <w:t xml:space="preserve"> More useful for subsequent design than the result that the autonomous agent fell short of existing techniques is the diagnosis that the cause was not inferior proposal quality but </w:t>
       </w:r>
       <w:r>
         <w:rPr>
@@ -35561,15 +35204,7 @@
           <w:rFonts w:ascii="휴먼명조" w:eastAsia="휴먼명조" w:hAnsi="휴먼명조" w:cs="휴먼명조"/>
           <w:w w:val="97"/>
         </w:rPr>
-        <w:t xml:space="preserve"> Ferreira et al. [23] report that, in tuning a small language model under a fixed compute budget, classical optimizers such as CMA-ES and TPE outperformed pure LLM methods and a hybrid combining classical optimization with LLM guidance performed best. The conclusion this study reaches on a different task — QLoRA tuning of a </w:t>
-      </w:r>
-      <w:r>
-        <w:rPr>
-          <w:rFonts w:ascii="휴먼명조" w:eastAsia="휴먼명조" w:hAnsi="휴먼명조" w:cs="휴먼명조"/>
-          <w:w w:val="97"/>
-        </w:rPr>
-        <w:lastRenderedPageBreak/>
-        <w:t>medical VLM, where autonomous search did not surpass Optuna and no advantage appeared even after the configuration inconsistencies were corrected — agrees with theirs. That results of th</w:t>
+        <w:t xml:space="preserve"> Ferreira et al. [23] report that, in tuning a small language model under a fixed compute budget, classical optimizers such as CMA-ES and TPE outperformed pure LLM methods and a hybrid combining classical optimization with LLM guidance performed best. The conclusion this study reaches on a different task — QLoRA tuning of a medical VLM, where autonomous search did not surpass Optuna and no advantage appeared even after the configuration inconsistencies were corrected — agrees with theirs. That results of th</w:t>
       </w:r>
       <w:r>
         <w:rPr>
@@ -35621,7 +35256,7 @@
         <w:jc w:val="left"/>
         <w:outlineLvl w:val="1"/>
       </w:pPr>
-      <w:bookmarkStart w:id="92" w:name="_Toc239075938"/>
+      <w:bookmarkStart w:id="92" w:name="_Toc240824396"/>
       <w:r>
         <w:rPr>
           <w:rFonts w:ascii="휴먼명조" w:eastAsia="휴먼명조" w:hAnsi="휴먼명조" w:cs="휴먼명조"/>
@@ -35651,15 +35286,7 @@
           <w:rFonts w:ascii="휴먼명조" w:eastAsia="휴먼명조" w:hAnsi="휴먼명조" w:cs="휴먼명조"/>
           <w:w w:val="97"/>
         </w:rPr>
-        <w:t xml:space="preserve"> Because the target datasets were released before the pretraining cut-off of the models, pretraining data contamination is possible. This study identified samples suspected of exposure using Min-K% Probability [15] and confirmed the robustness of its conclusions on a reduced set with those samples removed (Section 4.1.1); Min-K% is, however, only an indirect indicator, and complete </w:t>
-      </w:r>
-      <w:r>
-        <w:rPr>
-          <w:rFonts w:ascii="휴먼명조" w:eastAsia="휴먼명조" w:hAnsi="휴먼명조" w:cs="휴먼명조"/>
-          <w:w w:val="97"/>
-        </w:rPr>
-        <w:lastRenderedPageBreak/>
-        <w:t xml:space="preserve">control or precise quantification of contamination is not possible. In addition, absolute accuracy on the reduced set falls by </w:t>
+        <w:t xml:space="preserve"> Because the target datasets were released before the pretraining cut-off of the models, pretraining data contamination is possible. This study identified samples suspected of exposure using Min-K% Probability [15] and confirmed the robustness of its conclusions on a reduced set with those samples removed (Section 4.1.1); Min-K% is, however, only an indirect indicator, and complete control or precise quantification of contamination is not possible. In addition, absolute accuracy on the reduced set falls by </w:t>
       </w:r>
       <w:r>
         <w:rPr>
@@ -35724,15 +35351,7 @@
           <w:rFonts w:ascii="휴먼명조" w:eastAsia="휴먼명조" w:hAnsi="휴먼명조" w:cs="휴먼명조"/>
           <w:w w:val="97"/>
         </w:rPr>
-        <w:t xml:space="preserve">nd the training budgets differ greatly. Third, because the figures were not reproduced with identical </w:t>
-      </w:r>
-      <w:r>
-        <w:rPr>
-          <w:rFonts w:ascii="휴먼명조" w:eastAsia="휴먼명조" w:hAnsi="휴먼명조" w:cs="휴먼명조"/>
-          <w:w w:val="97"/>
-        </w:rPr>
-        <w:lastRenderedPageBreak/>
-        <w:t>code in an identical environment, unreported differences in preprocessing, prompting, and so on remain. Med-Flamingo and CheXagent were excluded from the table because they do not provide figures on these three datasets under the same protocol. Direct reproduction under an identical protocol remains future work.</w:t>
+        <w:t>nd the training budgets differ greatly. Third, because the figures were not reproduced with identical code in an identical environment, unreported differences in preprocessing, prompting, and so on remain. Med-Flamingo and CheXagent were excluded from the table because they do not provide figures on these three datasets under the same protocol. Direct reproduction under an identical protocol remains future work.</w:t>
       </w:r>
     </w:p>
     <w:p>
@@ -35819,7 +35438,14 @@
           <w:b/>
           <w:w w:val="97"/>
         </w:rPr>
-        <w:t xml:space="preserve">This study originally stated that temperature was fixed at 0; post hoc </w:t>
+        <w:t>This study originally stated that temperature was fixed at 0; post hoc verification established that this was not the case.</w:t>
+      </w:r>
+      <w:r>
+        <w:rPr>
+          <w:rFonts w:ascii="휴먼명조" w:eastAsia="휴먼명조" w:hAnsi="휴먼명조" w:cs="휴먼명조"/>
+          <w:w w:val="97"/>
+        </w:rPr>
+        <w:t xml:space="preserve"> The implementation (src/autoresearch/agent.py) applies a schedule that lowers the temperature as the trial budget is consumed, and an exhaustive tally of the execution logs (432 API calls) shows that the temperature actually used ranged </w:t>
       </w:r>
       <w:r>
         <w:rPr>
@@ -35827,15 +35453,14 @@
           <w:b/>
           <w:w w:val="97"/>
         </w:rPr>
-        <w:lastRenderedPageBreak/>
-        <w:t>verification established that this was not the case.</w:t>
-      </w:r>
-      <w:r>
-        <w:rPr>
-          <w:rFonts w:ascii="휴먼명조" w:eastAsia="휴먼명조" w:hAnsi="휴먼명조" w:cs="휴먼명조"/>
-          <w:w w:val="97"/>
-        </w:rPr>
-        <w:t xml:space="preserve"> The implementation (src/autoresearch/agent.py) applies a schedule that lowers the temperature as the trial budget is consumed, and an exhaustive tally of the execution logs (432 API calls) shows that the temperature actually used ranged </w:t>
+        <w:t>from 1.0 down to 0.66</w:t>
+      </w:r>
+      <w:r>
+        <w:rPr>
+          <w:rFonts w:ascii="휴먼명조" w:eastAsia="휴먼명조" w:hAnsi="휴먼명조" w:cs="휴먼명조"/>
+          <w:w w:val="97"/>
+        </w:rPr>
+        <w:t xml:space="preserve">. The temperature column of results.tsv reads 0 for every trial because that field is never populated along the recording path, leaving the default value in place; it is not the value actually passed to the API (see (8) for details). Agent calls were therefore stochastic at every trial, and </w:t>
       </w:r>
       <w:r>
         <w:rPr>
@@ -35843,29 +35468,50 @@
           <w:b/>
           <w:w w:val="97"/>
         </w:rPr>
-        <w:t>from 1.0 down to 0.66</w:t>
-      </w:r>
-      <w:r>
-        <w:rPr>
-          <w:rFonts w:ascii="휴먼명조" w:eastAsia="휴먼명조" w:hAnsi="휴먼명조" w:cs="휴먼명조"/>
-          <w:w w:val="97"/>
-        </w:rPr>
-        <w:t xml:space="preserve">. The temperature column of results.tsv reads 0 for every trial because that field is never populated along the recording path, leaving the default value in place; it is not the value actually passed to the API (see (8) for details). Agent calls were therefore stochastic at every trial, and </w:t>
-      </w:r>
+        <w:t>control of variability rests entirely on the 10 independent repeats.</w:t>
+      </w:r>
+      <w:r>
+        <w:rPr>
+          <w:rFonts w:ascii="휴먼명조" w:eastAsia="휴먼명조" w:hAnsi="휴먼명조" w:cs="휴먼명조"/>
+          <w:w w:val="97"/>
+        </w:rPr>
+        <w:t xml:space="preserve"> Beyond this, the possibility of results changing due to model updates on the API side also lies outside its control.</w:t>
+      </w:r>
+    </w:p>
+    <w:p>
+      <w:pPr>
+        <w:spacing w:line="384" w:lineRule="auto"/>
+        <w:ind w:firstLine="220"/>
+      </w:pPr>
       <w:r>
         <w:rPr>
           <w:rFonts w:ascii="휴먼명조" w:eastAsia="휴먼명조" w:hAnsi="휴먼명조" w:cs="휴먼명조"/>
           <w:b/>
           <w:w w:val="97"/>
         </w:rPr>
-        <w:t>control of variability rests entirely on the 10 independent repeats.</w:t>
-      </w:r>
-      <w:r>
-        <w:rPr>
-          <w:rFonts w:ascii="휴먼명조" w:eastAsia="휴먼명조" w:hAnsi="휴먼명조" w:cs="휴먼명조"/>
-          <w:w w:val="97"/>
-        </w:rPr>
-        <w:t xml:space="preserve"> Beyond this, the possibility of results changing due to model updates on the API side also lies outside its control.</w:t>
+        <w:t>(5) Limited generalizability of the ablation results.</w:t>
+      </w:r>
+      <w:r>
+        <w:rPr>
+          <w:rFonts w:ascii="휴먼명조" w:eastAsia="휴먼명조" w:hAnsi="휴먼명조" w:cs="휴먼명조"/>
+          <w:w w:val="97"/>
+        </w:rPr>
+        <w:t xml:space="preserve"> Ablations A, B, and C in Phase 2 were all conducted under the single condition of PathVQA and Qwen3-VL-2B (Sections 4.2.2-4.2.4). The supplementary rank verification on SLAKE planned at the design stage </w:t>
+      </w:r>
+      <w:r>
+        <w:rPr>
+          <w:rFonts w:ascii="휴먼명조" w:eastAsia="휴먼명조" w:hAnsi="휴먼명조" w:cs="휴먼명조"/>
+          <w:b/>
+          <w:w w:val="97"/>
+        </w:rPr>
+        <w:t>could not be carried out</w:t>
+      </w:r>
+      <w:r>
+        <w:rPr>
+          <w:rFonts w:ascii="휴먼명조" w:eastAsia="휴먼명조" w:hAnsi="휴먼명조" w:cs="휴먼명조"/>
+          <w:w w:val="97"/>
+        </w:rPr>
+        <w:t xml:space="preserve"> because of GPU time constraints. Whether the conclusion rank = 64, target = all-linear, ratio = 1.0 extends to other datasets and models is therefore unverified. In addition, the three axes were each verified independently with the others fixed, and the simultaneous combination of the three optima was not separately verified (Section 4.2.4). That Phase 3's free search converged independently on the same region partially compensates for this limitation (Section 4.4.5).</w:t>
       </w:r>
     </w:p>
     <w:p>
@@ -35879,29 +35525,94 @@
           <w:b/>
           <w:w w:val="97"/>
         </w:rPr>
-        <w:t>(5) Limited generalizability of the ablation results.</w:t>
-      </w:r>
-      <w:r>
-        <w:rPr>
-          <w:rFonts w:ascii="휴먼명조" w:eastAsia="휴먼명조" w:hAnsi="휴먼명조" w:cs="휴먼명조"/>
-          <w:w w:val="97"/>
-        </w:rPr>
-        <w:t xml:space="preserve"> Ablations A, B, and C in Phase 2 were all conducted under the single condition of PathVQA and Qwen3-VL-2B (Sections 4.2.2-4.2.4). The supplementary rank verification on SLAKE planned at the design stage </w:t>
-      </w:r>
+        <w:t>(6) Limits of statistical power.</w:t>
+      </w:r>
+      <w:r>
+        <w:rPr>
+          <w:rFonts w:ascii="휴먼명조" w:eastAsia="휴먼명조" w:hAnsi="휴먼명조" w:cs="휴먼명조"/>
+          <w:w w:val="97"/>
+        </w:rPr>
+        <w:t xml:space="preserve"> The test of the fine-tuning effect in Phase 2 has n = 9 (3 datasets × 3 seeds), and the run-level test in Phase 3 has n = 10 per strategy. Robustness was secured through triple verification (BCa bootstrap, mixed-effects, Wilcoxon) and a repeated run-level design, but the sample sizes themselves make the confidence intervals for effect sizes wide (for example, a Cohen's d 95% CI spanning [0.932, 3.153] in Section 4.2.1).</w:t>
+      </w:r>
+    </w:p>
+    <w:p>
+      <w:pPr>
+        <w:spacing w:line="384" w:lineRule="auto"/>
+        <w:ind w:firstLine="220"/>
+      </w:pPr>
       <w:r>
         <w:rPr>
           <w:rFonts w:ascii="휴먼명조" w:eastAsia="휴먼명조" w:hAnsi="휴먼명조" w:cs="휴먼명조"/>
           <w:b/>
           <w:w w:val="97"/>
         </w:rPr>
-        <w:t>could not be carried out</w:t>
-      </w:r>
-      <w:r>
-        <w:rPr>
-          <w:rFonts w:ascii="휴먼명조" w:eastAsia="휴먼명조" w:hAnsi="휴먼명조" w:cs="휴먼명조"/>
-          <w:w w:val="97"/>
-        </w:rPr>
-        <w:t xml:space="preserve"> because of GPU time constraints. Whether the conclusion rank = 64, target = all-linear, ratio = 1.0 extends to other datasets and models is therefore unverified. In addition, the three axes were each verified independently with the others fixed, and the simultaneous combination of the three optima was not separately verified (Section 4.2.4). That Phase 3's free search converged independently on the same region partially compensates for this limitation (Section 4.4.5).</w:t>
+        <w:t>(7) Indirectness of the clinical significance evaluation.</w:t>
+      </w:r>
+      <w:r>
+        <w:rPr>
+          <w:rFonts w:ascii="휴먼명조" w:eastAsia="휴먼명조" w:hAnsi="휴먼명조" w:cs="휴먼명조"/>
+          <w:w w:val="97"/>
+        </w:rPr>
+        <w:t xml:space="preserve"> The </w:t>
+      </w:r>
+      <w:r>
+        <w:rPr>
+          <w:rFonts w:ascii="휴먼명조" w:eastAsia="휴먼명조" w:hAnsi="휴먼명조" w:cs="휴먼명조"/>
+          <w:b/>
+          <w:w w:val="97"/>
+        </w:rPr>
+        <w:t>principle</w:t>
+      </w:r>
+      <w:r>
+        <w:rPr>
+          <w:rFonts w:ascii="휴먼명조" w:eastAsia="휴먼명조" w:hAnsi="휴먼명조" w:cs="휴먼명조"/>
+          <w:w w:val="97"/>
+        </w:rPr>
+        <w:t xml:space="preserve"> of grading errors by clinical significance in Weighted Clinical Accuracy (WCA) rests on established practice in ACR RADPEER [17], the peer-review system for radiological interpretation; the </w:t>
+      </w:r>
+      <w:r>
+        <w:rPr>
+          <w:rFonts w:ascii="휴먼명조" w:eastAsia="휴먼명조" w:hAnsi="휴먼명조" w:cs="휴먼명조"/>
+          <w:b/>
+          <w:w w:val="97"/>
+        </w:rPr>
+        <w:t>numeric values</w:t>
+      </w:r>
+      <w:r>
+        <w:rPr>
+          <w:rFonts w:ascii="휴먼명조" w:eastAsia="휴먼명조" w:hAnsi="휴먼명조" w:cs="휴먼명조"/>
+          <w:w w:val="97"/>
+        </w:rPr>
+        <w:t xml:space="preserve"> assigned to individual types, however, are an ordinal scale that has not passed medical-expert consensus (Section 3.8.3) and cannot be interpreted as measurements of absolute clinical importance. Whether this limitation governs the conclusions was tested across five weighting schemes, and the WCA increase held under all of them, including a reversed weighting — confirming that the conclusion does not depend on any particular weight assignment (Table 4.4a). This demonstrates the conclusion's independence fr</w:t>
+      </w:r>
+      <w:r>
+        <w:rPr>
+          <w:rFonts w:ascii="휴먼명조" w:eastAsia="휴먼명조" w:hAnsi="휴먼명조" w:cs="휴먼명조"/>
+          <w:w w:val="97"/>
+        </w:rPr>
+        <w:t>om the weights, not the clinical validity of the weights themselves. Expected Calibration Error (ECE) could not be computed because the current evaluation pipeline does not store per-sample confidence. The possibility raised in Section 4.4.4 — that accuracy gains were concentrated in types of low clinical value — was verified by a type-level decomposition over all 810 trials (Table 4.4), and the concentration itself is confirmed. The decisive constraint on that verification, however, lies in the type compos</w:t>
+      </w:r>
+      <w:r>
+        <w:rPr>
+          <w:rFonts w:ascii="휴먼명조" w:eastAsia="휴먼명조" w:hAnsi="휴먼명조" w:cs="휴먼명조"/>
+          <w:w w:val="97"/>
+        </w:rPr>
+        <w:t xml:space="preserve">ition of the evaluation sample: among the 500 evaluation items, diagnosis has 3, measurement has 4, and temporal has none, so </w:t>
+      </w:r>
+      <w:r>
+        <w:rPr>
+          <w:rFonts w:ascii="휴먼명조" w:eastAsia="휴먼명조" w:hAnsi="휴먼명조" w:cs="휴먼명조"/>
+          <w:b/>
+          <w:w w:val="97"/>
+        </w:rPr>
+        <w:t>performance on the highest-weighted types is effectively undetermined</w:t>
+      </w:r>
+      <w:r>
+        <w:rPr>
+          <w:rFonts w:ascii="휴먼명조" w:eastAsia="휴먼명조" w:hAnsi="휴먼명조" w:cs="휴먼명조"/>
+          <w:w w:val="97"/>
+        </w:rPr>
+        <w:t>. This constraint originates in the type distribution of PathVQA itself (diagnosis is 23 of all 6,719 items, 0.34%) rather than in this study's evaluation design, and removing it would require a separate evaluation set that oversamples the clinically important types (Section 5.4).</w:t>
       </w:r>
     </w:p>
     <w:p>
@@ -35915,22 +35626,196 @@
           <w:b/>
           <w:w w:val="97"/>
         </w:rPr>
-        <w:t>(6) Limits of statistical power.</w:t>
-      </w:r>
-      <w:r>
-        <w:rPr>
-          <w:rFonts w:ascii="휴먼명조" w:eastAsia="휴먼명조" w:hAnsi="휴먼명조" w:cs="휴먼명조"/>
-          <w:w w:val="97"/>
-        </w:rPr>
-        <w:t xml:space="preserve"> The test of the fine-tuning effect in Phase 2 has n = 9 (3 datasets × 3 seeds), and the run-level test in Phase </w:t>
-      </w:r>
-      <w:r>
-        <w:rPr>
-          <w:rFonts w:ascii="휴먼명조" w:eastAsia="휴먼명조" w:hAnsi="휴먼명조" w:cs="휴먼명조"/>
-          <w:w w:val="97"/>
-        </w:rPr>
-        <w:lastRenderedPageBreak/>
-        <w:t>3 has n = 10 per strategy. Robustness was secured through triple verification (BCa bootstrap, mixed-effects, Wilcoxon) and a repeated run-level design, but the sample sizes themselves make the confidence intervals for effect sizes wide (for example, a Cohen's d 95% CI spanning [0.932, 3.153] in Section 4.2.1).</w:t>
+        <w:t>(8) Internal inconsistencies in the autonomous agent's configuration.</w:t>
+      </w:r>
+      <w:r>
+        <w:rPr>
+          <w:rFonts w:ascii="휴먼명조" w:eastAsia="휴먼명조" w:hAnsi="휴먼명조" w:cs="휴먼명조"/>
+          <w:w w:val="97"/>
+        </w:rPr>
+        <w:t xml:space="preserve"> The most serious limitation identified post hoc is that the Autoresearch condition contains the following four configuration inconsistencies. These are stated explicitly because they prevent the negative result of Section 4.3 from being generalized as an "intrinsic limitation of LLM agents."</w:t>
+      </w:r>
+    </w:p>
+    <w:p>
+      <w:pPr>
+        <w:spacing w:line="384" w:lineRule="auto"/>
+      </w:pPr>
+      <w:r>
+        <w:rPr>
+          <w:rFonts w:ascii="휴먼명조" w:eastAsia="휴먼명조" w:hAnsi="휴먼명조" w:cs="휴먼명조"/>
+          <w:w w:val="97"/>
+        </w:rPr>
+        <w:t xml:space="preserve">· </w:t>
+      </w:r>
+      <w:r>
+        <w:rPr>
+          <w:rFonts w:ascii="휴먼명조" w:eastAsia="휴먼명조" w:hAnsi="휴먼명조" w:cs="휴먼명조"/>
+          <w:b/>
+          <w:w w:val="97"/>
+        </w:rPr>
+        <w:t>The prompt forbade the production of search rationales.</w:t>
+      </w:r>
+      <w:r>
+        <w:rPr>
+          <w:rFonts w:ascii="휴먼명조" w:eastAsia="휴먼명조" w:hAnsi="휴먼명조" w:cs="휴먼명조"/>
+          <w:w w:val="97"/>
+        </w:rPr>
+        <w:t xml:space="preserve"> The system prompt (Appendix A) instructs the agent to "respond with only a JSON object, without explanation, markdown, or other text." As a result, 73.5% of the 200 trials returned only JSON. The "interpretable search rationale" required by RQ3 was excluded by design before it could become an object of measurement.</w:t>
+      </w:r>
+    </w:p>
+    <w:p>
+      <w:pPr>
+        <w:spacing w:line="384" w:lineRule="auto"/>
+      </w:pPr>
+      <w:r>
+        <w:rPr>
+          <w:rFonts w:ascii="휴먼명조" w:eastAsia="휴먼명조" w:hAnsi="휴먼명조" w:cs="휴먼명조"/>
+          <w:w w:val="97"/>
+        </w:rPr>
+        <w:t xml:space="preserve">· </w:t>
+      </w:r>
+      <w:r>
+        <w:rPr>
+          <w:rFonts w:ascii="휴먼명조" w:eastAsia="휴먼명조" w:hAnsi="휴먼명조" w:cs="휴먼명조"/>
+          <w:b/>
+          <w:w w:val="97"/>
+        </w:rPr>
+        <w:t>The search schedule conflicts with the actual budget.</w:t>
+      </w:r>
+      <w:r>
+        <w:rPr>
+          <w:rFonts w:ascii="휴먼명조" w:eastAsia="휴먼명조" w:hAnsi="휴먼명조" w:cs="휴먼명조"/>
+          <w:w w:val="97"/>
+        </w:rPr>
+        <w:t xml:space="preserve"> The prompt defines search stages by absolute trial number — early exploration 0-5, mid exploitation 5-20 ("take the best configuration and change only 1-2 parameters"), late refinement 20+. The actual budget, however, is 20 trials per repeat, so </w:t>
+      </w:r>
+      <w:r>
+        <w:rPr>
+          <w:rFonts w:ascii="휴먼명조" w:eastAsia="휴먼명조" w:hAnsi="휴먼명조" w:cs="휴먼명조"/>
+          <w:b/>
+          <w:w w:val="97"/>
+        </w:rPr>
+        <w:t>the late refinement stage never triggered and roughly 75% of the budget was spent in the interval instructed to "vary only around the best configuration."</w:t>
+      </w:r>
+      <w:r>
+        <w:rPr>
+          <w:rFonts w:ascii="휴먼명조" w:eastAsia="휴먼명조" w:hAnsi="휴먼명조" w:cs="휴먼명조"/>
+          <w:w w:val="97"/>
+        </w:rPr>
+        <w:t xml:space="preserve"> The duplicate proposals observed in Section 4.3.4 (12.5 of 20 unique configurations) may therefore be the result of faithfully following this instruction rather than a failure of the agent's judgement. The stage-transition logic on the code side (src/autoresearch/agent.py) is based on progress ratios (0.25/0.75) and should in principle adapt to the budget, but because of the un-injected total_trials described in the fourth item below, </w:t>
+      </w:r>
+      <w:r>
+        <w:rPr>
+          <w:rFonts w:ascii="휴먼명조" w:eastAsia="휴먼명조" w:hAnsi="휴먼명조" w:cs="휴먼명조"/>
+          <w:b/>
+          <w:w w:val="97"/>
+        </w:rPr>
+        <w:t>the code-side schedule was in fact truncated as well</w:t>
+      </w:r>
+      <w:r>
+        <w:rPr>
+          <w:rFonts w:ascii="휴먼명조" w:eastAsia="휴먼명조" w:hAnsi="휴먼명조" w:cs="휴먼명조"/>
+          <w:w w:val="97"/>
+        </w:rPr>
+        <w:t xml:space="preserve"> — an exhaustive tally of the 432 calls in the execution logs records the exploitation stage </w:t>
+      </w:r>
+      <w:r>
+        <w:rPr>
+          <w:rFonts w:ascii="휴먼명조" w:eastAsia="휴먼명조" w:hAnsi="휴먼명조" w:cs="휴먼명조"/>
+          <w:b/>
+          <w:w w:val="97"/>
+        </w:rPr>
+        <w:t>not once</w:t>
+      </w:r>
+      <w:r>
+        <w:rPr>
+          <w:rFonts w:ascii="휴먼명조" w:eastAsia="휴먼명조" w:hAnsi="휴먼명조" w:cs="휴먼명조"/>
+          <w:w w:val="97"/>
+        </w:rPr>
+        <w:t xml:space="preserve"> (exploration 166, transition 266). The final stage therefore never triggered on either the prompt side or the code side.</w:t>
+      </w:r>
+    </w:p>
+    <w:p>
+      <w:pPr>
+        <w:spacing w:line="384" w:lineRule="auto"/>
+      </w:pPr>
+      <w:r>
+        <w:rPr>
+          <w:rFonts w:ascii="휴먼명조" w:eastAsia="휴먼명조" w:hAnsi="휴먼명조" w:cs="휴먼명조"/>
+          <w:w w:val="97"/>
+        </w:rPr>
+        <w:t xml:space="preserve">· </w:t>
+      </w:r>
+      <w:r>
+        <w:rPr>
+          <w:rFonts w:ascii="휴먼명조" w:eastAsia="휴먼명조" w:hAnsi="휴먼명조" w:cs="휴먼명조"/>
+          <w:b/>
+          <w:w w:val="97"/>
+        </w:rPr>
+        <w:t>Ineffective parameters were presented as search targets.</w:t>
+      </w:r>
+      <w:r>
+        <w:rPr>
+          <w:rFonts w:ascii="휴먼명조" w:eastAsia="휴먼명조" w:hAnsi="휴먼명조" w:cs="휴먼명조"/>
+          <w:w w:val="97"/>
+        </w:rPr>
+        <w:t xml:space="preserve"> The prompt includes epochs in the search space and even offers the guidance that "more epochs (3-5) help when data are limited," yet the implementation (src/autoresearch/agent.py) discards the proposed epochs and fixes max_steps=200. Cases appear in the actual logs where the agent diagnoses that "all trials have only 200 steps, so this looks like undertraining" or that "epochs were not changed" (Appendix B); these were accurate diagnoses, but the corresponding adjustment lever never worked in the first pla</w:t>
+      </w:r>
+      <w:r>
+        <w:rPr>
+          <w:rFonts w:ascii="휴먼명조" w:eastAsia="휴먼명조" w:hAnsi="휴먼명조" w:cs="휴먼명조"/>
+          <w:w w:val="97"/>
+        </w:rPr>
+        <w:t>ce.</w:t>
+      </w:r>
+    </w:p>
+    <w:p>
+      <w:pPr>
+        <w:spacing w:line="384" w:lineRule="auto"/>
+      </w:pPr>
+      <w:r>
+        <w:rPr>
+          <w:rFonts w:ascii="휴먼명조" w:eastAsia="휴먼명조" w:hAnsi="휴먼명조" w:cs="휴먼명조"/>
+          <w:w w:val="97"/>
+        </w:rPr>
+        <w:t xml:space="preserve">· </w:t>
+      </w:r>
+      <w:r>
+        <w:rPr>
+          <w:rFonts w:ascii="휴먼명조" w:eastAsia="휴먼명조" w:hAnsi="휴먼명조" w:cs="휴먼명조"/>
+          <w:b/>
+          <w:w w:val="97"/>
+        </w:rPr>
+        <w:t>The search budget was never injected into the code.</w:t>
+      </w:r>
+      <w:r>
+        <w:rPr>
+          <w:rFonts w:ascii="휴먼명조" w:eastAsia="휴먼명조" w:hAnsi="휴먼명조" w:cs="휴먼명조"/>
+          <w:w w:val="97"/>
+        </w:rPr>
+        <w:t xml:space="preserve"> The strategy object carries a total_trials default of 40, and the call site (src/autoresearch/run_phase3.py) did not pass the actual budget of 20. Progress consequently stopped at a maximum of 0.487, so </w:t>
+      </w:r>
+      <w:r>
+        <w:rPr>
+          <w:rFonts w:ascii="휴먼명조" w:eastAsia="휴먼명조" w:hAnsi="휴먼명조" w:cs="휴먼명조"/>
+          <w:b/>
+          <w:w w:val="97"/>
+        </w:rPr>
+        <w:t>both the temperature schedule and the stage schedule were truncated at their midpoints</w:t>
+      </w:r>
+      <w:r>
+        <w:rPr>
+          <w:rFonts w:ascii="휴먼명조" w:eastAsia="휴먼명조" w:hAnsi="휴먼명조" w:cs="휴먼명조"/>
+          <w:w w:val="97"/>
+        </w:rPr>
+        <w:t xml:space="preserve"> — the temperature descended only to 0.66 rather than the intended floor of 0.3 (see (4)), and the exploitation stage never triggered. This truncation was invisible in the recorded results because the phase and temperature fields declared on TrialResult are never populated along the construction path (src/autoresearch/loop.py), leaving both columns at their defaults ("", 0.0) for every trial; the actual values are recoverable only from the execution logs. Whereas the preceding three items are inconsistencie</w:t>
+      </w:r>
+      <w:r>
+        <w:rPr>
+          <w:rFonts w:ascii="휴먼명조" w:eastAsia="휴먼명조" w:hAnsi="휴먼명조" w:cs="휴먼명조"/>
+          <w:w w:val="97"/>
+        </w:rPr>
+        <w:t>s between prompt and implementation, this one is an inconsistency internal to the implementation, and it rules out explaining the duplicate proposals of Section 4.3.4 by insufficient temperature (reduced sampling diversity) — the actual temperature remained in a high range (1.0-0.66).</w:t>
       </w:r>
     </w:p>
     <w:p>
@@ -35941,32 +35826,45 @@
       <w:r>
         <w:rPr>
           <w:rFonts w:ascii="휴먼명조" w:eastAsia="휴먼명조" w:hAnsi="휴먼명조" w:cs="휴먼명조"/>
+          <w:w w:val="97"/>
+        </w:rPr>
+        <w:t xml:space="preserve">All four items apply only to the Autoresearch condition and not to the Random or Optuna conditions. The comparison in Section 4.3.1 must therefore be interpreted narrowly as </w:t>
+      </w:r>
+      <w:r>
+        <w:rPr>
+          <w:rFonts w:ascii="휴먼명조" w:eastAsia="휴먼명조" w:hAnsi="휴먼명조" w:cs="휴먼명조"/>
           <w:b/>
           <w:w w:val="97"/>
         </w:rPr>
-        <w:t>(7) Indirectness of the clinical significance evaluation.</w:t>
-      </w:r>
-      <w:r>
-        <w:rPr>
-          <w:rFonts w:ascii="휴먼명조" w:eastAsia="휴먼명조" w:hAnsi="휴먼명조" w:cs="휴먼명조"/>
-          <w:w w:val="97"/>
-        </w:rPr>
-        <w:t xml:space="preserve"> The </w:t>
-      </w:r>
+        <w:t>"a comparison between an agent operated with this prompt configuration and existing algorithms"</w:t>
+      </w:r>
+      <w:r>
+        <w:rPr>
+          <w:rFonts w:ascii="휴먼명조" w:eastAsia="휴먼명조" w:hAnsi="휴먼명조" w:cs="휴먼명조"/>
+          <w:w w:val="97"/>
+        </w:rPr>
+        <w:t xml:space="preserve"> rather than as "an algorithm comparison over an identical search space."</w:t>
+      </w:r>
+    </w:p>
+    <w:p>
+      <w:pPr>
+        <w:spacing w:line="384" w:lineRule="auto"/>
+        <w:ind w:firstLine="220"/>
+      </w:pPr>
       <w:r>
         <w:rPr>
           <w:rFonts w:ascii="휴먼명조" w:eastAsia="휴먼명조" w:hAnsi="휴먼명조" w:cs="휴먼명조"/>
           <w:b/>
           <w:w w:val="97"/>
         </w:rPr>
-        <w:t>principle</w:t>
-      </w:r>
-      <w:r>
-        <w:rPr>
-          <w:rFonts w:ascii="휴먼명조" w:eastAsia="휴먼명조" w:hAnsi="휴먼명조" w:cs="휴먼명조"/>
-          <w:w w:val="97"/>
-        </w:rPr>
-        <w:t xml:space="preserve"> of grading errors by clinical significance in Weighted Clinical Accuracy (WCA) rests on established practice in ACR RADPEER [17], the peer-review system for radiological interpretation; the </w:t>
+        <w:t>This study did not merely note the limitation but verified it through a re-experiment</w:t>
+      </w:r>
+      <w:r>
+        <w:rPr>
+          <w:rFonts w:ascii="휴먼명조" w:eastAsia="휴먼명조" w:hAnsi="휴먼명조" w:cs="휴먼명조"/>
+          <w:w w:val="97"/>
+        </w:rPr>
+        <w:t xml:space="preserve"> (Section 4.3.5). In the autoresearch_v2 condition, which corrected the four items above plus the unstated prohibition on duplicates, the truncated temperature schedule descended to its planned floor of 0.30, the exploitation phase that had never fired was recorded 103 times, and unique configurations per repetition recovered from 12.5 to 18.90. </w:t>
       </w:r>
       <w:r>
         <w:rPr>
@@ -35974,36 +35872,14 @@
           <w:b/>
           <w:w w:val="97"/>
         </w:rPr>
-        <w:t>numeric values</w:t>
-      </w:r>
-      <w:r>
-        <w:rPr>
-          <w:rFonts w:ascii="휴먼명조" w:eastAsia="휴먼명조" w:hAnsi="휴먼명조" w:cs="휴먼명조"/>
-          <w:w w:val="97"/>
-        </w:rPr>
-        <w:t xml:space="preserve"> assigned to individual types, however, are an ordinal scale that has not passed medical-expert consensus (Section 3.8.3) and cannot be interpreted as measurements of absolute clinical importance. Whether this limitation governs the conclusions was tested across five weighting schemes, and the WCA increase held under all of them, including a reversed weighting — confirming that the conclusion does not depend on any particular weight assignment (Table 4.4a). This demonstrates the conclusion's independence fr</w:t>
-      </w:r>
-      <w:r>
-        <w:rPr>
-          <w:rFonts w:ascii="휴먼명조" w:eastAsia="휴먼명조" w:hAnsi="휴먼명조" w:cs="휴먼명조"/>
-          <w:w w:val="97"/>
-        </w:rPr>
-        <w:t>om the weights, not the clinical validity of the weights themselves. Expected Calibration Error (ECE) could not be computed because the current evaluation pipeline does not store per-sample confidence. The possibility raised in Section 4.4.4 — that accuracy gains were concentrated in types of low clinical value — was verified by a type-level decomposition over all 810 trials (Table 4.4), and the concentration itself is confirmed. The decisive constraint on that verification, however, lies in the type compos</w:t>
-      </w:r>
-      <w:r>
-        <w:rPr>
-          <w:rFonts w:ascii="휴먼명조" w:eastAsia="휴먼명조" w:hAnsi="휴먼명조" w:cs="휴먼명조"/>
-          <w:w w:val="97"/>
-        </w:rPr>
-        <w:t xml:space="preserve">ition of the evaluation sample: among the 500 evaluation items, diagnosis has 3, measurement </w:t>
-      </w:r>
-      <w:r>
-        <w:rPr>
-          <w:rFonts w:ascii="휴먼명조" w:eastAsia="휴먼명조" w:hAnsi="휴먼명조" w:cs="휴먼명조"/>
-          <w:w w:val="97"/>
-        </w:rPr>
-        <w:lastRenderedPageBreak/>
-        <w:t xml:space="preserve">has 4, and temporal has none, so </w:t>
+        <w:t>The duplicate proposals observed in Section 4.3.4 were thus confirmed to be a product of configuration inconsistency rather than an intrinsic limitation of the agent.</w:t>
+      </w:r>
+      <w:r>
+        <w:rPr>
+          <w:rFonts w:ascii="휴먼명조" w:eastAsia="휴먼명조" w:hAnsi="휴먼명조" w:cs="휴먼명조"/>
+          <w:w w:val="97"/>
+        </w:rPr>
+        <w:t xml:space="preserve"> Since the run-level mean still fell short of Optuna even after consistency was restored (0.4292 vs 0.4490), however, this limitation </w:t>
       </w:r>
       <w:r>
         <w:rPr>
@@ -36011,14 +35887,14 @@
           <w:b/>
           <w:w w:val="97"/>
         </w:rPr>
-        <w:t>performance on the highest-weighted types is effectively undetermined</w:t>
-      </w:r>
-      <w:r>
-        <w:rPr>
-          <w:rFonts w:ascii="휴먼명조" w:eastAsia="휴먼명조" w:hAnsi="휴먼명조" w:cs="휴먼명조"/>
-          <w:w w:val="97"/>
-        </w:rPr>
-        <w:t>. This constraint originates in the type distribution of PathVQA itself (diagnosis is 23 of all 6,719 items, 0.34%) rather than in this study's evaluation design, and removing it would require a separate evaluation set that oversamples the clinically important types (Section 5.4).</w:t>
+        <w:t>narrows the interpretive scope of the negative result in Section 4.3 without overturning the result itself.</w:t>
+      </w:r>
+      <w:r>
+        <w:rPr>
+          <w:rFonts w:ascii="휴먼명조" w:eastAsia="휴먼명조" w:hAnsi="휴먼명조" w:cs="휴먼명조"/>
+          <w:w w:val="97"/>
+        </w:rPr>
+        <w:t xml:space="preserve"> Because the re-experiment differs from the original in prompt and constraints, it was not folded into the four-strategy same-condition comparison table of Section 4.3.1.</w:t>
       </w:r>
     </w:p>
     <w:p>
@@ -36032,26 +35908,14 @@
           <w:b/>
           <w:w w:val="97"/>
         </w:rPr>
-        <w:t>(8) Internal inconsistencies in the autonomous agent's configuration.</w:t>
-      </w:r>
-      <w:r>
-        <w:rPr>
-          <w:rFonts w:ascii="휴먼명조" w:eastAsia="휴먼명조" w:hAnsi="휴먼명조" w:cs="휴먼명조"/>
-          <w:w w:val="97"/>
-        </w:rPr>
-        <w:t xml:space="preserve"> The most serious limitation identified post hoc is that the Autoresearch condition contains the following four configuration inconsistencies. These are stated explicitly because they prevent the negative result of Section 4.3 from being generalized as an "intrinsic limitation of LLM agents."</w:t>
-      </w:r>
-    </w:p>
-    <w:p>
-      <w:pPr>
-        <w:spacing w:line="384" w:lineRule="auto"/>
-      </w:pPr>
-      <w:r>
-        <w:rPr>
-          <w:rFonts w:ascii="휴먼명조" w:eastAsia="휴먼명조" w:hAnsi="휴먼명조" w:cs="휴먼명조"/>
-          <w:w w:val="97"/>
-        </w:rPr>
-        <w:t xml:space="preserve">· </w:t>
+        <w:t>(9) Absence of multiple-comparison correction.</w:t>
+      </w:r>
+      <w:r>
+        <w:rPr>
+          <w:rFonts w:ascii="휴먼명조" w:eastAsia="휴먼명조" w:hAnsi="휴먼명조" w:cs="휴먼명조"/>
+          <w:w w:val="97"/>
+        </w:rPr>
+        <w:t xml:space="preserve"> This study performed more than 20 statistical tests across Phase 1 (Cochran's Q + McNemar), Phase 2 (paired t-test, Wilcoxon, bootstrap, and mixed-effects in parallel), and Phase 3 (Kruskal-Wallis + Mann-Whitney). </w:t>
       </w:r>
       <w:r>
         <w:rPr>
@@ -36059,41 +35923,42 @@
           <w:b/>
           <w:w w:val="97"/>
         </w:rPr>
-        <w:t>The prompt forbade the production of search rationales.</w:t>
-      </w:r>
-      <w:r>
-        <w:rPr>
-          <w:rFonts w:ascii="휴먼명조" w:eastAsia="휴먼명조" w:hAnsi="휴먼명조" w:cs="휴먼명조"/>
-          <w:w w:val="97"/>
-        </w:rPr>
-        <w:t xml:space="preserve"> The system prompt (Appendix A) instructs the agent to "respond with only a JSON object, without explanation, markdown, or other text." As a result, 73.5% of the 200 trials returned only JSON. The "interpretable search rationale" required by RQ3 was excluded by design before it could become an object of measurement.</w:t>
-      </w:r>
-    </w:p>
-    <w:p>
-      <w:pPr>
-        <w:spacing w:line="384" w:lineRule="auto"/>
-      </w:pPr>
-      <w:r>
-        <w:rPr>
-          <w:rFonts w:ascii="휴먼명조" w:eastAsia="휴먼명조" w:hAnsi="휴먼명조" w:cs="휴먼명조"/>
-          <w:w w:val="97"/>
-        </w:rPr>
-        <w:t xml:space="preserve">· </w:t>
-      </w:r>
+        <w:t>Bonferroni correction was applied only to the McNemar post-hoc tests in Phase 1; no integrated multiple-comparison correction spanning the whole pipeline was applied.</w:t>
+      </w:r>
+      <w:r>
+        <w:rPr>
+          <w:rFonts w:ascii="휴먼명조" w:eastAsia="휴먼명조" w:hAnsi="휴먼명조" w:cs="휴먼명조"/>
+          <w:w w:val="97"/>
+        </w:rPr>
+        <w:t xml:space="preserve"> Applying a significance level of 0.05 independently to each test accumulates family-wise error rate and increases the risk of chance significance (Type I error), so individual p-values must be interpreted with this in mind. The principal conclusions of this study are, however, supported not by single p-values but by triple verification (Phase 2) or non-overlapping confidence intervals (Phase 3, Section 4.3.1), so the possibility that the absence of correction reverses a conclusion is limited. Pipeline-leve</w:t>
+      </w:r>
+      <w:r>
+        <w:rPr>
+          <w:rFonts w:ascii="휴먼명조" w:eastAsia="휴먼명조" w:hAnsi="휴먼명조" w:cs="휴먼명조"/>
+          <w:w w:val="97"/>
+        </w:rPr>
+        <w:t>l FDR correction is left as future analytical work.</w:t>
+      </w:r>
+    </w:p>
+    <w:p>
+      <w:pPr>
+        <w:spacing w:line="384" w:lineRule="auto"/>
+        <w:ind w:firstLine="220"/>
+      </w:pPr>
       <w:r>
         <w:rPr>
           <w:rFonts w:ascii="휴먼명조" w:eastAsia="휴먼명조" w:hAnsi="휴먼명조" w:cs="휴먼명조"/>
           <w:b/>
           <w:w w:val="97"/>
         </w:rPr>
-        <w:t>The search schedule conflicts with the actual budget.</w:t>
-      </w:r>
-      <w:r>
-        <w:rPr>
-          <w:rFonts w:ascii="휴먼명조" w:eastAsia="휴먼명조" w:hAnsi="휴먼명조" w:cs="휴먼명조"/>
-          <w:w w:val="97"/>
-        </w:rPr>
-        <w:t xml:space="preserve"> The prompt defines search stages by absolute trial number — early exploration 0-5, mid exploitation 5-20 ("take the best configuration and change only 1-2 parameters"), late refinement 20+. The actual budget, however, is 20 trials per repeat, so </w:t>
+        <w:t>(10) The nature of the cross-dataset results.</w:t>
+      </w:r>
+      <w:r>
+        <w:rPr>
+          <w:rFonts w:ascii="휴먼명조" w:eastAsia="휴먼명조" w:hAnsi="휴먼명조" w:cs="휴먼명조"/>
+          <w:w w:val="97"/>
+        </w:rPr>
+        <w:t xml:space="preserve"> The cross-dataset performance change in Section 4.2.5(B) is not catastrophic forgetting in the strict sense (the phenomenon of losing an ability possessed before fine-tuning). Because PathVQA (pathology tissue) and SLAKE/VQA-RAD (radiology) differ in image domain itself, this metric is closer to </w:t>
       </w:r>
       <w:r>
         <w:rPr>
@@ -36101,37 +35966,35 @@
           <w:b/>
           <w:w w:val="97"/>
         </w:rPr>
-        <w:t>the late refinement stage never triggered and roughly 75% of the budget was spent in the interval instructed to "vary only around the best configuration."</w:t>
-      </w:r>
-      <w:r>
-        <w:rPr>
-          <w:rFonts w:ascii="휴먼명조" w:eastAsia="휴먼명조" w:hAnsi="휴먼명조" w:cs="휴먼명조"/>
-          <w:w w:val="97"/>
-        </w:rPr>
-        <w:t xml:space="preserve"> The duplicate proposals observed in Section 4.3.4 (12.5 of 20 unique configurations) may therefore be the </w:t>
-      </w:r>
-      <w:r>
-        <w:rPr>
-          <w:rFonts w:ascii="휴먼명조" w:eastAsia="휴먼명조" w:hAnsi="휴먼명조" w:cs="휴먼명조"/>
-          <w:w w:val="97"/>
-        </w:rPr>
-        <w:lastRenderedPageBreak/>
-        <w:t xml:space="preserve">result of faithfully following this instruction rather than a failure of the agent's judgement. The stage-transition logic on the code side (src/autoresearch/agent.py) is based on progress ratios (0.25/0.75) and should in principle adapt to the budget, but because of the un-injected total_trials described in the fourth item below, </w:t>
-      </w:r>
+        <w:t>a domain generalization gap predictable from domain specialization</w:t>
+      </w:r>
+      <w:r>
+        <w:rPr>
+          <w:rFonts w:ascii="휴먼명조" w:eastAsia="휴먼명조" w:hAnsi="휴먼명조" w:cs="휴먼명조"/>
+          <w:w w:val="97"/>
+        </w:rPr>
+        <w:t>. The thesis states this explicitly in Section 4.2.5, and strict determination of catastrophic forgetting is confined to interpretation of the (A) VQAv2 metric.</w:t>
+      </w:r>
+    </w:p>
+    <w:p>
+      <w:pPr>
+        <w:spacing w:line="384" w:lineRule="auto"/>
+        <w:ind w:firstLine="220"/>
+      </w:pPr>
       <w:r>
         <w:rPr>
           <w:rFonts w:ascii="휴먼명조" w:eastAsia="휴먼명조" w:hAnsi="휴먼명조" w:cs="휴먼명조"/>
           <w:b/>
           <w:w w:val="97"/>
         </w:rPr>
-        <w:t>the code-side schedule was in fact truncated as well</w:t>
-      </w:r>
-      <w:r>
-        <w:rPr>
-          <w:rFonts w:ascii="휴먼명조" w:eastAsia="휴먼명조" w:hAnsi="휴먼명조" w:cs="휴먼명조"/>
-          <w:w w:val="97"/>
-        </w:rPr>
-        <w:t xml:space="preserve"> — an exhaustive tally of the 432 calls in the execution logs records the exploitation stage </w:t>
+        <w:t>(11) Architectural heterogeneity of Gemma4-E2B.</w:t>
+      </w:r>
+      <w:r>
+        <w:rPr>
+          <w:rFonts w:ascii="휴먼명조" w:eastAsia="휴먼명조" w:hAnsi="휴먼명조" w:cs="휴먼명조"/>
+          <w:w w:val="97"/>
+        </w:rPr>
+        <w:t xml:space="preserve"> Of the four models evaluated, </w:t>
       </w:r>
       <w:r>
         <w:rPr>
@@ -36139,26 +36002,14 @@
           <w:b/>
           <w:w w:val="97"/>
         </w:rPr>
-        <w:t>not once</w:t>
-      </w:r>
-      <w:r>
-        <w:rPr>
-          <w:rFonts w:ascii="휴먼명조" w:eastAsia="휴먼명조" w:hAnsi="휴먼명조" w:cs="휴먼명조"/>
-          <w:w w:val="97"/>
-        </w:rPr>
-        <w:t xml:space="preserve"> (exploration 166, transition 266). The final stage therefore never triggered on either the prompt side or the code side.</w:t>
-      </w:r>
-    </w:p>
-    <w:p>
-      <w:pPr>
-        <w:spacing w:line="384" w:lineRule="auto"/>
-      </w:pPr>
-      <w:r>
-        <w:rPr>
-          <w:rFonts w:ascii="휴먼명조" w:eastAsia="휴먼명조" w:hAnsi="휴먼명조" w:cs="휴먼명조"/>
-          <w:w w:val="97"/>
-        </w:rPr>
-        <w:t xml:space="preserve">· </w:t>
+        <w:t>only Gemma4-E2B has a Mixture-of-Experts (MoE) structure</w:t>
+      </w:r>
+      <w:r>
+        <w:rPr>
+          <w:rFonts w:ascii="휴먼명조" w:eastAsia="휴먼명조" w:hAnsi="휴먼명조" w:cs="휴먼명조"/>
+          <w:w w:val="97"/>
+        </w:rPr>
+        <w:t xml:space="preserve">, activating 2.3B at inference while its stored parameters reach 5.1B (Section 3.3). The other three are dense structures whose active and total parameters coincide. Since this study's "lightweight VLM" selection criterion took </w:t>
       </w:r>
       <w:r>
         <w:rPr>
@@ -36166,33 +36017,14 @@
           <w:b/>
           <w:w w:val="97"/>
         </w:rPr>
-        <w:t>Ineffective parameters were presented as search targets.</w:t>
-      </w:r>
-      <w:r>
-        <w:rPr>
-          <w:rFonts w:ascii="휴먼명조" w:eastAsia="휴먼명조" w:hAnsi="휴먼명조" w:cs="휴먼명조"/>
-          <w:w w:val="97"/>
-        </w:rPr>
-        <w:t xml:space="preserve"> The prompt includes epochs in the search space and even offers the guidance that "more epochs (3-5) help when data are limited," yet the implementation (src/autoresearch/agent.py) discards the proposed epochs and fixes max_steps=200. Cases appear in the actual logs where the agent diagnoses that "all trials have only 200 steps, so this looks like undertraining" or that "epochs were not changed" (Appendix B); these were accurate diagnoses, but the corresponding adjustment lever never worked in the first pla</w:t>
-      </w:r>
-      <w:r>
-        <w:rPr>
-          <w:rFonts w:ascii="휴먼명조" w:eastAsia="휴먼명조" w:hAnsi="휴먼명조" w:cs="휴먼명조"/>
-          <w:w w:val="97"/>
-        </w:rPr>
-        <w:t>ce.</w:t>
-      </w:r>
-    </w:p>
-    <w:p>
-      <w:pPr>
-        <w:spacing w:line="384" w:lineRule="auto"/>
-      </w:pPr>
-      <w:r>
-        <w:rPr>
-          <w:rFonts w:ascii="휴먼명조" w:eastAsia="휴먼명조" w:hAnsi="휴먼명조" w:cs="휴먼명조"/>
-          <w:w w:val="97"/>
-        </w:rPr>
-        <w:t xml:space="preserve">· </w:t>
+        <w:t>active parameters</w:t>
+      </w:r>
+      <w:r>
+        <w:rPr>
+          <w:rFonts w:ascii="휴먼명조" w:eastAsia="휴먼명조" w:hAnsi="휴먼명조" w:cs="휴먼명조"/>
+          <w:w w:val="97"/>
+        </w:rPr>
+        <w:t xml:space="preserve"> as its basis, in line with the research aim of consumer-GPU feasibility, the selection itself is consistent; but the discussion of the "non-monotonic relationship between scale and performance" in Section 4.4.2 </w:t>
       </w:r>
       <w:r>
         <w:rPr>
@@ -36200,44 +36032,57 @@
           <w:b/>
           <w:w w:val="97"/>
         </w:rPr>
-        <w:t>The search budget was never injected into the code.</w:t>
-      </w:r>
-      <w:r>
-        <w:rPr>
-          <w:rFonts w:ascii="휴먼명조" w:eastAsia="휴먼명조" w:hAnsi="휴먼명조" w:cs="휴먼명조"/>
-          <w:w w:val="97"/>
-        </w:rPr>
-        <w:t xml:space="preserve"> The strategy object carries a total_trials default of 40, and the call site (src/autoresearch/run_phase3.py) did not pass the actual budget of 20. Progress consequently stopped at a maximum of 0.487, so </w:t>
-      </w:r>
+        <w:t>must not be extended into a scale comparison on a stored-parameter basis</w:t>
+      </w:r>
+      <w:r>
+        <w:rPr>
+          <w:rFonts w:ascii="휴먼명조" w:eastAsia="휴먼명조" w:hAnsi="휴먼명조" w:cs="휴먼명조"/>
+          <w:w w:val="97"/>
+        </w:rPr>
+        <w:t xml:space="preserve"> — by stored parameters Gemma4-E2B is the largest model, so its last-place performance may equally be read as "the largest stored scale ranked last." The conclusion of Section 4.4.2 (non-monotonicity with respect to active parameters and VRAM) holds, but the axis of interpretation must be stated.</w:t>
+      </w:r>
+    </w:p>
+    <w:p>
+      <w:pPr>
+        <w:spacing w:line="384" w:lineRule="auto"/>
+        <w:ind w:firstLine="220"/>
+      </w:pPr>
       <w:r>
         <w:rPr>
           <w:rFonts w:ascii="휴먼명조" w:eastAsia="휴먼명조" w:hAnsi="휴먼명조" w:cs="휴먼명조"/>
           <w:b/>
           <w:w w:val="97"/>
         </w:rPr>
-        <w:t>both the temperature schedule and the stage schedule were truncated at their midpoints</w:t>
-      </w:r>
-      <w:r>
-        <w:rPr>
-          <w:rFonts w:ascii="휴먼명조" w:eastAsia="휴먼명조" w:hAnsi="휴먼명조" w:cs="휴먼명조"/>
-          <w:w w:val="97"/>
-        </w:rPr>
-        <w:t xml:space="preserve"> — the temperature descended only to 0.66 rather than the intended floor of 0.3 (see (4)), and the exploitation stage never triggered. </w:t>
-      </w:r>
-      <w:r>
-        <w:rPr>
-          <w:rFonts w:ascii="휴먼명조" w:eastAsia="휴먼명조" w:hAnsi="휴먼명조" w:cs="휴먼명조"/>
-          <w:w w:val="97"/>
-        </w:rPr>
-        <w:lastRenderedPageBreak/>
-        <w:t>This truncation was invisible in the recorded results because the phase and temperature fields declared on TrialResult are never populated along the construction path (src/autoresearch/loop.py), leaving both columns at their defaults ("", 0.0) for every trial; the actual values are recoverable only from the execution logs. Whereas the preceding three items are inconsistencie</w:t>
-      </w:r>
-      <w:r>
-        <w:rPr>
-          <w:rFonts w:ascii="휴먼명조" w:eastAsia="휴먼명조" w:hAnsi="휴먼명조" w:cs="휴먼명조"/>
-          <w:w w:val="97"/>
-        </w:rPr>
-        <w:t>s between prompt and implementation, this one is an inconsistency internal to the implementation, and it rules out explaining the duplicate proposals of Section 4.3.4 by insufficient temperature (reduced sampling diversity) — the actual temperature remained in a high range (1.0-0.66).</w:t>
+        <w:t>(12) Structural constraint of the training-budget ceiling (max_steps cap).</w:t>
+      </w:r>
+      <w:r>
+        <w:rPr>
+          <w:rFonts w:ascii="휴먼명조" w:eastAsia="휴먼명조" w:hAnsi="휴먼명조" w:cs="휴먼명조"/>
+          <w:w w:val="97"/>
+        </w:rPr>
+        <w:t xml:space="preserve"> Phase 2 applied a ceiling of max_steps=500 because of GPU time constraints (Section 3.6), which </w:t>
+      </w:r>
+      <w:r>
+        <w:rPr>
+          <w:rFonts w:ascii="휴먼명조" w:eastAsia="휴먼명조" w:hAnsi="휴먼명조" w:cs="휴먼명조"/>
+          <w:b/>
+          <w:w w:val="97"/>
+        </w:rPr>
+        <w:t>fixes training volume regardless of dataset size</w:t>
+      </w:r>
+      <w:r>
+        <w:rPr>
+          <w:rFonts w:ascii="휴먼명조" w:eastAsia="휴먼명조" w:hAnsi="휴먼명조" w:cs="휴먼명조"/>
+          <w:w w:val="97"/>
+        </w:rPr>
+        <w:t>. Consequently the small VQA-RAD is trained for roughly 2 epochs or more while the large PathVQA does not reach 1 epoch. The dataset-level performance gaps observed in Sections 4.2 and 4.4.6 may therefore partly reflect this difference in effective training volume; in particular, the interpretation in Section 4.4.6 of the PathVQA and VQA-RAD gap in terms of "task specialization" cannot exclude the alternative explanation of differing training budgets. Full-epoch retraining per dataset is left as follow-up w</w:t>
+      </w:r>
+      <w:r>
+        <w:rPr>
+          <w:rFonts w:ascii="휴먼명조" w:eastAsia="휴먼명조" w:hAnsi="휴먼명조" w:cs="휴먼명조"/>
+          <w:w w:val="97"/>
+        </w:rPr>
+        <w:t>ork.</w:t>
       </w:r>
     </w:p>
     <w:p>
@@ -36248,24 +36093,32 @@
       <w:r>
         <w:rPr>
           <w:rFonts w:ascii="휴먼명조" w:eastAsia="휴먼명조" w:hAnsi="휴먼명조" w:cs="휴먼명조"/>
-          <w:w w:val="97"/>
-        </w:rPr>
-        <w:t xml:space="preserve">All four items apply only to the Autoresearch condition and not to the Random or Optuna conditions. The comparison in Section 4.3.1 must therefore be interpreted narrowly as </w:t>
-      </w:r>
-      <w:r>
-        <w:rPr>
-          <w:rFonts w:ascii="휴먼명조" w:eastAsia="휴먼명조" w:hAnsi="휴먼명조" w:cs="휴먼명조"/>
           <w:b/>
           <w:w w:val="97"/>
         </w:rPr>
-        <w:t>"a comparison between an agent operated with this prompt configuration and existing algorithms"</w:t>
-      </w:r>
-      <w:r>
-        <w:rPr>
-          <w:rFonts w:ascii="휴먼명조" w:eastAsia="휴먼명조" w:hAnsi="휴먼명조" w:cs="휴먼명조"/>
-          <w:w w:val="97"/>
-        </w:rPr>
-        <w:t xml:space="preserve"> rather than as "an algorithm comparison over an identical search space."</w:t>
+        <w:t>(13) Impact of the reduced Phase 3 search budget.</w:t>
+      </w:r>
+      <w:r>
+        <w:rPr>
+          <w:rFonts w:ascii="휴먼명조" w:eastAsia="휴먼명조" w:hAnsi="휴먼명조" w:cs="휴먼명조"/>
+          <w:w w:val="97"/>
+        </w:rPr>
+        <w:t xml:space="preserve"> As described in Section 3.7, the number of search trials per strategy was reduced from the original 40 to 20. Since the number of repeats (10), the unit of run-level testing, was preserved, the validity of the statistical tests is unaffected; however, </w:t>
+      </w:r>
+      <w:r>
+        <w:rPr>
+          <w:rFonts w:ascii="휴먼명조" w:eastAsia="휴먼명조" w:hAnsi="휴먼명조" w:cs="휴먼명조"/>
+          <w:b/>
+          <w:w w:val="97"/>
+        </w:rPr>
+        <w:t>halving the number of hyperparameter combinations each strategy could explore may have led to an underestimate of attainable performance relative to the original design</w:t>
+      </w:r>
+      <w:r>
+        <w:rPr>
+          <w:rFonts w:ascii="휴먼명조" w:eastAsia="휴먼명조" w:hAnsi="휴먼명조" w:cs="휴먼명조"/>
+          <w:w w:val="97"/>
+        </w:rPr>
+        <w:t>. This impact is expected to be larger for sequential optimization strategies (Optuna, Autoresearch), and indeed a substantial number of Autoresearch runs were still improving when the budget was exhausted (Section 4.3.3).</w:t>
       </w:r>
     </w:p>
     <w:p>
@@ -36279,14 +36132,14 @@
           <w:b/>
           <w:w w:val="97"/>
         </w:rPr>
-        <w:t>This study did not merely note the limitation but verified it through a re-experiment</w:t>
-      </w:r>
-      <w:r>
-        <w:rPr>
-          <w:rFonts w:ascii="휴먼명조" w:eastAsia="휴먼명조" w:hAnsi="휴먼명조" w:cs="휴먼명조"/>
-          <w:w w:val="97"/>
-        </w:rPr>
-        <w:t xml:space="preserve"> (Section 4.3.5). In the autoresearch_v2 condition, which corrected the four items above plus the unstated prohibition on duplicates, the truncated temperature schedule descended to its planned floor of 0.30, the exploitation phase that had never fired was recorded 103 times, and unique configurations per repetition recovered from 12.5 to 18.90. </w:t>
+        <w:t>(14) Absence of verification on actual 16GB hardware.</w:t>
+      </w:r>
+      <w:r>
+        <w:rPr>
+          <w:rFonts w:ascii="휴먼명조" w:eastAsia="휴먼명조" w:hAnsi="휴먼명조" w:cs="휴먼명조"/>
+          <w:w w:val="97"/>
+        </w:rPr>
+        <w:t xml:space="preserve"> This study set out to demonstrate "domain adaptation on consumer-grade GPUs," yet all execution took place on 24GB cards (RTX 4090 for Phases 1-2, RTX 3090 for Phase 3; Section 3.2.1). Feasibility in the 16GB class was </w:t>
       </w:r>
       <w:r>
         <w:rPr>
@@ -36294,37 +36147,87 @@
           <w:b/>
           <w:w w:val="97"/>
         </w:rPr>
-        <w:t>The duplicate proposals observed in Section 4.3.4 were thus confirmed to be a product of configuration inconsistency rather than an intrinsic limitation of the agent.</w:t>
-      </w:r>
-      <w:r>
-        <w:rPr>
-          <w:rFonts w:ascii="휴먼명조" w:eastAsia="휴먼명조" w:hAnsi="휴먼명조" w:cs="휴먼명조"/>
-          <w:w w:val="97"/>
-        </w:rPr>
-        <w:t xml:space="preserve"> Since the run-level mean still fell short of Optuna even after consistency was restored (0.4292 vs 0.4490), </w:t>
-      </w:r>
-      <w:r>
-        <w:rPr>
-          <w:rFonts w:ascii="휴먼명조" w:eastAsia="휴먼명조" w:hAnsi="휴먼명조" w:cs="휴먼명조"/>
-          <w:w w:val="97"/>
-        </w:rPr>
-        <w:lastRenderedPageBreak/>
-        <w:t xml:space="preserve">however, this limitation </w:t>
-      </w:r>
+        <w:t>inferred</w:t>
+      </w:r>
+      <w:r>
+        <w:rPr>
+          <w:rFonts w:ascii="휴먼명조" w:eastAsia="휴먼명조" w:hAnsi="휴먼명조" w:cs="휴먼명조"/>
+          <w:w w:val="97"/>
+        </w:rPr>
+        <w:t xml:space="preserve"> from the fact that measured peak VRAM (at most 14,373MB during Phase 2 training) falls within the 16GB limit; it was not verified by running directly on a 16GB card. In a real 16GB environment, usable VRAM is smaller than the nominal capacity because of the OS and display output, and fragmentation behaves differently, so an out-of-memory risk cannot be excluded for Gemma4-E2B in particular, whose headroom is under 2GB. The other three models (4,015-7,943MB) have ample margin. Reproduction on actual 16GB ha</w:t>
+      </w:r>
+      <w:r>
+        <w:rPr>
+          <w:rFonts w:ascii="휴먼명조" w:eastAsia="휴먼명조" w:hAnsi="휴먼명조" w:cs="휴먼명조"/>
+          <w:w w:val="97"/>
+        </w:rPr>
+        <w:t>rdware is left as follow-up work.</w:t>
+      </w:r>
+    </w:p>
+    <w:p>
+      <w:pPr>
+        <w:spacing w:line="384" w:lineRule="auto"/>
+        <w:ind w:firstLine="220"/>
+      </w:pPr>
       <w:r>
         <w:rPr>
           <w:rFonts w:ascii="휴먼명조" w:eastAsia="휴먼명조" w:hAnsi="휴먼명조" w:cs="휴먼명조"/>
           <w:b/>
           <w:w w:val="97"/>
         </w:rPr>
-        <w:t>narrows the interpretive scope of the negative result in Section 4.3 without overturning the result itself.</w:t>
-      </w:r>
-      <w:r>
-        <w:rPr>
-          <w:rFonts w:ascii="휴먼명조" w:eastAsia="휴먼명조" w:hAnsi="휴먼명조" w:cs="휴먼명조"/>
-          <w:w w:val="97"/>
-        </w:rPr>
-        <w:t xml:space="preserve"> Because the re-experiment differs from the original in prompt and constraints, it was not folded into the four-strategy same-condition comparison table of Section 4.3.1.</w:t>
+        <w:t>(15) External service failure during the re-experiment, and re-runs.</w:t>
+      </w:r>
+      <w:r>
+        <w:rPr>
+          <w:rFonts w:ascii="휴먼명조" w:eastAsia="휴먼명조" w:hAnsi="휴먼명조" w:cs="휴먼명조"/>
+          <w:w w:val="97"/>
+        </w:rPr>
+        <w:t xml:space="preserve"> In the autoresearch_v2 execution of Section 4.3.5, </w:t>
+      </w:r>
+      <w:r>
+        <w:rPr>
+          <w:rFonts w:ascii="휴먼명조" w:eastAsia="휴먼명조" w:hAnsi="휴먼명조" w:cs="휴먼명조"/>
+          <w:b/>
+          <w:w w:val="97"/>
+        </w:rPr>
+        <w:t>8 of 200 trials failed before training began</w:t>
+      </w:r>
+      <w:r>
+        <w:rPr>
+          <w:rFonts w:ascii="휴먼명조" w:eastAsia="휴먼명조" w:hAnsi="휴먼명조" w:cs="휴먼명조"/>
+          <w:w w:val="97"/>
+        </w:rPr>
+        <w:t xml:space="preserve">. The cause lay neither in the hyperparameters nor in the training code, but in a 120-second timeout that occurred while the fine-tuning library used (Unsloth) transmitted execution-environment statistics to an external hub immediately before training. The model weights required were already in the local cache, so this call is unrelated to training. After disabling that telemetry, </w:t>
+      </w:r>
+      <w:r>
+        <w:rPr>
+          <w:rFonts w:ascii="휴먼명조" w:eastAsia="휴먼명조" w:hAnsi="휴먼명조" w:cs="휴먼명조"/>
+          <w:b/>
+          <w:w w:val="97"/>
+        </w:rPr>
+        <w:t>the 8 trials were re-run under identical conditions and all completed normally</w:t>
+      </w:r>
+      <w:r>
+        <w:rPr>
+          <w:rFonts w:ascii="휴먼명조" w:eastAsia="휴먼명조" w:hAnsi="휴먼명조" w:cs="휴먼명조"/>
+          <w:w w:val="97"/>
+        </w:rPr>
+        <w:t xml:space="preserve">; the final aggregation is based on the 200 completed trials. The re-run trials received exactly the temperature and phase schedule they would originally have been assigned (because the schedule is computed from the count of completed trials), and the duplicate check consults the full history, so these re-runs do not distort the unique-configuration metric or the search trajectory of Section 4.3.5. That </w:t>
+      </w:r>
+      <w:r>
+        <w:rPr>
+          <w:rFonts w:ascii="휴먼명조" w:eastAsia="휴먼명조" w:hAnsi="휴먼명조" w:cs="휴먼명조"/>
+          <w:b/>
+          <w:w w:val="97"/>
+        </w:rPr>
+        <w:t>dependence on an external service was a real cause of experimental failure</w:t>
+      </w:r>
+      <w:r>
+        <w:rPr>
+          <w:rFonts w:ascii="휴먼명조" w:eastAsia="휴먼명조" w:hAnsi="휴먼명조" w:cs="휴먼명조"/>
+          <w:w w:val="97"/>
+        </w:rPr>
+        <w:t>, however, is worth recording for the reproducibility of autonomous HPO pipelines.</w:t>
       </w:r>
     </w:p>
     <w:p>
@@ -36338,364 +36241,6 @@
           <w:b/>
           <w:w w:val="97"/>
         </w:rPr>
-        <w:t>(9) Absence of multiple-comparison correction.</w:t>
-      </w:r>
-      <w:r>
-        <w:rPr>
-          <w:rFonts w:ascii="휴먼명조" w:eastAsia="휴먼명조" w:hAnsi="휴먼명조" w:cs="휴먼명조"/>
-          <w:w w:val="97"/>
-        </w:rPr>
-        <w:t xml:space="preserve"> This study performed more than 20 statistical tests across Phase 1 (Cochran's Q + McNemar), Phase 2 (paired t-test, Wilcoxon, bootstrap, and mixed-effects in parallel), and Phase 3 (Kruskal-Wallis + Mann-Whitney). </w:t>
-      </w:r>
-      <w:r>
-        <w:rPr>
-          <w:rFonts w:ascii="휴먼명조" w:eastAsia="휴먼명조" w:hAnsi="휴먼명조" w:cs="휴먼명조"/>
-          <w:b/>
-          <w:w w:val="97"/>
-        </w:rPr>
-        <w:t>Bonferroni correction was applied only to the McNemar post-hoc tests in Phase 1; no integrated multiple-comparison correction spanning the whole pipeline was applied.</w:t>
-      </w:r>
-      <w:r>
-        <w:rPr>
-          <w:rFonts w:ascii="휴먼명조" w:eastAsia="휴먼명조" w:hAnsi="휴먼명조" w:cs="휴먼명조"/>
-          <w:w w:val="97"/>
-        </w:rPr>
-        <w:t xml:space="preserve"> Applying a significance level of 0.05 independently to each test accumulates family-wise error rate and increases the risk of chance significance (Type I error), so individual p-values must be interpreted with this in mind. The principal conclusions of this study are, however, supported not by single p-values but by triple verification (Phase 2) or non-overlapping confidence intervals (Phase 3, Section 4.3.1), so the possibility that the absence of correction reverses a conclusion is limited. Pipeline-leve</w:t>
-      </w:r>
-      <w:r>
-        <w:rPr>
-          <w:rFonts w:ascii="휴먼명조" w:eastAsia="휴먼명조" w:hAnsi="휴먼명조" w:cs="휴먼명조"/>
-          <w:w w:val="97"/>
-        </w:rPr>
-        <w:t>l FDR correction is left as future analytical work.</w:t>
-      </w:r>
-    </w:p>
-    <w:p>
-      <w:pPr>
-        <w:spacing w:line="384" w:lineRule="auto"/>
-        <w:ind w:firstLine="220"/>
-      </w:pPr>
-      <w:r>
-        <w:rPr>
-          <w:rFonts w:ascii="휴먼명조" w:eastAsia="휴먼명조" w:hAnsi="휴먼명조" w:cs="휴먼명조"/>
-          <w:b/>
-          <w:w w:val="97"/>
-        </w:rPr>
-        <w:t>(10) The nature of the cross-dataset results.</w:t>
-      </w:r>
-      <w:r>
-        <w:rPr>
-          <w:rFonts w:ascii="휴먼명조" w:eastAsia="휴먼명조" w:hAnsi="휴먼명조" w:cs="휴먼명조"/>
-          <w:w w:val="97"/>
-        </w:rPr>
-        <w:t xml:space="preserve"> The cross-dataset performance change in Section 4.2.5(B) is not catastrophic forgetting in the strict sense (the phenomenon of losing an ability possessed before fine-tuning). Because PathVQA (pathology tissue) and SLAKE/VQA-RAD (radiology) differ in image domain itself, this metric is closer to </w:t>
-      </w:r>
-      <w:r>
-        <w:rPr>
-          <w:rFonts w:ascii="휴먼명조" w:eastAsia="휴먼명조" w:hAnsi="휴먼명조" w:cs="휴먼명조"/>
-          <w:b/>
-          <w:w w:val="97"/>
-        </w:rPr>
-        <w:t xml:space="preserve">a domain </w:t>
-      </w:r>
-      <w:r>
-        <w:rPr>
-          <w:rFonts w:ascii="휴먼명조" w:eastAsia="휴먼명조" w:hAnsi="휴먼명조" w:cs="휴먼명조"/>
-          <w:b/>
-          <w:w w:val="97"/>
-        </w:rPr>
-        <w:lastRenderedPageBreak/>
-        <w:t>generalization gap predictable from domain specialization</w:t>
-      </w:r>
-      <w:r>
-        <w:rPr>
-          <w:rFonts w:ascii="휴먼명조" w:eastAsia="휴먼명조" w:hAnsi="휴먼명조" w:cs="휴먼명조"/>
-          <w:w w:val="97"/>
-        </w:rPr>
-        <w:t>. The thesis states this explicitly in Section 4.2.5, and strict determination of catastrophic forgetting is confined to interpretation of the (A) VQAv2 metric.</w:t>
-      </w:r>
-    </w:p>
-    <w:p>
-      <w:pPr>
-        <w:spacing w:line="384" w:lineRule="auto"/>
-        <w:ind w:firstLine="220"/>
-      </w:pPr>
-      <w:r>
-        <w:rPr>
-          <w:rFonts w:ascii="휴먼명조" w:eastAsia="휴먼명조" w:hAnsi="휴먼명조" w:cs="휴먼명조"/>
-          <w:b/>
-          <w:w w:val="97"/>
-        </w:rPr>
-        <w:t>(11) Architectural heterogeneity of Gemma4-E2B.</w:t>
-      </w:r>
-      <w:r>
-        <w:rPr>
-          <w:rFonts w:ascii="휴먼명조" w:eastAsia="휴먼명조" w:hAnsi="휴먼명조" w:cs="휴먼명조"/>
-          <w:w w:val="97"/>
-        </w:rPr>
-        <w:t xml:space="preserve"> Of the four models evaluated, </w:t>
-      </w:r>
-      <w:r>
-        <w:rPr>
-          <w:rFonts w:ascii="휴먼명조" w:eastAsia="휴먼명조" w:hAnsi="휴먼명조" w:cs="휴먼명조"/>
-          <w:b/>
-          <w:w w:val="97"/>
-        </w:rPr>
-        <w:t>only Gemma4-E2B has a Mixture-of-Experts (MoE) structure</w:t>
-      </w:r>
-      <w:r>
-        <w:rPr>
-          <w:rFonts w:ascii="휴먼명조" w:eastAsia="휴먼명조" w:hAnsi="휴먼명조" w:cs="휴먼명조"/>
-          <w:w w:val="97"/>
-        </w:rPr>
-        <w:t xml:space="preserve">, activating 2.3B at inference while its stored parameters reach 5.1B (Section 3.3). The other three are dense structures whose active and total parameters coincide. Since this study's "lightweight VLM" selection criterion took </w:t>
-      </w:r>
-      <w:r>
-        <w:rPr>
-          <w:rFonts w:ascii="휴먼명조" w:eastAsia="휴먼명조" w:hAnsi="휴먼명조" w:cs="휴먼명조"/>
-          <w:b/>
-          <w:w w:val="97"/>
-        </w:rPr>
-        <w:t>active parameters</w:t>
-      </w:r>
-      <w:r>
-        <w:rPr>
-          <w:rFonts w:ascii="휴먼명조" w:eastAsia="휴먼명조" w:hAnsi="휴먼명조" w:cs="휴먼명조"/>
-          <w:w w:val="97"/>
-        </w:rPr>
-        <w:t xml:space="preserve"> as its basis, in line with the research aim of consumer-GPU feasibility, the selection itself is consistent; but the discussion of the "non-monotonic relationship between scale and performance" in Section 4.4.2 </w:t>
-      </w:r>
-      <w:r>
-        <w:rPr>
-          <w:rFonts w:ascii="휴먼명조" w:eastAsia="휴먼명조" w:hAnsi="휴먼명조" w:cs="휴먼명조"/>
-          <w:b/>
-          <w:w w:val="97"/>
-        </w:rPr>
-        <w:t>must not be extended into a scale comparison on a stored-parameter basis</w:t>
-      </w:r>
-      <w:r>
-        <w:rPr>
-          <w:rFonts w:ascii="휴먼명조" w:eastAsia="휴먼명조" w:hAnsi="휴먼명조" w:cs="휴먼명조"/>
-          <w:w w:val="97"/>
-        </w:rPr>
-        <w:t xml:space="preserve"> — by stored parameters Gemma4-E2B is the largest model, so its last-place performance may equally be read as "the largest stored scale ranked last." The conclusion of Section 4.4.2 (non-monotonicity with respect to active parameters and VRAM) holds, but the axis of interpretation must be stated.</w:t>
-      </w:r>
-    </w:p>
-    <w:p>
-      <w:pPr>
-        <w:spacing w:line="384" w:lineRule="auto"/>
-        <w:ind w:firstLine="220"/>
-      </w:pPr>
-      <w:r>
-        <w:rPr>
-          <w:rFonts w:ascii="휴먼명조" w:eastAsia="휴먼명조" w:hAnsi="휴먼명조" w:cs="휴먼명조"/>
-          <w:b/>
-          <w:w w:val="97"/>
-        </w:rPr>
-        <w:t>(12) Structural constraint of the training-budget ceiling (max_steps cap).</w:t>
-      </w:r>
-      <w:r>
-        <w:rPr>
-          <w:rFonts w:ascii="휴먼명조" w:eastAsia="휴먼명조" w:hAnsi="휴먼명조" w:cs="휴먼명조"/>
-          <w:w w:val="97"/>
-        </w:rPr>
-        <w:t xml:space="preserve"> Phase 2 applied a ceiling of max_steps=500 because of GPU time constraints (Section 3.6), which </w:t>
-      </w:r>
-      <w:r>
-        <w:rPr>
-          <w:rFonts w:ascii="휴먼명조" w:eastAsia="휴먼명조" w:hAnsi="휴먼명조" w:cs="휴먼명조"/>
-          <w:b/>
-          <w:w w:val="97"/>
-        </w:rPr>
-        <w:t>fixes training volume regardless of dataset size</w:t>
-      </w:r>
-      <w:r>
-        <w:rPr>
-          <w:rFonts w:ascii="휴먼명조" w:eastAsia="휴먼명조" w:hAnsi="휴먼명조" w:cs="휴먼명조"/>
-          <w:w w:val="97"/>
-        </w:rPr>
-        <w:t xml:space="preserve">. Consequently the small VQA-RAD is trained for roughly 2 epochs or more while the large PathVQA does not reach 1 epoch. The dataset-level performance gaps observed in Sections 4.2 and 4.4.6 may therefore partly reflect this difference in effective training volume; in </w:t>
-      </w:r>
-      <w:r>
-        <w:rPr>
-          <w:rFonts w:ascii="휴먼명조" w:eastAsia="휴먼명조" w:hAnsi="휴먼명조" w:cs="휴먼명조"/>
-          <w:w w:val="97"/>
-        </w:rPr>
-        <w:lastRenderedPageBreak/>
-        <w:t>particular, the interpretation in Section 4.4.6 of the PathVQA and VQA-RAD gap in terms of "task specialization" cannot exclude the alternative explanation of differing training budgets. Full-epoch retraining per dataset is left as follow-up w</w:t>
-      </w:r>
-      <w:r>
-        <w:rPr>
-          <w:rFonts w:ascii="휴먼명조" w:eastAsia="휴먼명조" w:hAnsi="휴먼명조" w:cs="휴먼명조"/>
-          <w:w w:val="97"/>
-        </w:rPr>
-        <w:t>ork.</w:t>
-      </w:r>
-    </w:p>
-    <w:p>
-      <w:pPr>
-        <w:spacing w:line="384" w:lineRule="auto"/>
-        <w:ind w:firstLine="220"/>
-      </w:pPr>
-      <w:r>
-        <w:rPr>
-          <w:rFonts w:ascii="휴먼명조" w:eastAsia="휴먼명조" w:hAnsi="휴먼명조" w:cs="휴먼명조"/>
-          <w:b/>
-          <w:w w:val="97"/>
-        </w:rPr>
-        <w:t>(13) Impact of the reduced Phase 3 search budget.</w:t>
-      </w:r>
-      <w:r>
-        <w:rPr>
-          <w:rFonts w:ascii="휴먼명조" w:eastAsia="휴먼명조" w:hAnsi="휴먼명조" w:cs="휴먼명조"/>
-          <w:w w:val="97"/>
-        </w:rPr>
-        <w:t xml:space="preserve"> As described in Section 3.7, the number of search trials per strategy was reduced from the original 40 to 20. Since the number of repeats (10), the unit of run-level testing, was preserved, the validity of the statistical tests is unaffected; however, </w:t>
-      </w:r>
-      <w:r>
-        <w:rPr>
-          <w:rFonts w:ascii="휴먼명조" w:eastAsia="휴먼명조" w:hAnsi="휴먼명조" w:cs="휴먼명조"/>
-          <w:b/>
-          <w:w w:val="97"/>
-        </w:rPr>
-        <w:t>halving the number of hyperparameter combinations each strategy could explore may have led to an underestimate of attainable performance relative to the original design</w:t>
-      </w:r>
-      <w:r>
-        <w:rPr>
-          <w:rFonts w:ascii="휴먼명조" w:eastAsia="휴먼명조" w:hAnsi="휴먼명조" w:cs="휴먼명조"/>
-          <w:w w:val="97"/>
-        </w:rPr>
-        <w:t>. This impact is expected to be larger for sequential optimization strategies (Optuna, Autoresearch), and indeed a substantial number of Autoresearch runs were still improving when the budget was exhausted (Section 4.3.3).</w:t>
-      </w:r>
-    </w:p>
-    <w:p>
-      <w:pPr>
-        <w:spacing w:line="384" w:lineRule="auto"/>
-        <w:ind w:firstLine="220"/>
-      </w:pPr>
-      <w:r>
-        <w:rPr>
-          <w:rFonts w:ascii="휴먼명조" w:eastAsia="휴먼명조" w:hAnsi="휴먼명조" w:cs="휴먼명조"/>
-          <w:b/>
-          <w:w w:val="97"/>
-        </w:rPr>
-        <w:t>(14) Absence of verification on actual 16GB hardware.</w:t>
-      </w:r>
-      <w:r>
-        <w:rPr>
-          <w:rFonts w:ascii="휴먼명조" w:eastAsia="휴먼명조" w:hAnsi="휴먼명조" w:cs="휴먼명조"/>
-          <w:w w:val="97"/>
-        </w:rPr>
-        <w:t xml:space="preserve"> This study set out to demonstrate "domain adaptation on consumer-grade GPUs," yet all execution took place on 24GB cards (RTX 4090 for Phases 1-2, RTX 3090 for Phase 3; Section 3.2.1). Feasibility in the 16GB class was </w:t>
-      </w:r>
-      <w:r>
-        <w:rPr>
-          <w:rFonts w:ascii="휴먼명조" w:eastAsia="휴먼명조" w:hAnsi="휴먼명조" w:cs="휴먼명조"/>
-          <w:b/>
-          <w:w w:val="97"/>
-        </w:rPr>
-        <w:t>inferred</w:t>
-      </w:r>
-      <w:r>
-        <w:rPr>
-          <w:rFonts w:ascii="휴먼명조" w:eastAsia="휴먼명조" w:hAnsi="휴먼명조" w:cs="휴먼명조"/>
-          <w:w w:val="97"/>
-        </w:rPr>
-        <w:t xml:space="preserve"> from the fact that measured peak VRAM (at most 14,373MB during Phase 2 training) falls within the 16GB limit; it was not verified by running directly on a 16GB card. In a real 16GB environment, usable VRAM is smaller than the nominal capacity because of the OS and display output, and fragmentation behaves differently, so an out-of-memory risk cannot be excluded for Gemma4-E2B in particular, whose headroom is under 2GB. The other three models (4,015-7,943MB) have ample margin. </w:t>
-      </w:r>
-      <w:r>
-        <w:rPr>
-          <w:rFonts w:ascii="휴먼명조" w:eastAsia="휴먼명조" w:hAnsi="휴먼명조" w:cs="휴먼명조"/>
-          <w:w w:val="97"/>
-        </w:rPr>
-        <w:lastRenderedPageBreak/>
-        <w:t>Reproduction on actual 16GB ha</w:t>
-      </w:r>
-      <w:r>
-        <w:rPr>
-          <w:rFonts w:ascii="휴먼명조" w:eastAsia="휴먼명조" w:hAnsi="휴먼명조" w:cs="휴먼명조"/>
-          <w:w w:val="97"/>
-        </w:rPr>
-        <w:t>rdware is left as follow-up work.</w:t>
-      </w:r>
-    </w:p>
-    <w:p>
-      <w:pPr>
-        <w:spacing w:line="384" w:lineRule="auto"/>
-        <w:ind w:firstLine="220"/>
-      </w:pPr>
-      <w:r>
-        <w:rPr>
-          <w:rFonts w:ascii="휴먼명조" w:eastAsia="휴먼명조" w:hAnsi="휴먼명조" w:cs="휴먼명조"/>
-          <w:b/>
-          <w:w w:val="97"/>
-        </w:rPr>
-        <w:t>(15) External service failure during the re-experiment, and re-runs.</w:t>
-      </w:r>
-      <w:r>
-        <w:rPr>
-          <w:rFonts w:ascii="휴먼명조" w:eastAsia="휴먼명조" w:hAnsi="휴먼명조" w:cs="휴먼명조"/>
-          <w:w w:val="97"/>
-        </w:rPr>
-        <w:t xml:space="preserve"> In the autoresearch_v2 execution of Section 4.3.5, </w:t>
-      </w:r>
-      <w:r>
-        <w:rPr>
-          <w:rFonts w:ascii="휴먼명조" w:eastAsia="휴먼명조" w:hAnsi="휴먼명조" w:cs="휴먼명조"/>
-          <w:b/>
-          <w:w w:val="97"/>
-        </w:rPr>
-        <w:t>8 of 200 trials failed before training began</w:t>
-      </w:r>
-      <w:r>
-        <w:rPr>
-          <w:rFonts w:ascii="휴먼명조" w:eastAsia="휴먼명조" w:hAnsi="휴먼명조" w:cs="휴먼명조"/>
-          <w:w w:val="97"/>
-        </w:rPr>
-        <w:t xml:space="preserve">. The cause lay neither in the hyperparameters nor in the training code, but in a 120-second timeout that occurred while the fine-tuning library used (Unsloth) transmitted execution-environment statistics to an external hub immediately before training. The model weights required were already in the local cache, so this call is unrelated to training. After disabling that telemetry, </w:t>
-      </w:r>
-      <w:r>
-        <w:rPr>
-          <w:rFonts w:ascii="휴먼명조" w:eastAsia="휴먼명조" w:hAnsi="휴먼명조" w:cs="휴먼명조"/>
-          <w:b/>
-          <w:w w:val="97"/>
-        </w:rPr>
-        <w:t>the 8 trials were re-run under identical conditions and all completed normally</w:t>
-      </w:r>
-      <w:r>
-        <w:rPr>
-          <w:rFonts w:ascii="휴먼명조" w:eastAsia="휴먼명조" w:hAnsi="휴먼명조" w:cs="휴먼명조"/>
-          <w:w w:val="97"/>
-        </w:rPr>
-        <w:t xml:space="preserve">; the final aggregation is based on the 200 completed trials. The re-run trials received exactly the temperature and phase schedule they would originally have been assigned (because the schedule is computed from the count of completed trials), and the duplicate check consults the full history, so these re-runs do not distort the unique-configuration metric or the search trajectory of Section 4.3.5. That </w:t>
-      </w:r>
-      <w:r>
-        <w:rPr>
-          <w:rFonts w:ascii="휴먼명조" w:eastAsia="휴먼명조" w:hAnsi="휴먼명조" w:cs="휴먼명조"/>
-          <w:b/>
-          <w:w w:val="97"/>
-        </w:rPr>
-        <w:t>dependence on an external service was a real cause of experimental failure</w:t>
-      </w:r>
-      <w:r>
-        <w:rPr>
-          <w:rFonts w:ascii="휴먼명조" w:eastAsia="휴먼명조" w:hAnsi="휴먼명조" w:cs="휴먼명조"/>
-          <w:w w:val="97"/>
-        </w:rPr>
-        <w:t>, however, is worth recording for the reproducibility of autonomous HPO pipelines.</w:t>
-      </w:r>
-    </w:p>
-    <w:p>
-      <w:pPr>
-        <w:spacing w:line="384" w:lineRule="auto"/>
-        <w:ind w:firstLine="220"/>
-      </w:pPr>
-      <w:r>
-        <w:rPr>
-          <w:rFonts w:ascii="휴먼명조" w:eastAsia="휴먼명조" w:hAnsi="휴먼명조" w:cs="휴먼명조"/>
-          <w:b/>
-          <w:w w:val="97"/>
-        </w:rPr>
         <w:t>(16) Restricted language scope.</w:t>
       </w:r>
       <w:r>
@@ -36703,15 +36248,7 @@
           <w:rFonts w:ascii="휴먼명조" w:eastAsia="휴먼명조" w:hAnsi="휴먼명조" w:cs="휴먼명조"/>
           <w:w w:val="97"/>
         </w:rPr>
-        <w:t xml:space="preserve"> SLAKE is a bilingual English-Chinese dataset, but this study used the English-only public release (mdwiratathya/SLAKE-vqa-english; Section 3.4). The conclusions therefore hold for English medical VQA, and generalization to multilingual settings including Chinese lies outside the scope of this verification. Because the extent of multilingual pretraining differs across models, whether the cross-model ranking observed in Section 4.1 is preserved in </w:t>
-      </w:r>
-      <w:r>
-        <w:rPr>
-          <w:rFonts w:ascii="휴먼명조" w:eastAsia="휴먼명조" w:hAnsi="휴먼명조" w:cs="휴먼명조"/>
-          <w:w w:val="97"/>
-        </w:rPr>
-        <w:lastRenderedPageBreak/>
-        <w:t>other languages requires separate verification.</w:t>
+        <w:t xml:space="preserve"> SLAKE is a bilingual English-Chinese dataset, but this study used the English-only public release (mdwiratathya/SLAKE-vqa-english; Section 3.4). The conclusions therefore hold for English medical VQA, and generalization to multilingual settings including Chinese lies outside the scope of this verification. Because the extent of multilingual pretraining differs across models, whether the cross-model ranking observed in Section 4.1 is preserved in other languages requires separate verification.</w:t>
       </w:r>
     </w:p>
     <w:p>
@@ -36720,7 +36257,7 @@
         <w:jc w:val="left"/>
         <w:outlineLvl w:val="1"/>
       </w:pPr>
-      <w:bookmarkStart w:id="93" w:name="_Toc239075939"/>
+      <w:bookmarkStart w:id="93" w:name="_Toc240824397"/>
       <w:r>
         <w:rPr>
           <w:rFonts w:ascii="휴먼명조" w:eastAsia="휴먼명조" w:hAnsi="휴먼명조" w:cs="휴먼명조"/>
@@ -36831,15 +36368,7 @@
           <w:rFonts w:ascii="휴먼명조" w:eastAsia="휴먼명조" w:hAnsi="휴먼명조" w:cs="휴먼명조"/>
           <w:w w:val="97"/>
         </w:rPr>
-        <w:t xml:space="preserve"> (which couples with the first item above). Designing a search policy that reliably converts secured diversity into high-performance attainment — thereby reducing the between-repetition variance observed in Section 4.3.5, where only 2 of 10 repetitions </w:t>
-      </w:r>
-      <w:r>
-        <w:rPr>
-          <w:rFonts w:ascii="휴먼명조" w:eastAsia="휴먼명조" w:hAnsi="휴먼명조" w:cs="휴먼명조"/>
-          <w:w w:val="97"/>
-        </w:rPr>
-        <w:lastRenderedPageBreak/>
-        <w:t>reached the upper band — also remains follow-up work. Introducing a decision criterion that distinguishes stochastic variation across re-runs from genuine improvement (see the noise scale in Section 4.4.7) warrants examination as well.</w:t>
+        <w:t xml:space="preserve"> (which couples with the first item above). Designing a search policy that reliably converts secured diversity into high-performance attainment — thereby reducing the between-repetition variance observed in Section 4.3.5, where only 2 of 10 repetitions reached the upper band — also remains follow-up work. Introducing a decision criterion that distinguishes stochastic variation across re-runs from genuine improvement (see the noise scale in Section 4.4.7) warrants examination as well.</w:t>
       </w:r>
     </w:p>
     <w:p>
@@ -36939,15 +36468,7 @@
           <w:rFonts w:ascii="휴먼명조" w:eastAsia="휴먼명조" w:hAnsi="휴먼명조" w:cs="휴먼명조"/>
           <w:w w:val="97"/>
         </w:rPr>
-        <w:t xml:space="preserve"> was identified as a prerequisite task. The type-level decomposition in Section 4.4.4 showed that 84.6% of the accuracy gain occurred in yes_no and description, the two lowest-weighted types, while at the same time revealing that diagnosis — the highest-weighted type — appears in only 3 of the 500 evaluation items, leaving its performance </w:t>
-      </w:r>
-      <w:r>
-        <w:rPr>
-          <w:rFonts w:ascii="휴먼명조" w:eastAsia="휴먼명조" w:hAnsi="휴먼명조" w:cs="휴먼명조"/>
-          <w:w w:val="97"/>
-        </w:rPr>
-        <w:lastRenderedPageBreak/>
-        <w:t>undeterminable. For an evaluation to reflect clinical value, the protocol must deliberately oversample the important types rather than adopt the dataset's natural distribu</w:t>
+        <w:t xml:space="preserve"> was identified as a prerequisite task. The type-level decomposition in Section 4.4.4 showed that 84.6% of the accuracy gain occurred in yes_no and description, the two lowest-weighted types, while at the same time revealing that diagnosis — the highest-weighted type — appears in only 3 of the 500 evaluation items, leaving its performance undeterminable. For an evaluation to reflect clinical value, the protocol must deliberately oversample the important types rather than adopt the dataset's natural distribu</w:t>
       </w:r>
       <w:r>
         <w:rPr>
@@ -37011,7 +36532,7 @@
         <w:jc w:val="center"/>
         <w:outlineLvl w:val="0"/>
       </w:pPr>
-      <w:bookmarkStart w:id="94" w:name="_Toc239075940"/>
+      <w:bookmarkStart w:id="94" w:name="_Toc240824398"/>
       <w:r>
         <w:rPr>
           <w:rFonts w:ascii="휴먼명조" w:eastAsia="휴먼명조" w:hAnsi="휴먼명조" w:cs="휴먼명조"/>
@@ -37174,7 +36695,6 @@
           <w:rFonts w:ascii="휴먼명조" w:eastAsia="휴먼명조" w:hAnsi="휴먼명조" w:cs="휴먼명조"/>
           <w:w w:val="97"/>
         </w:rPr>
-        <w:lastRenderedPageBreak/>
         <w:t xml:space="preserve">[7] B. Liu, L.-M. Zhan, L. Xu, L. Ma, Y. Yang, and X.-M. Wu, "SLAKE: A semantically-labeled knowledge-enhanced dataset for medical visual question answering," in </w:t>
       </w:r>
       <w:r>
@@ -37356,7 +36876,6 @@
           <w:rFonts w:ascii="휴먼명조" w:eastAsia="휴먼명조" w:hAnsi="휴먼명조" w:cs="휴먼명조"/>
           <w:w w:val="97"/>
         </w:rPr>
-        <w:lastRenderedPageBreak/>
         <w:t xml:space="preserve">[14] L. Li, K. Jamieson, G. DeSalvo, A. Rostamizadeh, and A. Talwalkar, "Hyperband: A novel bandit-based approach to hyperparameter optimization," </w:t>
       </w:r>
       <w:r>
@@ -37510,15 +37029,7 @@
           <w:rFonts w:ascii="휴먼명조" w:eastAsia="휴먼명조" w:hAnsi="휴먼명조" w:cs="휴먼명조"/>
           <w:w w:val="97"/>
         </w:rPr>
-        <w:t xml:space="preserve">, vol. 200, art. no. 111397, </w:t>
-      </w:r>
-      <w:r>
-        <w:rPr>
-          <w:rFonts w:ascii="휴먼명조" w:eastAsia="휴먼명조" w:hAnsi="휴먼명조" w:cs="휴먼명조"/>
-          <w:w w:val="97"/>
-        </w:rPr>
-        <w:lastRenderedPageBreak/>
-        <w:t>2026, doi: 10.1016/j.compbiomed.2025.111397.</w:t>
+        <w:t>, vol. 200, art. no. 111397, 2026, doi: 10.1016/j.compbiomed.2025.111397.</w:t>
       </w:r>
     </w:p>
     <w:p>
@@ -37618,7 +37129,7 @@
         <w:jc w:val="center"/>
         <w:outlineLvl w:val="0"/>
       </w:pPr>
-      <w:bookmarkStart w:id="95" w:name="_Toc239075941"/>
+      <w:bookmarkStart w:id="95" w:name="_Toc240824399"/>
       <w:r>
         <w:rPr>
           <w:rFonts w:ascii="휴먼명조" w:eastAsia="휴먼명조" w:hAnsi="휴먼명조" w:cs="휴먼명조"/>
@@ -37641,7 +37152,7 @@
         <w:jc w:val="left"/>
         <w:outlineLvl w:val="1"/>
       </w:pPr>
-      <w:bookmarkStart w:id="96" w:name="_Toc239075942"/>
+      <w:bookmarkStart w:id="96" w:name="_Toc240824400"/>
       <w:r>
         <w:rPr>
           <w:rFonts w:ascii="휴먼명조" w:eastAsia="휴먼명조" w:hAnsi="휴먼명조" w:cs="휴먼명조"/>
@@ -37895,7 +37406,6 @@
           <w:w w:val="97"/>
           <w:sz w:val="18"/>
         </w:rPr>
-        <w:lastRenderedPageBreak/>
         <w:t>| learning_rate    | [1e-5, 5e-4]                | continuous (log-scale)   |</w:t>
       </w:r>
     </w:p>
@@ -38288,7 +37798,6 @@
           <w:w w:val="97"/>
           <w:sz w:val="18"/>
         </w:rPr>
-        <w:lastRenderedPageBreak/>
         <w:t>Respond with ONLY a valid JSON object. No explanation, no markdown fences,</w:t>
       </w:r>
     </w:p>
@@ -38411,7 +37920,7 @@
         <w:jc w:val="left"/>
         <w:outlineLvl w:val="1"/>
       </w:pPr>
-      <w:bookmarkStart w:id="97" w:name="_Toc239075943"/>
+      <w:bookmarkStart w:id="97" w:name="_Toc240824401"/>
       <w:r>
         <w:rPr>
           <w:rFonts w:ascii="휴먼명조" w:eastAsia="휴먼명조" w:hAnsi="휴먼명조" w:cs="휴먼명조"/>
@@ -38462,16 +37971,7 @@
           <w:b/>
           <w:w w:val="97"/>
         </w:rPr>
-        <w:t xml:space="preserve">(1) Typical response — configuration only, no rationale (73.5% of the </w:t>
-      </w:r>
-      <w:r>
-        <w:rPr>
-          <w:rFonts w:ascii="휴먼명조" w:eastAsia="휴먼명조" w:hAnsi="휴먼명조" w:cs="휴먼명조"/>
-          <w:b/>
-          <w:w w:val="97"/>
-        </w:rPr>
-        <w:lastRenderedPageBreak/>
-        <w:t>total)</w:t>
+        <w:t>(1) Typical response — configuration only, no rationale (73.5% of the total)</w:t>
       </w:r>
     </w:p>
     <w:p>
@@ -38603,7 +38103,7 @@
         <w:jc w:val="left"/>
         <w:outlineLvl w:val="1"/>
       </w:pPr>
-      <w:bookmarkStart w:id="98" w:name="_Toc239075944"/>
+      <w:bookmarkStart w:id="98" w:name="_Toc240824402"/>
       <w:r>
         <w:rPr>
           <w:rFonts w:ascii="휴먼명조" w:eastAsia="휴먼명조" w:hAnsi="휴먼명조" w:cs="휴먼명조"/>
@@ -38625,15 +38125,7 @@
           <w:rFonts w:ascii="휴먼명조" w:eastAsia="휴먼명조" w:hAnsi="휴먼명조" w:cs="휴먼명조"/>
           <w:w w:val="97"/>
         </w:rPr>
-        <w:t xml:space="preserve">This appendix documents the procedure and results of re-scoring this study's open-ended responses on the same basis as LLaVA-Med, for the </w:t>
-      </w:r>
-      <w:r>
-        <w:rPr>
-          <w:rFonts w:ascii="휴먼명조" w:eastAsia="휴먼명조" w:hAnsi="휴먼명조" w:cs="휴먼명조"/>
-          <w:w w:val="97"/>
-        </w:rPr>
-        <w:lastRenderedPageBreak/>
-        <w:t>open-ended comparison in Section 4.4.6.</w:t>
+        <w:t>This appendix documents the procedure and results of re-scoring this study's open-ended responses on the same basis as LLaVA-Med, for the open-ended comparison in Section 4.4.6.</w:t>
       </w:r>
     </w:p>
     <w:p>
@@ -38750,13 +38242,12 @@
           <w:rFonts w:hint="eastAsia"/>
         </w:rPr>
       </w:pPr>
-      <w:bookmarkStart w:id="99" w:name="_Toc239075972"/>
+      <w:bookmarkStart w:id="99" w:name="_Toc240824430"/>
       <w:r>
         <w:rPr>
           <w:rFonts w:eastAsia="휴먼명조" w:cs="휴먼명조"/>
           <w:w w:val="97"/>
         </w:rPr>
-        <w:lastRenderedPageBreak/>
         <w:t>Table C.1. Open-ended re-scoring on LLaVA-Med's basis (Qwen3-VL-2B, Phase 2 main, 3 seeds)</w:t>
       </w:r>
       <w:bookmarkEnd w:id="99"/>
@@ -38772,14 +38263,18 @@
           <w:insideH w:val="single" w:sz="4" w:space="0" w:color="000000"/>
           <w:insideV w:val="single" w:sz="4" w:space="0" w:color="000000"/>
         </w:tblBorders>
+        <w:tblCellMar>
+          <w:left w:w="28" w:type="dxa"/>
+          <w:right w:w="28" w:type="dxa"/>
+        </w:tblCellMar>
         <w:tblLook w:val="04A0" w:firstRow="1" w:lastRow="0" w:firstColumn="1" w:lastColumn="0" w:noHBand="0" w:noVBand="1"/>
       </w:tblPr>
       <w:tblGrid>
-        <w:gridCol w:w="1238"/>
+        <w:gridCol w:w="1239"/>
         <w:gridCol w:w="1238"/>
         <w:gridCol w:w="1238"/>
         <w:gridCol w:w="1237"/>
-        <w:gridCol w:w="1239"/>
+        <w:gridCol w:w="1238"/>
         <w:gridCol w:w="1238"/>
       </w:tblGrid>
       <w:tr>
@@ -39711,7 +39206,6 @@
           <w:w w:val="97"/>
           <w:sz w:val="18"/>
         </w:rPr>
-        <w:lastRenderedPageBreak/>
         <w:t>python3 scripts/rescore_open_llavamed.py</w:t>
       </w:r>
     </w:p>
@@ -39740,7 +39234,7 @@
         <w:jc w:val="center"/>
         <w:outlineLvl w:val="0"/>
       </w:pPr>
-      <w:bookmarkStart w:id="100" w:name="_Toc239075945"/>
+      <w:bookmarkStart w:id="100" w:name="_Toc240824403"/>
       <w:r>
         <w:rPr>
           <w:rFonts w:ascii="휴먼명조" w:eastAsia="휴먼명조" w:hAnsi="휴먼명조" w:cs="휴먼명조"/>
@@ -39763,7 +39257,7 @@
         <w:jc w:val="left"/>
         <w:outlineLvl w:val="1"/>
       </w:pPr>
-      <w:bookmarkStart w:id="101" w:name="_Toc239075946"/>
+      <w:bookmarkStart w:id="101" w:name="_Toc240824404"/>
       <w:r>
         <w:rPr>
           <w:rFonts w:ascii="휴먼명조" w:eastAsia="휴먼명조" w:hAnsi="휴먼명조" w:cs="휴먼명조"/>
@@ -41298,15 +40792,7 @@
           <w:rFonts w:ascii="휴먼명조" w:eastAsia="휴먼명조" w:hAnsi="휴먼명조" w:cs="휴먼명조"/>
           <w:w w:val="97"/>
         </w:rPr>
-        <w:t>합산</w:t>
-      </w:r>
-      <w:r>
-        <w:rPr>
-          <w:rFonts w:ascii="휴먼명조" w:eastAsia="휴먼명조" w:hAnsi="휴먼명조" w:cs="휴먼명조"/>
-          <w:w w:val="97"/>
-        </w:rPr>
-        <w:lastRenderedPageBreak/>
-        <w:t>한</w:t>
+        <w:t>합산한</w:t>
       </w:r>
       <w:r>
         <w:rPr>
@@ -46306,79 +45792,79 @@
       </w:rPr>
     </w:lvl>
   </w:abstractNum>
-  <w:num w:numId="1" w16cid:durableId="666636593">
+  <w:num w:numId="1" w16cid:durableId="67072838">
     <w:abstractNumId w:val="7"/>
   </w:num>
-  <w:num w:numId="2" w16cid:durableId="1965575676">
+  <w:num w:numId="2" w16cid:durableId="184057504">
     <w:abstractNumId w:val="13"/>
   </w:num>
-  <w:num w:numId="3" w16cid:durableId="1952390957">
+  <w:num w:numId="3" w16cid:durableId="1756055571">
     <w:abstractNumId w:val="24"/>
   </w:num>
-  <w:num w:numId="4" w16cid:durableId="589698969">
+  <w:num w:numId="4" w16cid:durableId="2111507141">
     <w:abstractNumId w:val="15"/>
   </w:num>
-  <w:num w:numId="5" w16cid:durableId="2139564448">
+  <w:num w:numId="5" w16cid:durableId="1502085450">
     <w:abstractNumId w:val="11"/>
   </w:num>
-  <w:num w:numId="6" w16cid:durableId="529727547">
+  <w:num w:numId="6" w16cid:durableId="498931917">
     <w:abstractNumId w:val="16"/>
   </w:num>
-  <w:num w:numId="7" w16cid:durableId="1582107937">
+  <w:num w:numId="7" w16cid:durableId="1822192323">
     <w:abstractNumId w:val="12"/>
   </w:num>
-  <w:num w:numId="8" w16cid:durableId="1872720830">
+  <w:num w:numId="8" w16cid:durableId="994576726">
     <w:abstractNumId w:val="4"/>
   </w:num>
-  <w:num w:numId="9" w16cid:durableId="639847362">
+  <w:num w:numId="9" w16cid:durableId="669332109">
     <w:abstractNumId w:val="2"/>
   </w:num>
-  <w:num w:numId="10" w16cid:durableId="1460536296">
+  <w:num w:numId="10" w16cid:durableId="1449814952">
     <w:abstractNumId w:val="19"/>
   </w:num>
-  <w:num w:numId="11" w16cid:durableId="1619138836">
+  <w:num w:numId="11" w16cid:durableId="150024786">
     <w:abstractNumId w:val="0"/>
   </w:num>
-  <w:num w:numId="12" w16cid:durableId="1798140473">
+  <w:num w:numId="12" w16cid:durableId="2085226455">
     <w:abstractNumId w:val="1"/>
   </w:num>
-  <w:num w:numId="13" w16cid:durableId="2006665620">
+  <w:num w:numId="13" w16cid:durableId="1091853778">
     <w:abstractNumId w:val="5"/>
   </w:num>
-  <w:num w:numId="14" w16cid:durableId="249168024">
+  <w:num w:numId="14" w16cid:durableId="1882742026">
     <w:abstractNumId w:val="6"/>
   </w:num>
-  <w:num w:numId="15" w16cid:durableId="1080522687">
+  <w:num w:numId="15" w16cid:durableId="1069425895">
     <w:abstractNumId w:val="14"/>
   </w:num>
-  <w:num w:numId="16" w16cid:durableId="1338844628">
+  <w:num w:numId="16" w16cid:durableId="227501516">
     <w:abstractNumId w:val="20"/>
   </w:num>
-  <w:num w:numId="17" w16cid:durableId="1656910456">
+  <w:num w:numId="17" w16cid:durableId="637075792">
     <w:abstractNumId w:val="3"/>
   </w:num>
-  <w:num w:numId="18" w16cid:durableId="1130316914">
+  <w:num w:numId="18" w16cid:durableId="844442306">
     <w:abstractNumId w:val="18"/>
   </w:num>
-  <w:num w:numId="19" w16cid:durableId="2001304643">
+  <w:num w:numId="19" w16cid:durableId="1305696003">
     <w:abstractNumId w:val="22"/>
   </w:num>
-  <w:num w:numId="20" w16cid:durableId="1683043333">
+  <w:num w:numId="20" w16cid:durableId="1672173512">
     <w:abstractNumId w:val="9"/>
   </w:num>
-  <w:num w:numId="21" w16cid:durableId="1935437773">
+  <w:num w:numId="21" w16cid:durableId="854684803">
     <w:abstractNumId w:val="17"/>
   </w:num>
-  <w:num w:numId="22" w16cid:durableId="2090805113">
+  <w:num w:numId="22" w16cid:durableId="346559418">
     <w:abstractNumId w:val="23"/>
   </w:num>
-  <w:num w:numId="23" w16cid:durableId="914508144">
+  <w:num w:numId="23" w16cid:durableId="1137408195">
     <w:abstractNumId w:val="10"/>
   </w:num>
-  <w:num w:numId="24" w16cid:durableId="551230560">
+  <w:num w:numId="24" w16cid:durableId="581719640">
     <w:abstractNumId w:val="21"/>
   </w:num>
-  <w:num w:numId="25" w16cid:durableId="1600795360">
+  <w:num w:numId="25" w16cid:durableId="2002923206">
     <w:abstractNumId w:val="8"/>
   </w:num>
 </w:numbering>
@@ -48549,7 +48035,7 @@
     <w:autoRedefine/>
     <w:uiPriority w:val="39"/>
     <w:unhideWhenUsed/>
-    <w:rsid w:val="00E56B49"/>
+    <w:rsid w:val="00F9032F"/>
   </w:style>
   <w:style w:type="paragraph" w:styleId="20">
     <w:name w:val="toc 2"/>
@@ -48558,7 +48044,7 @@
     <w:autoRedefine/>
     <w:uiPriority w:val="39"/>
     <w:unhideWhenUsed/>
-    <w:rsid w:val="00E56B49"/>
+    <w:rsid w:val="00F9032F"/>
     <w:pPr>
       <w:ind w:leftChars="200" w:left="425"/>
     </w:pPr>
@@ -48570,7 +48056,7 @@
     <w:autoRedefine/>
     <w:uiPriority w:val="39"/>
     <w:unhideWhenUsed/>
-    <w:rsid w:val="00E56B49"/>
+    <w:rsid w:val="00F9032F"/>
     <w:pPr>
       <w:ind w:leftChars="400" w:left="850"/>
     </w:pPr>
@@ -48580,7 +48066,7 @@
     <w:basedOn w:val="a0"/>
     <w:uiPriority w:val="99"/>
     <w:unhideWhenUsed/>
-    <w:rsid w:val="00E56B49"/>
+    <w:rsid w:val="00F9032F"/>
     <w:rPr>
       <w:color w:val="0563C1" w:themeColor="hyperlink"/>
       <w:u w:val="single"/>
